--- a/IBPS/networking-1.docx
+++ b/IBPS/networking-1.docx
@@ -18,8 +18,13 @@
         <w:br/>
       </w:r>
       <w:r>
-        <w:t>a) url</w:t>
-      </w:r>
+        <w:t xml:space="preserve">a) </w:t>
+      </w:r>
+      <w:proofErr w:type="spellStart"/>
+      <w:r>
+        <w:t>url</w:t>
+      </w:r>
+      <w:proofErr w:type="spellEnd"/>
       <w:r>
         <w:br/>
         <w:t>b) hyperlink</w:t>
@@ -110,7 +115,15 @@
       </w:r>
       <w:r>
         <w:br/>
-        <w:t>d) all of the mentioned</w:t>
+        <w:t xml:space="preserve">d) </w:t>
+      </w:r>
+      <w:proofErr w:type="gramStart"/>
+      <w:r>
+        <w:t>all of</w:t>
+      </w:r>
+      <w:proofErr w:type="gramEnd"/>
+      <w:r>
+        <w:t xml:space="preserve"> the mentioned</w:t>
       </w:r>
     </w:p>
     <w:p>
@@ -155,11 +168,24 @@
     </w:p>
     <w:p>
       <w:r>
-        <w:t>Answer: a</w:t>
-      </w:r>
-      <w:r>
-        <w:br/>
-        <w:t>Explanation: CGI is an interface through servers can run execute console-based executable files on a web server that generates dynamic web pages. A CGI script executes only when a request is made. The script then generates HTML.</w:t>
+        <w:t xml:space="preserve">Answer: </w:t>
+      </w:r>
+      <w:proofErr w:type="spellStart"/>
+      <w:r>
+        <w:t>a</w:t>
+      </w:r>
+      <w:proofErr w:type="spellEnd"/>
+      <w:r>
+        <w:br/>
+        <w:t xml:space="preserve">Explanation: CGI is an interface through servers can run execute console-based executable files on a web server that generates dynamic web pages. A CGI script </w:t>
+      </w:r>
+      <w:proofErr w:type="gramStart"/>
+      <w:r>
+        <w:t>executes</w:t>
+      </w:r>
+      <w:proofErr w:type="gramEnd"/>
+      <w:r>
+        <w:t xml:space="preserve"> only when a request is made. The script then generates HTML.</w:t>
       </w:r>
     </w:p>
     <w:p>
@@ -238,11 +264,32 @@
     </w:p>
     <w:p>
       <w:r>
-        <w:t>Answer: a</w:t>
-      </w:r>
-      <w:r>
-        <w:br/>
-        <w:t>Explanation: A web cookie is a small piece of data sent from a website and stored in user’s web browser while a user is browsing the website and is used to remember stateful information about the user’s operations on the website. This can help the website provide a better browsing experience to the user.</w:t>
+        <w:t xml:space="preserve">Answer: </w:t>
+      </w:r>
+      <w:proofErr w:type="spellStart"/>
+      <w:r>
+        <w:t>a</w:t>
+      </w:r>
+      <w:proofErr w:type="spellEnd"/>
+      <w:r>
+        <w:br/>
+        <w:t xml:space="preserve">Explanation: A web cookie is a small piece of data sent from a website and stored in user’s web browser while a user is browsing the website and is used to remember stateful information about the user’s operations on the website. This can help the website provide </w:t>
+      </w:r>
+      <w:proofErr w:type="gramStart"/>
+      <w:r>
+        <w:t>a better</w:t>
+      </w:r>
+      <w:proofErr w:type="gramEnd"/>
+      <w:r>
+        <w:t xml:space="preserve"> browsing experience </w:t>
+      </w:r>
+      <w:proofErr w:type="gramStart"/>
+      <w:r>
+        <w:t>to</w:t>
+      </w:r>
+      <w:proofErr w:type="gramEnd"/>
+      <w:r>
+        <w:t xml:space="preserve"> the user.</w:t>
       </w:r>
     </w:p>
     <w:p>
@@ -318,8 +365,13 @@
     </w:p>
     <w:p>
       <w:r>
-        <w:t>Answer: a</w:t>
-      </w:r>
+        <w:t xml:space="preserve">Answer: </w:t>
+      </w:r>
+      <w:proofErr w:type="spellStart"/>
+      <w:r>
+        <w:t>a</w:t>
+      </w:r>
+      <w:proofErr w:type="spellEnd"/>
       <w:r>
         <w:br/>
         <w:t>Explanation: VBScript is a general-purpose, lightweight and active scripting language which can be used on Microsoft Visual Basic. It was first released in 1996.</w:t>
@@ -358,11 +410,24 @@
     </w:p>
     <w:p>
       <w:r>
-        <w:t>Answer: a</w:t>
-      </w:r>
-      <w:r>
-        <w:br/>
-        <w:t>Explanation: DOM is a hierarchical model i.e. a tree used to represent an HTML or XML document. Every node of the tree an object that represents a part of the document.</w:t>
+        <w:t xml:space="preserve">Answer: </w:t>
+      </w:r>
+      <w:proofErr w:type="spellStart"/>
+      <w:r>
+        <w:t>a</w:t>
+      </w:r>
+      <w:proofErr w:type="spellEnd"/>
+      <w:r>
+        <w:br/>
+        <w:t xml:space="preserve">Explanation: DOM is a hierarchical model i.e. a tree used to represent an HTML or XML document. Every node of the tree </w:t>
+      </w:r>
+      <w:proofErr w:type="gramStart"/>
+      <w:r>
+        <w:t>an</w:t>
+      </w:r>
+      <w:proofErr w:type="gramEnd"/>
+      <w:r>
+        <w:t xml:space="preserve"> object that represents a part of the document.</w:t>
       </w:r>
     </w:p>
     <w:p>
@@ -376,7 +441,15 @@
       </w:r>
       <w:r>
         <w:br/>
-        <w:t>a) asynchronous javascript and xml</w:t>
+        <w:t xml:space="preserve">a) asynchronous </w:t>
+      </w:r>
+      <w:proofErr w:type="spellStart"/>
+      <w:r>
+        <w:t>javascript</w:t>
+      </w:r>
+      <w:proofErr w:type="spellEnd"/>
+      <w:r>
+        <w:t xml:space="preserve"> and xml</w:t>
       </w:r>
       <w:r>
         <w:br/>
@@ -388,13 +461,26 @@
       </w:r>
       <w:r>
         <w:br/>
-        <w:t>d) advanced javascript and xml</w:t>
-      </w:r>
-    </w:p>
-    <w:p>
-      <w:r>
-        <w:t>Answer: a</w:t>
-      </w:r>
+        <w:t xml:space="preserve">d) advanced </w:t>
+      </w:r>
+      <w:proofErr w:type="spellStart"/>
+      <w:r>
+        <w:t>javascript</w:t>
+      </w:r>
+      <w:proofErr w:type="spellEnd"/>
+      <w:r>
+        <w:t xml:space="preserve"> and xml</w:t>
+      </w:r>
+    </w:p>
+    <w:p>
+      <w:r>
+        <w:t xml:space="preserve">Answer: </w:t>
+      </w:r>
+      <w:proofErr w:type="spellStart"/>
+      <w:r>
+        <w:t>a</w:t>
+      </w:r>
+      <w:proofErr w:type="spellEnd"/>
       <w:r>
         <w:br/>
         <w:t>Explanation: AJAX is a group of technologies that works on the client-side to create asynchronous web applications. It is used to modify only a part of a webpage and not the whole webpage whenever some event occurs.</w:t>
@@ -440,11 +526,24 @@
     </w:p>
     <w:p>
       <w:r>
-        <w:t>Answer: a</w:t>
-      </w:r>
-      <w:r>
-        <w:br/>
-        <w:t>Explanation: The Internet Protocol is the networking protocol which establishes the internet by relaying datagrams across network boundaries. ICMP is a supporting protocol for IP which handles the Error Reporting functionality.</w:t>
+        <w:t xml:space="preserve">Answer: </w:t>
+      </w:r>
+      <w:proofErr w:type="spellStart"/>
+      <w:r>
+        <w:t>a</w:t>
+      </w:r>
+      <w:proofErr w:type="spellEnd"/>
+      <w:r>
+        <w:br/>
+        <w:t xml:space="preserve">Explanation: The Internet Protocol is the networking protocol which establishes the internet by relaying datagrams across network boundaries. ICMP is a supporting protocol for IP which handles </w:t>
+      </w:r>
+      <w:proofErr w:type="gramStart"/>
+      <w:r>
+        <w:t>the Error</w:t>
+      </w:r>
+      <w:proofErr w:type="gramEnd"/>
+      <w:r>
+        <w:t xml:space="preserve"> Reporting functionality.</w:t>
       </w:r>
     </w:p>
     <w:p>
@@ -657,7 +756,15 @@
       </w:r>
       <w:r>
         <w:br/>
-        <w:t>c) TTl value</w:t>
+        <w:t xml:space="preserve">c) </w:t>
+      </w:r>
+      <w:proofErr w:type="spellStart"/>
+      <w:r>
+        <w:t>TTl</w:t>
+      </w:r>
+      <w:proofErr w:type="spellEnd"/>
+      <w:r>
+        <w:t xml:space="preserve"> value</w:t>
       </w:r>
       <w:r>
         <w:br/>
@@ -666,8 +773,13 @@
     </w:p>
     <w:p>
       <w:r>
-        <w:t>Answer: a</w:t>
-      </w:r>
+        <w:t xml:space="preserve">Answer: </w:t>
+      </w:r>
+      <w:proofErr w:type="spellStart"/>
+      <w:r>
+        <w:t>a</w:t>
+      </w:r>
+      <w:proofErr w:type="spellEnd"/>
       <w:r>
         <w:br/>
         <w:t>Explanation: The Flag field in the IP header is used to control and identify the fragments. It contains three bits: reserved, don’t fragment and more fragments. If the more fragments bit is 0, it means that the fragment is the last fragment.</w:t>
@@ -755,7 +867,15 @@
       </w:r>
       <w:r>
         <w:br/>
-        <w:t>d) all of the mentioned</w:t>
+        <w:t xml:space="preserve">d) </w:t>
+      </w:r>
+      <w:proofErr w:type="gramStart"/>
+      <w:r>
+        <w:t>all of</w:t>
+      </w:r>
+      <w:proofErr w:type="gramEnd"/>
+      <w:r>
+        <w:t xml:space="preserve"> the mentioned</w:t>
       </w:r>
     </w:p>
     <w:p>
@@ -802,17 +922,32 @@
       </w:r>
       <w:r>
         <w:br/>
-        <w:t>c) ttl</w:t>
-      </w:r>
-      <w:r>
-        <w:br/>
-        <w:t>d) identifer</w:t>
-      </w:r>
-    </w:p>
-    <w:p>
-      <w:r>
-        <w:t>Answer: a</w:t>
-      </w:r>
+        <w:t xml:space="preserve">c) </w:t>
+      </w:r>
+      <w:proofErr w:type="spellStart"/>
+      <w:r>
+        <w:t>ttl</w:t>
+      </w:r>
+      <w:proofErr w:type="spellEnd"/>
+      <w:r>
+        <w:br/>
+        <w:t xml:space="preserve">d) </w:t>
+      </w:r>
+      <w:proofErr w:type="spellStart"/>
+      <w:r>
+        <w:t>identifer</w:t>
+      </w:r>
+      <w:proofErr w:type="spellEnd"/>
+    </w:p>
+    <w:p>
+      <w:r>
+        <w:t xml:space="preserve">Answer: </w:t>
+      </w:r>
+      <w:proofErr w:type="spellStart"/>
+      <w:r>
+        <w:t>a</w:t>
+      </w:r>
+      <w:proofErr w:type="spellEnd"/>
       <w:r>
         <w:br/>
         <w:t>Explanation: The Fragment Offset field specifies where the fragment fits in the original datagram. The offset of the first fragment will always be 0. The size of the field (13 bits) is 3-bits shorter than the size of the total length field (16 bits).</w:t>
@@ -831,7 +966,23 @@
           <w:b/>
           <w:bCs/>
         </w:rPr>
-        <w:t>. In classless addressing, there are no classes but addresses are still granted in ______</w:t>
+        <w:t xml:space="preserve">. In classless addressing, there are no </w:t>
+      </w:r>
+      <w:proofErr w:type="gramStart"/>
+      <w:r>
+        <w:rPr>
+          <w:b/>
+          <w:bCs/>
+        </w:rPr>
+        <w:t>classes</w:t>
+      </w:r>
+      <w:proofErr w:type="gramEnd"/>
+      <w:r>
+        <w:rPr>
+          <w:b/>
+          <w:bCs/>
+        </w:rPr>
+        <w:t xml:space="preserve"> but addresses are still granted in ______</w:t>
       </w:r>
       <w:r>
         <w:rPr>
@@ -862,13 +1013,35 @@
       </w:r>
       <w:r>
         <w:br/>
-        <w:t>Explanation: In classless addressing, there are no classes but addresses are still granted in blocks. The total number of addresses in a block of classless IP addresses = 2</w:t>
+        <w:t xml:space="preserve">Explanation: In classless addressing, there are no </w:t>
+      </w:r>
+      <w:proofErr w:type="gramStart"/>
+      <w:r>
+        <w:t>classes</w:t>
+      </w:r>
+      <w:proofErr w:type="gramEnd"/>
+      <w:r>
+        <w:t xml:space="preserve"> but addresses are still granted in blocks. The total number of addresses in a block of classless IP addresses = 2</w:t>
       </w:r>
       <w:r>
         <w:rPr>
           <w:vertAlign w:val="superscript"/>
         </w:rPr>
-        <w:t>(32 – CIDR_value)</w:t>
+        <w:t xml:space="preserve">(32 – </w:t>
+      </w:r>
+      <w:proofErr w:type="spellStart"/>
+      <w:r>
+        <w:rPr>
+          <w:vertAlign w:val="superscript"/>
+        </w:rPr>
+        <w:t>CIDR_value</w:t>
+      </w:r>
+      <w:proofErr w:type="spellEnd"/>
+      <w:r>
+        <w:rPr>
+          <w:vertAlign w:val="superscript"/>
+        </w:rPr>
+        <w:t>)</w:t>
       </w:r>
       <w:r>
         <w:t>.</w:t>
@@ -914,11 +1087,24 @@
     </w:p>
     <w:p>
       <w:r>
-        <w:t>Answer: a</w:t>
-      </w:r>
-      <w:r>
-        <w:br/>
-        <w:t>Explanation: Classful addressing is replaced with classless addressing as a large ratio of the available addresses in a class in calssful addressing is wasted. In classless addressing, one can reserve the number of IP addresses required by modifying the CIDR value and make sure that not many addresses are wasted.</w:t>
+        <w:t xml:space="preserve">Answer: </w:t>
+      </w:r>
+      <w:proofErr w:type="spellStart"/>
+      <w:r>
+        <w:t>a</w:t>
+      </w:r>
+      <w:proofErr w:type="spellEnd"/>
+      <w:r>
+        <w:br/>
+        <w:t xml:space="preserve">Explanation: Classful addressing is replaced with classless addressing as a large ratio of the available addresses in a class in </w:t>
+      </w:r>
+      <w:proofErr w:type="spellStart"/>
+      <w:r>
+        <w:t>calssful</w:t>
+      </w:r>
+      <w:proofErr w:type="spellEnd"/>
+      <w:r>
+        <w:t xml:space="preserve"> addressing is wasted. In classless addressing, one can reserve the number of IP addresses required by modifying the CIDR value and make sure that not many addresses are wasted.</w:t>
       </w:r>
     </w:p>
     <w:p>
@@ -965,7 +1151,15 @@
       </w:r>
       <w:r>
         <w:br/>
-        <w:t>Explanation: First address in a block is used as network address that represents the organization. The network address can be found by AND’ing any address in the block by the default mask. The last address in a block represents the broadcast address.</w:t>
+        <w:t xml:space="preserve">Explanation: First address in a block is used as network address that represents the organization. The network address can be found by </w:t>
+      </w:r>
+      <w:proofErr w:type="spellStart"/>
+      <w:r>
+        <w:t>AND’ing</w:t>
+      </w:r>
+      <w:proofErr w:type="spellEnd"/>
+      <w:r>
+        <w:t xml:space="preserve"> any address in the block by the default mask. The last address in a block represents the broadcast address.</w:t>
       </w:r>
     </w:p>
     <w:p>
@@ -982,7 +1176,23 @@
           <w:b/>
           <w:bCs/>
         </w:rPr>
-        <w:t>7. In classful addressing, a large part of available addresses are ________</w:t>
+        <w:t xml:space="preserve">7. In classful addressing, a large part of available addresses </w:t>
+      </w:r>
+      <w:proofErr w:type="gramStart"/>
+      <w:r>
+        <w:rPr>
+          <w:b/>
+          <w:bCs/>
+        </w:rPr>
+        <w:t>are</w:t>
+      </w:r>
+      <w:proofErr w:type="gramEnd"/>
+      <w:r>
+        <w:rPr>
+          <w:b/>
+          <w:bCs/>
+        </w:rPr>
+        <w:t xml:space="preserve"> ________</w:t>
       </w:r>
       <w:r>
         <w:br/>
@@ -1007,7 +1217,31 @@
       </w:r>
       <w:r>
         <w:br/>
-        <w:t>Explanation: In classful addressing, a large part of available addresses are wasted. Thus to solve this classful addressing is replaced with classless addressing where one can reserve the number of IP addresses required by modifying the CIDR value and make sure that not many addresses are wasted.</w:t>
+        <w:t xml:space="preserve">Explanation: In classful addressing, a large part of available addresses </w:t>
+      </w:r>
+      <w:proofErr w:type="gramStart"/>
+      <w:r>
+        <w:t>are</w:t>
+      </w:r>
+      <w:proofErr w:type="gramEnd"/>
+      <w:r>
+        <w:t xml:space="preserve"> wasted. </w:t>
+      </w:r>
+      <w:proofErr w:type="gramStart"/>
+      <w:r>
+        <w:t>Thus</w:t>
+      </w:r>
+      <w:proofErr w:type="gramEnd"/>
+      <w:r>
+        <w:t xml:space="preserve"> to solve this classful addressing is replaced with classless addressing where one can reserve the number of IP addresses required by modifying the CIDR value and </w:t>
+      </w:r>
+      <w:proofErr w:type="gramStart"/>
+      <w:r>
+        <w:t>make</w:t>
+      </w:r>
+      <w:proofErr w:type="gramEnd"/>
+      <w:r>
+        <w:t xml:space="preserve"> sure that not many addresses are wasted.</w:t>
       </w:r>
     </w:p>
     <w:p>
@@ -1054,7 +1288,15 @@
       </w:r>
       <w:r>
         <w:br/>
-        <w:t>Explanation: Network addresses are a very important concept of IP addressing. The first address in a block is used as network address that represents the organization. The network address can be found by AND’ing any address in the block or class by the default mask.</w:t>
+        <w:t xml:space="preserve">Explanation: Network addresses are a very important concept of IP addressing. The first address in a block is used as network address that represents the organization. The network address can be found by </w:t>
+      </w:r>
+      <w:proofErr w:type="spellStart"/>
+      <w:r>
+        <w:t>AND’ing</w:t>
+      </w:r>
+      <w:proofErr w:type="spellEnd"/>
+      <w:r>
+        <w:t xml:space="preserve"> any address in the block or class by the default mask.</w:t>
       </w:r>
     </w:p>
     <w:p>
@@ -1070,7 +1312,23 @@
           <w:b/>
           <w:bCs/>
         </w:rPr>
-        <w:t>9. Which of this is not a class of IP address?</w:t>
+        <w:t xml:space="preserve">9. Which of </w:t>
+      </w:r>
+      <w:proofErr w:type="gramStart"/>
+      <w:r>
+        <w:rPr>
+          <w:b/>
+          <w:bCs/>
+        </w:rPr>
+        <w:t>this</w:t>
+      </w:r>
+      <w:proofErr w:type="gramEnd"/>
+      <w:r>
+        <w:rPr>
+          <w:b/>
+          <w:bCs/>
+        </w:rPr>
+        <w:t xml:space="preserve"> is not a class of IP address?</w:t>
       </w:r>
       <w:r>
         <w:rPr>
@@ -1101,7 +1359,31 @@
       </w:r>
       <w:r>
         <w:br/>
-        <w:t>Explanation: Class F is not a class of IP addressing. There are only five classes of IP addresses: Class A (0.0.0.0 to 127.255.255.255), Class B (128.0.0.0 to 191.255.255.255), Class C (192.0.0.0 to 223.255.255.255), Class D (224.0.0.0 to 239.255.255.255), and Class E (240.0.0.0 to 255.255.255.255).</w:t>
+        <w:t xml:space="preserve">Explanation: Class F is not a class of IP addressing. There are only five classes of IP addresses: Class A (0.0.0.0 to 127.255.255.255), Class B (128.0.0.0 to </w:t>
+      </w:r>
+      <w:proofErr w:type="gramStart"/>
+      <w:r>
+        <w:t>191.255.255.255</w:t>
+      </w:r>
+      <w:proofErr w:type="gramEnd"/>
+      <w:r>
+        <w:t>), Class C (192.0.</w:t>
+      </w:r>
+      <w:proofErr w:type="gramStart"/>
+      <w:r>
+        <w:t>0.0</w:t>
+      </w:r>
+      <w:proofErr w:type="gramEnd"/>
+      <w:r>
+        <w:t xml:space="preserve"> to </w:t>
+      </w:r>
+      <w:proofErr w:type="gramStart"/>
+      <w:r>
+        <w:t>223.255.255.255</w:t>
+      </w:r>
+      <w:proofErr w:type="gramEnd"/>
+      <w:r>
+        <w:t>), Class D (224.0.0.0 to 239.255.255.255), and Class E (240.0.0.0 to 255.255.255.255).</w:t>
       </w:r>
     </w:p>
     <w:p>
@@ -1148,7 +1430,15 @@
       </w:r>
       <w:r>
         <w:br/>
-        <w:t>Explanation: An IPv6 address is 128 bits long. Therefore, 2128 i.e. 340 undecillion addresses are possible in IPv6. IPv4 has only 4 billion possible addresses and IPv6 would be a brilliant alternative in case IPv4 runs out of possible new addresses.</w:t>
+        <w:t xml:space="preserve">Explanation: An IPv6 address is 128 bits long. Therefore, 2128 i.e. 340 undecillion addresses are possible in IPv6. IPv4 has only 4 billion possible addresses and IPv6 would be a brilliant alternative </w:t>
+      </w:r>
+      <w:proofErr w:type="gramStart"/>
+      <w:r>
+        <w:t>in case</w:t>
+      </w:r>
+      <w:proofErr w:type="gramEnd"/>
+      <w:r>
+        <w:t xml:space="preserve"> IPv4 runs out of possible new addresses.</w:t>
       </w:r>
     </w:p>
     <w:p>
@@ -1198,7 +1488,15 @@
       </w:r>
       <w:r>
         <w:br/>
-        <w:t>Explanation: IPv6 datagram has fixed header length of 40bytes, which results in faster processing of the datagram. There is one fixed header and optional headers which may or may not exist. The fixed header contains the mandatory essential information about the packet while the optional headers contain the optional “not that necessary” information.</w:t>
+        <w:t xml:space="preserve">Explanation: IPv6 datagram has fixed header length of 40bytes, which results in faster processing of the datagram. There is one fixed header and optional </w:t>
+      </w:r>
+      <w:proofErr w:type="gramStart"/>
+      <w:r>
+        <w:t>headers</w:t>
+      </w:r>
+      <w:proofErr w:type="gramEnd"/>
+      <w:r>
+        <w:t xml:space="preserve"> which may or may not exist. The fixed header contains the mandatory essential information about the packet while the optional headers contain the optional “not that necessary” information.</w:t>
       </w:r>
     </w:p>
     <w:p>
@@ -1214,7 +1512,23 @@
           <w:b/>
           <w:bCs/>
         </w:rPr>
-        <w:t>3. In the IPv6 header, the traffic class field is similar to which field in the IPv4 header?</w:t>
+        <w:t xml:space="preserve">3. In the IPv6 header, the traffic class field is </w:t>
+      </w:r>
+      <w:proofErr w:type="gramStart"/>
+      <w:r>
+        <w:rPr>
+          <w:b/>
+          <w:bCs/>
+        </w:rPr>
+        <w:t>similar to</w:t>
+      </w:r>
+      <w:proofErr w:type="gramEnd"/>
+      <w:r>
+        <w:rPr>
+          <w:b/>
+          <w:bCs/>
+        </w:rPr>
+        <w:t xml:space="preserve"> which field in the IPv4 header?</w:t>
       </w:r>
       <w:r>
         <w:rPr>
@@ -1232,7 +1546,15 @@
       </w:r>
       <w:r>
         <w:br/>
-        <w:t>c) ToS field</w:t>
+        <w:t xml:space="preserve">c) </w:t>
+      </w:r>
+      <w:proofErr w:type="spellStart"/>
+      <w:r>
+        <w:t>ToS</w:t>
+      </w:r>
+      <w:proofErr w:type="spellEnd"/>
+      <w:r>
+        <w:t xml:space="preserve"> field</w:t>
       </w:r>
       <w:r>
         <w:br/>
@@ -1245,7 +1567,15 @@
       </w:r>
       <w:r>
         <w:br/>
-        <w:t>Explanation: The traffic class field is used to specify the priority of the IP packet which is a similar functionality to the Type of Service field in the IPv4 header. It’s an 8-bit field and its values are not defined in the RFC 2460.</w:t>
+        <w:t xml:space="preserve">Explanation: The traffic class field is used to specify the priority of the IP packet which is a similar functionality to the Type of Service field in the IPv4 header. It’s an 8-bit field and its values are not defined in </w:t>
+      </w:r>
+      <w:proofErr w:type="gramStart"/>
+      <w:r>
+        <w:t>the RFC</w:t>
+      </w:r>
+      <w:proofErr w:type="gramEnd"/>
+      <w:r>
+        <w:t xml:space="preserve"> 2460.</w:t>
       </w:r>
     </w:p>
     <w:p>
@@ -1288,8 +1618,13 @@
     </w:p>
     <w:p>
       <w:r>
-        <w:t>Answer: a</w:t>
-      </w:r>
+        <w:t xml:space="preserve">Answer: </w:t>
+      </w:r>
+      <w:proofErr w:type="spellStart"/>
+      <w:r>
+        <w:t>a</w:t>
+      </w:r>
+      <w:proofErr w:type="spellEnd"/>
       <w:r>
         <w:br/>
         <w:t>Explanation: There is no concept of broadcast address in IPv6. Instead, there is an anycast address in IPv6 which allows sending messages to a group of devices but not all devices in a network. Anycast address is not standardized in IPv4.</w:t>
@@ -1383,8 +1718,13 @@
     <w:p>
       <w:r>
         <w:lastRenderedPageBreak/>
-        <w:t>Answer: a</w:t>
-      </w:r>
+        <w:t xml:space="preserve">Answer: </w:t>
+      </w:r>
+      <w:proofErr w:type="spellStart"/>
+      <w:r>
+        <w:t>a</w:t>
+      </w:r>
+      <w:proofErr w:type="spellEnd"/>
       <w:r>
         <w:br/>
         <w:t>Explanation: The Hop limit value is decremented by one by a router when the datagram is forwarded by the router. When the value becomes zero the datagram is discarded. The field is 8-bits wide, so an IPv6 packet can live up to 255 router hops only.</w:t>
@@ -1428,7 +1768,23 @@
       </w:r>
       <w:r>
         <w:br/>
-        <w:t>Explanation: Dual-stack is one of the approaches used to support IPv6 in already existing systems. ISPs are using it as a method to transfer from IPv4 to IPv6 completely eventually due to the lower number of possible available addresses in IPv4.</w:t>
+        <w:t xml:space="preserve">Explanation: </w:t>
+      </w:r>
+      <w:proofErr w:type="gramStart"/>
+      <w:r>
+        <w:t>Dual-stack</w:t>
+      </w:r>
+      <w:proofErr w:type="gramEnd"/>
+      <w:r>
+        <w:t xml:space="preserve"> is one of the approaches used to support IPv6 in already existing systems. ISPs are using it as a method to transfer from IPv4 to IPv6 </w:t>
+      </w:r>
+      <w:proofErr w:type="gramStart"/>
+      <w:r>
+        <w:t>completely eventually</w:t>
+      </w:r>
+      <w:proofErr w:type="gramEnd"/>
+      <w:r>
+        <w:t xml:space="preserve"> due to the lower number of possible available addresses in IPv4.</w:t>
       </w:r>
     </w:p>
     <w:p>
@@ -1475,7 +1831,15 @@
       </w:r>
       <w:r>
         <w:br/>
-        <w:t>Explanation: The IPv4 routers can form a tunnel in which at the sender’s side, the IPv6 datagram is encapsulated in to IPv4, and at the receiver’s side of the tunnel, the IPv4 packet is stripped and the IPv6 packet is sent to the receiver.</w:t>
+        <w:t xml:space="preserve">Explanation: The IPv4 routers can form a tunnel in which at the sender’s side, the IPv6 datagram is encapsulated </w:t>
+      </w:r>
+      <w:proofErr w:type="gramStart"/>
+      <w:r>
+        <w:t>in to</w:t>
+      </w:r>
+      <w:proofErr w:type="gramEnd"/>
+      <w:r>
+        <w:t xml:space="preserve"> IPv4, and at the receiver’s side of the tunnel, the IPv4 packet is stripped and the IPv6 packet is sent to the receiver.</w:t>
       </w:r>
     </w:p>
     <w:p>
@@ -1518,8 +1882,13 @@
     </w:p>
     <w:p>
       <w:r>
-        <w:t>Answer: a</w:t>
-      </w:r>
+        <w:t xml:space="preserve">Answer: </w:t>
+      </w:r>
+      <w:proofErr w:type="spellStart"/>
+      <w:r>
+        <w:t>a</w:t>
+      </w:r>
+      <w:proofErr w:type="spellEnd"/>
       <w:r>
         <w:br/>
         <w:t>Explanation: Teredo is a technique through which gives the possibility for full IPv6 network connectivity to IPv6 capable hosts which are currently on an IPv4 network. Bits 96 to 127 in the datagram represents obfuscated 1Pv4 address of the IPv4 network.</w:t>
@@ -1563,11 +1932,27 @@
       </w:r>
       <w:r>
         <w:br/>
-        <w:t xml:space="preserve">Explanation: Dual-stack is one of the approaches used to support IPv6 in already existing systems. ISPs </w:t>
+        <w:t xml:space="preserve">Explanation: </w:t>
+      </w:r>
+      <w:proofErr w:type="gramStart"/>
+      <w:r>
+        <w:t>Dual-stack</w:t>
+      </w:r>
+      <w:proofErr w:type="gramEnd"/>
+      <w:r>
+        <w:t xml:space="preserve"> is one of the approaches used to support IPv6 in already existing systems. ISPs </w:t>
       </w:r>
       <w:r>
         <w:lastRenderedPageBreak/>
-        <w:t>are using it as a method to transfer from IPv4 to IPv6 completely eventually due to the lower number of possible available addresses in IPv4.</w:t>
+        <w:t xml:space="preserve">are using it as a method to transfer from IPv4 to IPv6 </w:t>
+      </w:r>
+      <w:proofErr w:type="gramStart"/>
+      <w:r>
+        <w:t>completely eventually</w:t>
+      </w:r>
+      <w:proofErr w:type="gramEnd"/>
+      <w:r>
+        <w:t xml:space="preserve"> due to the lower number of possible available addresses in IPv4.</w:t>
       </w:r>
     </w:p>
     <w:p>
@@ -1614,7 +1999,15 @@
       </w:r>
       <w:r>
         <w:br/>
-        <w:t>Explanation: The IPv4 routers can form a tunnel in which at the sender’s side, the IPv6 datagram is encapsulated in to IPv4, and at the receiver’s side of the tunnel, the IPv4 packet is stripped and the IPv6 packet is sent to the receiver.</w:t>
+        <w:t xml:space="preserve">Explanation: The IPv4 routers can form a tunnel in which at the sender’s side, the IPv6 datagram is encapsulated </w:t>
+      </w:r>
+      <w:proofErr w:type="gramStart"/>
+      <w:r>
+        <w:t>in to</w:t>
+      </w:r>
+      <w:proofErr w:type="gramEnd"/>
+      <w:r>
+        <w:t xml:space="preserve"> IPv4, and at the receiver’s side of the tunnel, the IPv4 packet is stripped and the IPv6 packet is sent to the receiver.</w:t>
       </w:r>
     </w:p>
     <w:p>
@@ -1657,8 +2050,13 @@
     </w:p>
     <w:p>
       <w:r>
-        <w:t>Answer: a</w:t>
-      </w:r>
+        <w:t xml:space="preserve">Answer: </w:t>
+      </w:r>
+      <w:proofErr w:type="spellStart"/>
+      <w:r>
+        <w:t>a</w:t>
+      </w:r>
+      <w:proofErr w:type="spellEnd"/>
       <w:r>
         <w:br/>
         <w:t>Explanation: Teredo is a technique through which gives the possibility for full IPv6 network connectivity to IPv6 capable hosts which are currently on an IPv4 network. Bits 96 to 127 in the datagram represents obfuscated 1Pv4 address of the IPv4 network.</w:t>
@@ -1708,7 +2106,15 @@
       </w:r>
       <w:r>
         <w:br/>
-        <w:t>Explanation: Isolated subnet is very huge sharing network area in this link local address of local addresses is used. A link local address can be configured on any subnet with the prefix “FE80::”.</w:t>
+        <w:t>Explanation: Isolated subnet is very huge sharing network area in this link local address of local addresses is used. A link local address can be configured on any subnet with the prefix “FE</w:t>
+      </w:r>
+      <w:proofErr w:type="gramStart"/>
+      <w:r>
+        <w:t>80::</w:t>
+      </w:r>
+      <w:proofErr w:type="gramEnd"/>
+      <w:r>
+        <w:t>”.</w:t>
       </w:r>
     </w:p>
     <w:p>
@@ -1749,7 +2155,15 @@
       </w:r>
       <w:r>
         <w:br/>
-        <w:t>Explanation: In subcategories of reserved address in IPv6, address that is used by a host to test itself without going into network is called loop back address. IPv6 loopback address is 0000:0000:0000:0000:0000:0000:0000:0001. IPv4 loopback address is 127.0.0.1. It’s a reserved address.</w:t>
+        <w:t xml:space="preserve">Explanation: In subcategories of reserved address in IPv6, address that is used by a host to test itself without going into network is called loop back address. IPv6 loopback address is </w:t>
+      </w:r>
+      <w:proofErr w:type="gramStart"/>
+      <w:r>
+        <w:t>0000:0000:0000:0000:0000:0000</w:t>
+      </w:r>
+      <w:proofErr w:type="gramEnd"/>
+      <w:r>
+        <w:t>:0000:0001. IPv4 loopback address is 127.0.0.1. It’s a reserved address.</w:t>
       </w:r>
     </w:p>
     <w:p>
@@ -1793,8 +2207,13 @@
     </w:p>
     <w:p>
       <w:r>
-        <w:t>Answer: a</w:t>
-      </w:r>
+        <w:t xml:space="preserve">Answer: </w:t>
+      </w:r>
+      <w:proofErr w:type="spellStart"/>
+      <w:r>
+        <w:t>a</w:t>
+      </w:r>
+      <w:proofErr w:type="spellEnd"/>
       <w:r>
         <w:br/>
         <w:t>Explanation: Prefix is the bits in the IP address which are placed in leftmost position. A network prefix in IPv6 is given by a CIDR format-liked number at the end of the address.</w:t>
@@ -1844,7 +2263,15 @@
       </w:r>
       <w:r>
         <w:br/>
-        <w:t>Explanation: In IPv6 address format, the starting bits are specified with eight 0s to represent reserved addresses. These reserved addresses have a certain function pre-defined like the loop-back address is used to test a network card. Reserved addresses cannot be allotted to a machine.</w:t>
+        <w:t xml:space="preserve">Explanation: In IPv6 address format, the starting bits are specified with eight 0s to represent reserved addresses. These reserved addresses have a certain </w:t>
+      </w:r>
+      <w:proofErr w:type="gramStart"/>
+      <w:r>
+        <w:t>function pre-defined</w:t>
+      </w:r>
+      <w:proofErr w:type="gramEnd"/>
+      <w:r>
+        <w:t xml:space="preserve"> like the loop-back address is used to test a network card. Reserved addresses cannot be allotted to a machine.</w:t>
       </w:r>
     </w:p>
     <w:p>
@@ -1874,11 +2301,27 @@
       </w:r>
       <w:r>
         <w:br/>
-        <w:t>b) Two colons (::) are used to represent successive hexadecimal fields of zeros</w:t>
-      </w:r>
-      <w:r>
-        <w:br/>
-        <w:t>c) Two colons (::) are used to separate fields</w:t>
+        <w:t xml:space="preserve">b) Two colons </w:t>
+      </w:r>
+      <w:proofErr w:type="gramStart"/>
+      <w:r>
+        <w:t>(::)</w:t>
+      </w:r>
+      <w:proofErr w:type="gramEnd"/>
+      <w:r>
+        <w:t xml:space="preserve"> are used to represent successive hexadecimal fields of zeros</w:t>
+      </w:r>
+      <w:r>
+        <w:br/>
+        <w:t xml:space="preserve">c) Two colons </w:t>
+      </w:r>
+      <w:proofErr w:type="gramStart"/>
+      <w:r>
+        <w:t>(::)</w:t>
+      </w:r>
+      <w:proofErr w:type="gramEnd"/>
+      <w:r>
+        <w:t xml:space="preserve"> are used to separate fields</w:t>
       </w:r>
       <w:r>
         <w:br/>
@@ -1891,7 +2334,23 @@
       </w:r>
       <w:r>
         <w:br/>
-        <w:t>Explanation: In order to shorten the written length of an IPv6 address, successive fields of zeros may be replaced by double colons. In trying to shorten the address further, leading zeros may also be removed. Just as with IPv4, a single device’s interface can have more than one address; with IPv6 there are more types of addresses and the same rule applies. There can be link-local, global unicast, and multicast addresses all assigned to the same interface.</w:t>
+        <w:t xml:space="preserve">Explanation: </w:t>
+      </w:r>
+      <w:proofErr w:type="gramStart"/>
+      <w:r>
+        <w:t>In order to</w:t>
+      </w:r>
+      <w:proofErr w:type="gramEnd"/>
+      <w:r>
+        <w:t xml:space="preserve"> shorten the written length of an IPv6 address, successive fields of zeros may be replaced by double colons. In trying to shorten the address further, leading zeros may also be removed. Just as with IPv4, a single device’s interface can have more than one address; with IPv6 there are more types of </w:t>
+      </w:r>
+      <w:proofErr w:type="gramStart"/>
+      <w:r>
+        <w:t>addresses</w:t>
+      </w:r>
+      <w:proofErr w:type="gramEnd"/>
+      <w:r>
+        <w:t xml:space="preserve"> and the same rule applies. There can be link-local, global unicast, and multicast addresses all assigned to the same interface.</w:t>
       </w:r>
     </w:p>
     <w:p>
@@ -2006,7 +2465,15 @@
       </w:r>
       <w:r>
         <w:br/>
-        <w:t>Explanation: The transport layer is responsible for process-to-process delivery, error control and flow control. It provides an interface for the implementation of process to process delivery through ports. There are 65,535 port numbers.</w:t>
+        <w:t xml:space="preserve">Explanation: The transport layer is responsible for process-to-process delivery, error control and flow control. It provides an interface for the implementation of </w:t>
+      </w:r>
+      <w:proofErr w:type="gramStart"/>
+      <w:r>
+        <w:t>process to process</w:t>
+      </w:r>
+      <w:proofErr w:type="gramEnd"/>
+      <w:r>
+        <w:t xml:space="preserve"> delivery through ports. There are 65,535 port numbers.</w:t>
       </w:r>
     </w:p>
     <w:p>
@@ -2049,8 +2516,13 @@
     </w:p>
     <w:p>
       <w:r>
-        <w:t>Answer: a</w:t>
-      </w:r>
+        <w:t xml:space="preserve">Answer: </w:t>
+      </w:r>
+      <w:proofErr w:type="spellStart"/>
+      <w:r>
+        <w:t>a</w:t>
+      </w:r>
+      <w:proofErr w:type="spellEnd"/>
       <w:r>
         <w:br/>
         <w:t>Explanation: The most common method used for this communication is Client/Server. The client requests a service through a particular port number to the port of the server using its socket address. Then the server responds by giving the requested service to the client port.</w:t>
@@ -2147,7 +2619,15 @@
       </w:r>
       <w:r>
         <w:br/>
-        <w:t>Explanation: Port numbers are 16-bit integers between 0 and 65,535. They are an interface for the implementation of process to process delivery for the transport layer.</w:t>
+        <w:t xml:space="preserve">Explanation: Port numbers are 16-bit integers between 0 and 65,535. They are an interface for the implementation of </w:t>
+      </w:r>
+      <w:proofErr w:type="gramStart"/>
+      <w:r>
+        <w:t>process to process</w:t>
+      </w:r>
+      <w:proofErr w:type="gramEnd"/>
+      <w:r>
+        <w:t xml:space="preserve"> delivery for the transport layer.</w:t>
       </w:r>
     </w:p>
     <w:p>
@@ -2198,7 +2678,15 @@
       </w:r>
       <w:r>
         <w:lastRenderedPageBreak/>
-        <w:t>ports. Well-known port numbers range from 0 to 1023, registered port numbers are from 1024 to 49151 and dynamic port numbers are from 49152 to 65535.</w:t>
+        <w:t xml:space="preserve">ports. Well-known port numbers range from 0 to </w:t>
+      </w:r>
+      <w:proofErr w:type="gramStart"/>
+      <w:r>
+        <w:t>1023,</w:t>
+      </w:r>
+      <w:proofErr w:type="gramEnd"/>
+      <w:r>
+        <w:t xml:space="preserve"> registered port numbers are from 1024 to 49151 and dynamic port numbers are from 49152 to 65535.</w:t>
       </w:r>
     </w:p>
     <w:p>
@@ -2241,11 +2729,24 @@
     </w:p>
     <w:p>
       <w:r>
-        <w:t>Answer: a</w:t>
-      </w:r>
-      <w:r>
-        <w:br/>
-        <w:t>Explanation: Socket address is the combination of an IP address and a port number and it is used to define the client-end and server-end processes uniquely.</w:t>
+        <w:t xml:space="preserve">Answer: </w:t>
+      </w:r>
+      <w:proofErr w:type="spellStart"/>
+      <w:r>
+        <w:t>a</w:t>
+      </w:r>
+      <w:proofErr w:type="spellEnd"/>
+      <w:r>
+        <w:br/>
+        <w:t xml:space="preserve">Explanation: Socket address is the combination of an IP address and a port </w:t>
+      </w:r>
+      <w:proofErr w:type="gramStart"/>
+      <w:r>
+        <w:t>number</w:t>
+      </w:r>
+      <w:proofErr w:type="gramEnd"/>
+      <w:r>
+        <w:t xml:space="preserve"> and it is used to define the client-end and server-end processes uniquely.</w:t>
       </w:r>
     </w:p>
     <w:p>
@@ -2310,7 +2811,22 @@
           <w:bCs/>
         </w:rPr>
         <w:br/>
-        <w:t>i. Data transfer</w:t>
+      </w:r>
+      <w:proofErr w:type="spellStart"/>
+      <w:r>
+        <w:rPr>
+          <w:b/>
+          <w:bCs/>
+        </w:rPr>
+        <w:t>i</w:t>
+      </w:r>
+      <w:proofErr w:type="spellEnd"/>
+      <w:r>
+        <w:rPr>
+          <w:b/>
+          <w:bCs/>
+        </w:rPr>
+        <w:t>. Data transfer</w:t>
       </w:r>
       <w:r>
         <w:rPr>
@@ -2336,19 +2852,48 @@
         <w:br/>
       </w:r>
       <w:r>
-        <w:t>a) i-ii-iii</w:t>
-      </w:r>
-      <w:r>
-        <w:br/>
-        <w:t>b) iii-ii-i</w:t>
-      </w:r>
-      <w:r>
-        <w:br/>
-        <w:t>c) ii-i-iii</w:t>
-      </w:r>
-      <w:r>
-        <w:br/>
-        <w:t>d) iii-i-ii</w:t>
+        <w:t xml:space="preserve">a) </w:t>
+      </w:r>
+      <w:proofErr w:type="spellStart"/>
+      <w:r>
+        <w:t>i</w:t>
+      </w:r>
+      <w:proofErr w:type="spellEnd"/>
+      <w:r>
+        <w:t>-ii-iii</w:t>
+      </w:r>
+      <w:r>
+        <w:br/>
+        <w:t>b) iii-ii-</w:t>
+      </w:r>
+      <w:proofErr w:type="spellStart"/>
+      <w:r>
+        <w:t>i</w:t>
+      </w:r>
+      <w:proofErr w:type="spellEnd"/>
+      <w:r>
+        <w:br/>
+        <w:t>c) ii-</w:t>
+      </w:r>
+      <w:proofErr w:type="spellStart"/>
+      <w:r>
+        <w:t>i</w:t>
+      </w:r>
+      <w:proofErr w:type="spellEnd"/>
+      <w:r>
+        <w:t>-iii</w:t>
+      </w:r>
+      <w:r>
+        <w:br/>
+        <w:t>d) iii-</w:t>
+      </w:r>
+      <w:proofErr w:type="spellStart"/>
+      <w:r>
+        <w:t>i</w:t>
+      </w:r>
+      <w:proofErr w:type="spellEnd"/>
+      <w:r>
+        <w:t>-ii</w:t>
       </w:r>
     </w:p>
     <w:p>
@@ -2357,7 +2902,23 @@
       </w:r>
       <w:r>
         <w:br/>
-        <w:t>Explanation: First the client has to request a connection and the server has to accept the connection to establish a connection. Then data transfer can start between the two ends. Then both client and server need to terminate their ends to terminate the connection.</w:t>
+        <w:t xml:space="preserve">Explanation: First the client has to request a </w:t>
+      </w:r>
+      <w:proofErr w:type="gramStart"/>
+      <w:r>
+        <w:t>connection</w:t>
+      </w:r>
+      <w:proofErr w:type="gramEnd"/>
+      <w:r>
+        <w:t xml:space="preserve"> and the server </w:t>
+      </w:r>
+      <w:proofErr w:type="gramStart"/>
+      <w:r>
+        <w:t>has to</w:t>
+      </w:r>
+      <w:proofErr w:type="gramEnd"/>
+      <w:r>
+        <w:t xml:space="preserve"> accept the connection to establish a connection. Then data transfer can start between the two ends. Then both client and server need to terminate their ends to terminate the connection.</w:t>
       </w:r>
     </w:p>
     <w:p>
@@ -2398,11 +2959,35 @@
       </w:r>
       <w:r>
         <w:br/>
-        <w:t xml:space="preserve">Explanation: At the sender’s side, there are multiple processes which may want to send packets. But there is only one transport layer protocol like TCP or UDP working at a time. So the transport layer </w:t>
+        <w:t xml:space="preserve">Explanation: At the sender’s side, there are multiple processes which may want to send packets. But there is only one transport layer protocol like TCP or UDP working at a time. </w:t>
+      </w:r>
+      <w:proofErr w:type="gramStart"/>
+      <w:r>
+        <w:t>So</w:t>
+      </w:r>
+      <w:proofErr w:type="gramEnd"/>
+      <w:r>
+        <w:t xml:space="preserve"> the transport layer </w:t>
       </w:r>
       <w:r>
         <w:lastRenderedPageBreak/>
-        <w:t>protocol gets the messages from these processes and separates them with different port numbers. This process is called multiplexing and it is done before sending packets to the receivers side.</w:t>
+        <w:t xml:space="preserve">protocol gets the messages from these processes and separates them with different port numbers. This process is called </w:t>
+      </w:r>
+      <w:proofErr w:type="gramStart"/>
+      <w:r>
+        <w:t>multiplexing</w:t>
+      </w:r>
+      <w:proofErr w:type="gramEnd"/>
+      <w:r>
+        <w:t xml:space="preserve"> and it is done before sending packets to the </w:t>
+      </w:r>
+      <w:proofErr w:type="gramStart"/>
+      <w:r>
+        <w:t>receivers</w:t>
+      </w:r>
+      <w:proofErr w:type="gramEnd"/>
+      <w:r>
+        <w:t xml:space="preserve"> side.</w:t>
       </w:r>
     </w:p>
     <w:p>
@@ -2539,8 +3124,13 @@
     </w:p>
     <w:p>
       <w:r>
-        <w:t>Answer: a</w:t>
-      </w:r>
+        <w:t xml:space="preserve">Answer: </w:t>
+      </w:r>
+      <w:proofErr w:type="spellStart"/>
+      <w:r>
+        <w:t>a</w:t>
+      </w:r>
+      <w:proofErr w:type="spellEnd"/>
       <w:r>
         <w:br/>
         <w:t>Explanation: An ICMP message has an 8-byte header and a variable size data section. Out of the 8 bytes, the first 4 bytes are of a fixed format having the type, code and checksum fields and the next 4 bytes depend upon the type of the message.</w:t>
@@ -2675,11 +3265,32 @@
     </w:p>
     <w:p>
       <w:r>
-        <w:t>Answer: a</w:t>
-      </w:r>
-      <w:r>
-        <w:br/>
-        <w:t>Explanation: 127.0.0.0 is a special address known as the loopback address which is used for testing purpose of a machine without actually communicating with a network. Thus no error reporting message will be generated for such special addresses.</w:t>
+        <w:t xml:space="preserve">Answer: </w:t>
+      </w:r>
+      <w:proofErr w:type="spellStart"/>
+      <w:r>
+        <w:t>a</w:t>
+      </w:r>
+      <w:proofErr w:type="spellEnd"/>
+      <w:r>
+        <w:br/>
+        <w:t xml:space="preserve">Explanation: 127.0.0.0 is a special address known as the loopback address which is used for testing purpose of a machine without </w:t>
+      </w:r>
+      <w:proofErr w:type="gramStart"/>
+      <w:r>
+        <w:t>actually communicating</w:t>
+      </w:r>
+      <w:proofErr w:type="gramEnd"/>
+      <w:r>
+        <w:t xml:space="preserve"> with a network. </w:t>
+      </w:r>
+      <w:proofErr w:type="gramStart"/>
+      <w:r>
+        <w:t>Thus</w:t>
+      </w:r>
+      <w:proofErr w:type="gramEnd"/>
+      <w:r>
+        <w:t xml:space="preserve"> no error reporting message will be generated for such special addresses.</w:t>
       </w:r>
     </w:p>
     <w:p>
@@ -2695,7 +3306,23 @@
           <w:b/>
           <w:bCs/>
         </w:rPr>
-        <w:t>6. When a router cannot route a datagram or host cannot deliver a datagram, the datagram is discarded and the router or the host sends a ____________ message back to the source host that initiated the datagram.</w:t>
+        <w:t xml:space="preserve">6. When a router cannot route a datagram or host cannot deliver a datagram, the datagram is </w:t>
+      </w:r>
+      <w:proofErr w:type="gramStart"/>
+      <w:r>
+        <w:rPr>
+          <w:b/>
+          <w:bCs/>
+        </w:rPr>
+        <w:t>discarded</w:t>
+      </w:r>
+      <w:proofErr w:type="gramEnd"/>
+      <w:r>
+        <w:rPr>
+          <w:b/>
+          <w:bCs/>
+        </w:rPr>
+        <w:t xml:space="preserve"> and the router or the host sends a ____________ message back to the source host that initiated the datagram.</w:t>
       </w:r>
       <w:r>
         <w:rPr>
@@ -2722,8 +3349,13 @@
     </w:p>
     <w:p>
       <w:r>
-        <w:t>Answer: a</w:t>
-      </w:r>
+        <w:t xml:space="preserve">Answer: </w:t>
+      </w:r>
+      <w:proofErr w:type="spellStart"/>
+      <w:r>
+        <w:t>a</w:t>
+      </w:r>
+      <w:proofErr w:type="spellEnd"/>
       <w:r>
         <w:br/>
         <w:t>Explanation: Router sends destination unreachable message if the destination is not found. Destination unreachable is type 3 error reporting message. It is invoked when the router can’t find a path to the intended destination to forward the packet through.</w:t>
@@ -2821,7 +3453,15 @@
       </w:r>
       <w:r>
         <w:br/>
-        <w:t>Explanation: This field will be decremented by 1 at every router, and will be zero by the time it reaches source. This error reporting message is type 11 and is used to prevent the router from travelling forever in case some unknown path anomaly occurs.</w:t>
+        <w:t xml:space="preserve">Explanation: This field will be decremented by 1 at every </w:t>
+      </w:r>
+      <w:proofErr w:type="gramStart"/>
+      <w:r>
+        <w:t>router, and</w:t>
+      </w:r>
+      <w:proofErr w:type="gramEnd"/>
+      <w:r>
+        <w:t xml:space="preserve"> will be zero by the time it reaches source. This error reporting message is type 11 and is used to prevent the router from travelling forever in case some unknown path anomaly occurs.</w:t>
       </w:r>
     </w:p>
     <w:p>
@@ -2943,8 +3583,13 @@
       </w:r>
       <w:r>
         <w:br/>
-        <w:t>b) tracert</w:t>
-      </w:r>
+        <w:t xml:space="preserve">b) </w:t>
+      </w:r>
+      <w:proofErr w:type="spellStart"/>
+      <w:r>
+        <w:t>tracert</w:t>
+      </w:r>
+      <w:proofErr w:type="spellEnd"/>
       <w:r>
         <w:br/>
         <w:t>c) ping</w:t>
@@ -2960,7 +3605,31 @@
       </w:r>
       <w:r>
         <w:br/>
-        <w:t>Explanation: Tracert is used in case of windows, whereas Traceroute in UNIX. Tracert is a program used to find the shortest route to the destination IP. The Router sends destination unreachable message if a path to the destination IP is not found.</w:t>
+        <w:t xml:space="preserve">Explanation: </w:t>
+      </w:r>
+      <w:proofErr w:type="spellStart"/>
+      <w:r>
+        <w:t>Tracert</w:t>
+      </w:r>
+      <w:proofErr w:type="spellEnd"/>
+      <w:r>
+        <w:t xml:space="preserve"> is used in case of windows, whereas </w:t>
+      </w:r>
+      <w:proofErr w:type="gramStart"/>
+      <w:r>
+        <w:t>Traceroute</w:t>
+      </w:r>
+      <w:proofErr w:type="gramEnd"/>
+      <w:r>
+        <w:t xml:space="preserve"> in UNIX. </w:t>
+      </w:r>
+      <w:proofErr w:type="spellStart"/>
+      <w:r>
+        <w:t>Tracert</w:t>
+      </w:r>
+      <w:proofErr w:type="spellEnd"/>
+      <w:r>
+        <w:t xml:space="preserve"> is a program used to find the shortest route to the destination IP. The Router sends destination unreachable message if a path to the destination IP is not found.</w:t>
       </w:r>
     </w:p>
     <w:p>
@@ -3000,11 +3669,24 @@
     </w:p>
     <w:p>
       <w:r>
-        <w:t>Answer: a</w:t>
-      </w:r>
-      <w:r>
-        <w:br/>
-        <w:t>Explanation: The sender side adds the bits of the fragmented packet to find a sum. Checksum is the compliment of the sum (exchange 0’s and 1’s). The receiver then has to verify the checksum by adding the bits of the received packet to ensure that the packet is error-free.</w:t>
+        <w:t xml:space="preserve">Answer: </w:t>
+      </w:r>
+      <w:proofErr w:type="spellStart"/>
+      <w:r>
+        <w:t>a</w:t>
+      </w:r>
+      <w:proofErr w:type="spellEnd"/>
+      <w:r>
+        <w:br/>
+        <w:t xml:space="preserve">Explanation: The sender side adds the bits of the fragmented packet to find a sum. Checksum is the compliment of the sum (exchange 0’s and 1’s). The receiver then </w:t>
+      </w:r>
+      <w:proofErr w:type="gramStart"/>
+      <w:r>
+        <w:t>has to</w:t>
+      </w:r>
+      <w:proofErr w:type="gramEnd"/>
+      <w:r>
+        <w:t xml:space="preserve"> verify the checksum by adding the bits of the received packet to ensure that the packet is error-free.</w:t>
       </w:r>
     </w:p>
     <w:p>
@@ -3106,7 +3788,23 @@
           <w:b/>
           <w:bCs/>
         </w:rPr>
-        <w:t>3. Which of the following port is used by clients to connect using IMAP securely?</w:t>
+        <w:t xml:space="preserve">3. Which of the following </w:t>
+      </w:r>
+      <w:proofErr w:type="gramStart"/>
+      <w:r>
+        <w:rPr>
+          <w:b/>
+          <w:bCs/>
+        </w:rPr>
+        <w:t>port</w:t>
+      </w:r>
+      <w:proofErr w:type="gramEnd"/>
+      <w:r>
+        <w:rPr>
+          <w:b/>
+          <w:bCs/>
+        </w:rPr>
+        <w:t xml:space="preserve"> is used by clients to connect using IMAP securely?</w:t>
       </w:r>
       <w:r>
         <w:rPr>
@@ -3137,7 +3835,15 @@
       </w:r>
       <w:r>
         <w:br/>
-        <w:t>Explanation: Port 993 is used by clients to connect using IMAP securely. Port 80 is used by the HTTP protocol, Port 143 is used for non-encrypted IMAP connection and Port 2525 is used by the SMTP protocol.</w:t>
+        <w:t xml:space="preserve">Explanation: Port 993 is used by clients to connect using IMAP securely. Port 80 is used by the HTTP </w:t>
+      </w:r>
+      <w:proofErr w:type="gramStart"/>
+      <w:r>
+        <w:t>protocol,</w:t>
+      </w:r>
+      <w:proofErr w:type="gramEnd"/>
+      <w:r>
+        <w:t xml:space="preserve"> Port 143 is used for non-encrypted IMAP connection and Port 2525 is used by the SMTP protocol.</w:t>
       </w:r>
     </w:p>
     <w:p>
@@ -3231,11 +3937,24 @@
     </w:p>
     <w:p>
       <w:r>
-        <w:t>Answer: a</w:t>
-      </w:r>
-      <w:r>
-        <w:br/>
-        <w:t>Explanation: The default port number for SMTP is 25. Port 110 and Port 143 are the default port numbers for POP3 and IMAP respectively. Port number 2525 is used by SMTP when port number 25 is filtered out and the client wishes for a non-encrypted connection.</w:t>
+        <w:t xml:space="preserve">Answer: </w:t>
+      </w:r>
+      <w:proofErr w:type="spellStart"/>
+      <w:r>
+        <w:t>a</w:t>
+      </w:r>
+      <w:proofErr w:type="spellEnd"/>
+      <w:r>
+        <w:br/>
+        <w:t xml:space="preserve">Explanation: The default port number for SMTP is 25. Port 110 and Port 143 are the default port numbers for POP3 and IMAP respectively. Port number 2525 is used by SMTP when port number 25 is filtered </w:t>
+      </w:r>
+      <w:proofErr w:type="gramStart"/>
+      <w:r>
+        <w:t>out</w:t>
+      </w:r>
+      <w:proofErr w:type="gramEnd"/>
+      <w:r>
+        <w:t xml:space="preserve"> and the client wishes for a non-encrypted connection.</w:t>
       </w:r>
     </w:p>
     <w:p>
@@ -3372,11 +4091,24 @@
     </w:p>
     <w:p>
       <w:r>
-        <w:t>Answer: a</w:t>
-      </w:r>
-      <w:r>
-        <w:br/>
-        <w:t>Explanation: Port number 465 is used for sending messages using SMTP securely. Port 110 and Port 995 are used by POP3 and Port 143 is the default port number for IMAP.</w:t>
+        <w:t xml:space="preserve">Answer: </w:t>
+      </w:r>
+      <w:proofErr w:type="spellStart"/>
+      <w:r>
+        <w:t>a</w:t>
+      </w:r>
+      <w:proofErr w:type="spellEnd"/>
+      <w:r>
+        <w:br/>
+        <w:t xml:space="preserve">Explanation: Port number 465 is used for sending messages using SMTP securely. Port 110 and Port 995 are used by </w:t>
+      </w:r>
+      <w:proofErr w:type="gramStart"/>
+      <w:r>
+        <w:t>POP3</w:t>
+      </w:r>
+      <w:proofErr w:type="gramEnd"/>
+      <w:r>
+        <w:t xml:space="preserve"> and Port 143 is the default port number for IMAP.</w:t>
       </w:r>
     </w:p>
     <w:p>
@@ -3420,8 +4152,13 @@
     </w:p>
     <w:p>
       <w:r>
-        <w:t>Answer: a</w:t>
-      </w:r>
+        <w:t xml:space="preserve">Answer: </w:t>
+      </w:r>
+      <w:proofErr w:type="spellStart"/>
+      <w:r>
+        <w:t>a</w:t>
+      </w:r>
+      <w:proofErr w:type="spellEnd"/>
       <w:r>
         <w:br/>
         <w:t>Explanation: POP3 forbids users from making any modifications to the emails on the email server to ensure that no emails are corrupted. IMAP allows such modifications as it can keep up with the modifications. SMTP and MAPI are used for sending emails and providing an interface for programs to make them email aware respectively.</w:t>
@@ -3489,7 +4226,15 @@
       </w:r>
       <w:r>
         <w:br/>
-        <w:t>b) Very low number of system on the internet</w:t>
+        <w:t xml:space="preserve">b) Very low number of </w:t>
+      </w:r>
+      <w:proofErr w:type="gramStart"/>
+      <w:r>
+        <w:t>system</w:t>
+      </w:r>
+      <w:proofErr w:type="gramEnd"/>
+      <w:r>
+        <w:t xml:space="preserve"> on the internet</w:t>
       </w:r>
       <w:r>
         <w:br/>
@@ -3502,8 +4247,13 @@
     </w:p>
     <w:p>
       <w:r>
-        <w:t>Answer: a</w:t>
-      </w:r>
+        <w:t xml:space="preserve">Answer: </w:t>
+      </w:r>
+      <w:proofErr w:type="spellStart"/>
+      <w:r>
+        <w:t>a</w:t>
+      </w:r>
+      <w:proofErr w:type="spellEnd"/>
       <w:r>
         <w:br/>
         <w:t>Explanation: Due to huge number of systems on the internet and the lower number of available addresses on IPv4, transition from IPv4 to IPv6 needs to happen. IPv4 provides around 4 billion unique IP addresses whereas IPv6 provides over 340 undecillion unique IP addresses.</w:t>
@@ -3603,7 +4353,15 @@
       </w:r>
       <w:r>
         <w:br/>
-        <w:t>Explanation: Source host queries DNS to determine which version to use when sending a packet to a destination. The DNS contains both, the IPv4 and IPv6 addresses of the modern dual stack host servers.</w:t>
+        <w:t xml:space="preserve">Explanation: Source host queries DNS to determine which version to use when sending a packet to a destination. The DNS contains </w:t>
+      </w:r>
+      <w:proofErr w:type="gramStart"/>
+      <w:r>
+        <w:t>both,</w:t>
+      </w:r>
+      <w:proofErr w:type="gramEnd"/>
+      <w:r>
+        <w:t xml:space="preserve"> the IPv4 and IPv6 addresses of the modern dual stack host servers.</w:t>
       </w:r>
     </w:p>
     <w:p>
@@ -3619,7 +4377,23 @@
           <w:b/>
           <w:bCs/>
         </w:rPr>
-        <w:t>4. The strategy used when two computers using IPv6 want to communicate with each other and the packet must pass through a region that uses IPv4 is ______________</w:t>
+        <w:t xml:space="preserve">4. The strategy used when two computers using IPv6 want to communicate with </w:t>
+      </w:r>
+      <w:proofErr w:type="gramStart"/>
+      <w:r>
+        <w:rPr>
+          <w:b/>
+          <w:bCs/>
+        </w:rPr>
+        <w:t>each other</w:t>
+      </w:r>
+      <w:proofErr w:type="gramEnd"/>
+      <w:r>
+        <w:rPr>
+          <w:b/>
+          <w:bCs/>
+        </w:rPr>
+        <w:t xml:space="preserve"> and the packet must pass through a region that uses IPv4 is ______________</w:t>
       </w:r>
       <w:r>
         <w:br/>
@@ -3644,7 +4418,15 @@
       </w:r>
       <w:r>
         <w:br/>
-        <w:t>Explanation: In tunneling, The IPv4 routers can form a tunnel in which at the sender’s side, the IPv6 datagram is encapsulated in to IPv4, and at the receiver’s side of the tunnel, the IPv4 packet is stripped and the IPv6 packet is sent to the receiver.</w:t>
+        <w:t xml:space="preserve">Explanation: In tunneling, The IPv4 routers can form a tunnel in which at the sender’s side, the IPv6 datagram is encapsulated </w:t>
+      </w:r>
+      <w:proofErr w:type="gramStart"/>
+      <w:r>
+        <w:t>in to</w:t>
+      </w:r>
+      <w:proofErr w:type="gramEnd"/>
+      <w:r>
+        <w:t xml:space="preserve"> IPv4, and at the receiver’s side of the tunnel, the IPv4 packet is stripped and the IPv6 packet is sent to the receiver.</w:t>
       </w:r>
     </w:p>
     <w:p>
@@ -3668,7 +4450,22 @@
           <w:bCs/>
         </w:rPr>
         <w:br/>
-        <w:t>i. IPv6 header</w:t>
+      </w:r>
+      <w:proofErr w:type="spellStart"/>
+      <w:r>
+        <w:rPr>
+          <w:b/>
+          <w:bCs/>
+        </w:rPr>
+        <w:t>i</w:t>
+      </w:r>
+      <w:proofErr w:type="spellEnd"/>
+      <w:r>
+        <w:rPr>
+          <w:b/>
+          <w:bCs/>
+        </w:rPr>
+        <w:t>. IPv6 header</w:t>
       </w:r>
       <w:r>
         <w:rPr>
@@ -3694,28 +4491,70 @@
         <w:br/>
       </w:r>
       <w:r>
-        <w:t>a) iii-i-ii</w:t>
-      </w:r>
-      <w:r>
-        <w:br/>
-        <w:t>b) iii-ii-i</w:t>
-      </w:r>
-      <w:r>
-        <w:br/>
-        <w:t>c) i-ii-iii</w:t>
-      </w:r>
-      <w:r>
-        <w:br/>
-        <w:t>d) i-iii-ii</w:t>
-      </w:r>
-    </w:p>
-    <w:p>
-      <w:r>
-        <w:t>Answer: a</w:t>
-      </w:r>
-      <w:r>
-        <w:br/>
-        <w:t>Explanation: At the sender’s side, the IPv6 datagram is encapsulated in to IPv4 i.e. An IPv4 header is inserted on top of the IPv6 header, and then the packet is sent through the tunnel.</w:t>
+        <w:t>a) iii-</w:t>
+      </w:r>
+      <w:proofErr w:type="spellStart"/>
+      <w:r>
+        <w:t>i</w:t>
+      </w:r>
+      <w:proofErr w:type="spellEnd"/>
+      <w:r>
+        <w:t>-ii</w:t>
+      </w:r>
+      <w:r>
+        <w:br/>
+        <w:t>b) iii-ii-</w:t>
+      </w:r>
+      <w:proofErr w:type="spellStart"/>
+      <w:r>
+        <w:t>i</w:t>
+      </w:r>
+      <w:proofErr w:type="spellEnd"/>
+      <w:r>
+        <w:br/>
+        <w:t xml:space="preserve">c) </w:t>
+      </w:r>
+      <w:proofErr w:type="spellStart"/>
+      <w:r>
+        <w:t>i</w:t>
+      </w:r>
+      <w:proofErr w:type="spellEnd"/>
+      <w:r>
+        <w:t>-ii-iii</w:t>
+      </w:r>
+      <w:r>
+        <w:br/>
+        <w:t xml:space="preserve">d) </w:t>
+      </w:r>
+      <w:proofErr w:type="spellStart"/>
+      <w:r>
+        <w:t>i</w:t>
+      </w:r>
+      <w:proofErr w:type="spellEnd"/>
+      <w:r>
+        <w:t>-iii-ii</w:t>
+      </w:r>
+    </w:p>
+    <w:p>
+      <w:r>
+        <w:t xml:space="preserve">Answer: </w:t>
+      </w:r>
+      <w:proofErr w:type="spellStart"/>
+      <w:r>
+        <w:t>a</w:t>
+      </w:r>
+      <w:proofErr w:type="spellEnd"/>
+      <w:r>
+        <w:br/>
+        <w:t xml:space="preserve">Explanation: At the sender’s side, the IPv6 datagram is encapsulated </w:t>
+      </w:r>
+      <w:proofErr w:type="gramStart"/>
+      <w:r>
+        <w:t>in to</w:t>
+      </w:r>
+      <w:proofErr w:type="gramEnd"/>
+      <w:r>
+        <w:t xml:space="preserve"> IPv4 i.e. An IPv4 header is inserted on top of the IPv6 header, and then the packet is sent through the tunnel.</w:t>
       </w:r>
     </w:p>
     <w:p>
@@ -3842,7 +4681,15 @@
       </w:r>
       <w:r>
         <w:br/>
-        <w:t>Explanation: In the header translation procedure, first the IPv6 mapped address is changed to an IPv4 address by extracting the rightmost 32bits, then the value of the IPv6 priority field is discarded, and finally the ToS field in the IPv4 header is set to zero. IPv6 flow label is ignored in the procedure.</w:t>
+        <w:t xml:space="preserve">Explanation: In the header translation procedure, first the IPv6 mapped address is changed to an IPv4 address by extracting the rightmost 32bits, then the value of the IPv6 priority field is discarded, and finally the </w:t>
+      </w:r>
+      <w:proofErr w:type="spellStart"/>
+      <w:r>
+        <w:t>ToS</w:t>
+      </w:r>
+      <w:proofErr w:type="spellEnd"/>
+      <w:r>
+        <w:t xml:space="preserve"> field in the IPv4 header is set to zero. IPv6 flow label is ignored in the procedure.</w:t>
       </w:r>
     </w:p>
     <w:p>
@@ -3885,11 +4732,24 @@
     </w:p>
     <w:p>
       <w:r>
-        <w:t>Answer: a</w:t>
-      </w:r>
-      <w:r>
-        <w:br/>
-        <w:t>Explanation: The Internet Protocol is the networking protocol that establishes the internet by relaying datagram across network boundaries. ICMP is a supporting protocol for IP which handles the Error Reporting functionality.</w:t>
+        <w:t xml:space="preserve">Answer: </w:t>
+      </w:r>
+      <w:proofErr w:type="spellStart"/>
+      <w:r>
+        <w:t>a</w:t>
+      </w:r>
+      <w:proofErr w:type="spellEnd"/>
+      <w:r>
+        <w:br/>
+        <w:t xml:space="preserve">Explanation: The Internet Protocol is the networking protocol that establishes the internet by relaying datagram across network boundaries. ICMP is a supporting protocol for IP which handles </w:t>
+      </w:r>
+      <w:proofErr w:type="gramStart"/>
+      <w:r>
+        <w:t>the Error</w:t>
+      </w:r>
+      <w:proofErr w:type="gramEnd"/>
+      <w:r>
+        <w:t xml:space="preserve"> Reporting functionality.</w:t>
       </w:r>
     </w:p>
     <w:p>
@@ -4067,8 +4927,13 @@
       </w:r>
       <w:r>
         <w:br/>
-        <w:t>c) ttl</w:t>
-      </w:r>
+        <w:t xml:space="preserve">c) </w:t>
+      </w:r>
+      <w:proofErr w:type="spellStart"/>
+      <w:r>
+        <w:t>ttl</w:t>
+      </w:r>
+      <w:proofErr w:type="spellEnd"/>
       <w:r>
         <w:br/>
         <w:t>d) identifier</w:t>
@@ -4076,8 +4941,13 @@
     </w:p>
     <w:p>
       <w:r>
-        <w:t>Answer: a</w:t>
-      </w:r>
+        <w:t xml:space="preserve">Answer: </w:t>
+      </w:r>
+      <w:proofErr w:type="spellStart"/>
+      <w:r>
+        <w:t>a</w:t>
+      </w:r>
+      <w:proofErr w:type="spellEnd"/>
       <w:r>
         <w:br/>
         <w:t>Explanation: The Fragment Offset field specifies where the fragment fits in the original datagram. The offset of the first fragment will always be 0. The size of the field (13 bits) is 3-bits shorter than the size of the total length field (16 bits).</w:t>
@@ -4136,7 +5006,15 @@
         <w:t>128</w:t>
       </w:r>
       <w:r>
-        <w:t> i.e. 340 undecillion unique addresses are available in IPv6. IPv4 has only 4 billion possible addresses and IPv6 would be a brilliant alternative in case IPv4 runs out of possible new addresses.</w:t>
+        <w:t xml:space="preserve"> i.e. 340 undecillion unique addresses are available in IPv6. IPv4 has only 4 billion possible addresses and IPv6 would be a brilliant alternative </w:t>
+      </w:r>
+      <w:proofErr w:type="gramStart"/>
+      <w:r>
+        <w:t>in case</w:t>
+      </w:r>
+      <w:proofErr w:type="gramEnd"/>
+      <w:r>
+        <w:t xml:space="preserve"> IPv4 runs out of possible new addresses.</w:t>
       </w:r>
     </w:p>
     <w:p>
@@ -4183,7 +5061,15 @@
       </w:r>
       <w:r>
         <w:br/>
-        <w:t>Explanation: IPv6 datagram has fixed header length of 40bytes, which results in faster processing of the datagram. There is one fixed header and optional headers which may or may not exist. The fixed header contains the mandatory essential information about the packet while the optional headers contain the optional “not that necessary” information.</w:t>
+        <w:t xml:space="preserve">Explanation: IPv6 datagram has fixed header length of 40bytes, which results in faster processing of the datagram. There is one fixed header and optional </w:t>
+      </w:r>
+      <w:proofErr w:type="gramStart"/>
+      <w:r>
+        <w:t>headers</w:t>
+      </w:r>
+      <w:proofErr w:type="gramEnd"/>
+      <w:r>
+        <w:t xml:space="preserve"> which may or may not exist. The fixed header contains the mandatory essential information about the packet while the optional headers contain the optional “not that necessary” information.</w:t>
       </w:r>
     </w:p>
     <w:p>
@@ -4199,7 +5085,23 @@
           <w:b/>
           <w:bCs/>
         </w:rPr>
-        <w:t>8. In an IPv6 header, the traffic class field is similar to which field in the IPv4 header?</w:t>
+        <w:t xml:space="preserve">8. In an IPv6 header, the traffic class field is </w:t>
+      </w:r>
+      <w:proofErr w:type="gramStart"/>
+      <w:r>
+        <w:rPr>
+          <w:b/>
+          <w:bCs/>
+        </w:rPr>
+        <w:t>similar to</w:t>
+      </w:r>
+      <w:proofErr w:type="gramEnd"/>
+      <w:r>
+        <w:rPr>
+          <w:b/>
+          <w:bCs/>
+        </w:rPr>
+        <w:t xml:space="preserve"> which field in the IPv4 header?</w:t>
       </w:r>
       <w:r>
         <w:rPr>
@@ -4231,7 +5133,15 @@
       </w:r>
       <w:r>
         <w:br/>
-        <w:t>Explanation: The traffic class field is used to specify the priority of the IP packet which is a similar functionality to the Type of Service field in the IPv4 header. It’s an 8-bit field and its values are not defined in the RFC 2460.</w:t>
+        <w:t xml:space="preserve">Explanation: The traffic class field is used to specify the priority of the IP packet which is a similar functionality to the Type of Service field in the IPv4 header. It’s an 8-bit field and its values are not defined in </w:t>
+      </w:r>
+      <w:proofErr w:type="gramStart"/>
+      <w:r>
+        <w:t>the RFC</w:t>
+      </w:r>
+      <w:proofErr w:type="gramEnd"/>
+      <w:r>
+        <w:t xml:space="preserve"> 2460.</w:t>
       </w:r>
     </w:p>
     <w:p>
@@ -4274,8 +5184,13 @@
     </w:p>
     <w:p>
       <w:r>
-        <w:t>Answer: a</w:t>
-      </w:r>
+        <w:t xml:space="preserve">Answer: </w:t>
+      </w:r>
+      <w:proofErr w:type="spellStart"/>
+      <w:r>
+        <w:t>a</w:t>
+      </w:r>
+      <w:proofErr w:type="spellEnd"/>
       <w:r>
         <w:br/>
         <w:t>Explanation: There is no concept of broadcast address in IPv6. Instead, there is an anycast address in IPv6 which allows sending messages to a group of devices but not all devices in a network. Anycast address is not standardized in IPv4.</w:t>
@@ -4313,8 +5228,13 @@
     </w:p>
     <w:p>
       <w:r>
-        <w:t>Answer: a</w:t>
-      </w:r>
+        <w:t xml:space="preserve">Answer: </w:t>
+      </w:r>
+      <w:proofErr w:type="spellStart"/>
+      <w:r>
+        <w:t>a</w:t>
+      </w:r>
+      <w:proofErr w:type="spellEnd"/>
       <w:r>
         <w:br/>
         <w:t>Explanation: Every host will be setting a predefined path if the host wants to send packets through virtual circuit network, and all the packets should abide by the same path. Each packet will have a virtual circuit identifier along with the data.</w:t>
@@ -4355,7 +5275,15 @@
       </w:r>
       <w:r>
         <w:br/>
-        <w:t>d) It manages the routing tables and responsible for routing decisions</w:t>
+        <w:t xml:space="preserve">d) It manages the routing tables and </w:t>
+      </w:r>
+      <w:proofErr w:type="gramStart"/>
+      <w:r>
+        <w:t>responsible</w:t>
+      </w:r>
+      <w:proofErr w:type="gramEnd"/>
+      <w:r>
+        <w:t xml:space="preserve"> for routing decisions</w:t>
       </w:r>
     </w:p>
     <w:p>
@@ -4407,8 +5335,13 @@
     </w:p>
     <w:p>
       <w:r>
-        <w:t>Answer: a</w:t>
-      </w:r>
+        <w:t xml:space="preserve">Answer: </w:t>
+      </w:r>
+      <w:proofErr w:type="spellStart"/>
+      <w:r>
+        <w:t>a</w:t>
+      </w:r>
+      <w:proofErr w:type="spellEnd"/>
       <w:r>
         <w:br/>
         <w:t>Explanation: IP address is used by the routers to send packets from source to destination. Each packet has a unique IP address of the destination host. Routers make use of these unique numbers to forward the packets to the correct destination. Remaining addresses are used at different layers.</w:t>
@@ -4459,7 +5392,17 @@
       </w:r>
       <w:r>
         <w:br/>
-        <w:t>Explanation: Source quench is an ICMP message. It is used by the router or destination host when they receive data at a rate that they can not handle. Upon receiving the message, the source host should decrease the load until it no longer receives the same message.</w:t>
+        <w:t xml:space="preserve">Explanation: Source quench is an ICMP message. It is used by the router or destination host when they receive data at a rate that they </w:t>
+      </w:r>
+      <w:proofErr w:type="spellStart"/>
+      <w:proofErr w:type="gramStart"/>
+      <w:r>
+        <w:t>can not</w:t>
+      </w:r>
+      <w:proofErr w:type="spellEnd"/>
+      <w:proofErr w:type="gramEnd"/>
+      <w:r>
+        <w:t xml:space="preserve"> handle. Upon receiving the message, the source host should decrease the load until it no longer receives the same message.</w:t>
       </w:r>
     </w:p>
     <w:p>
@@ -4506,7 +5449,15 @@
       </w:r>
       <w:r>
         <w:br/>
-        <w:t>Explanation: Routers do have memory. Routers use memory just like any computer for processing. And also routers use memory for storing the routing tables. A router can connect networks which are similar.</w:t>
+        <w:t xml:space="preserve">Explanation: Routers do have memory. Routers use memory just like any computer for processing. And </w:t>
+      </w:r>
+      <w:proofErr w:type="gramStart"/>
+      <w:r>
+        <w:t>also</w:t>
+      </w:r>
+      <w:proofErr w:type="gramEnd"/>
+      <w:r>
+        <w:t xml:space="preserve"> routers use memory for storing the routing tables. A router can connect networks which are similar.</w:t>
       </w:r>
     </w:p>
     <w:p>
@@ -4549,8 +5500,13 @@
     </w:p>
     <w:p>
       <w:r>
-        <w:t>Answer: a</w:t>
-      </w:r>
+        <w:t xml:space="preserve">Answer: </w:t>
+      </w:r>
+      <w:proofErr w:type="spellStart"/>
+      <w:r>
+        <w:t>a</w:t>
+      </w:r>
+      <w:proofErr w:type="spellEnd"/>
       <w:r>
         <w:br/>
         <w:t>Explanation: An ARP query packet contains both the physical address and logical address of the sender(router) and logical address of the receiver. This packet is used to acquire the physical address of the destination host. This physical address of the receiver helps the datagram to pass through physical network.</w:t>
@@ -4594,7 +5550,31 @@
       </w:r>
       <w:r>
         <w:br/>
-        <w:t>Explanation: A router can contain a flow label table if it is capable of supporting flow labels. Flow label helps the router to find the next hop without consulting the routing table. If the router does not supports the flow label then it simply leaves it aside.</w:t>
+        <w:t xml:space="preserve">Explanation: A router can contain a flow label table if it </w:t>
+      </w:r>
+      <w:proofErr w:type="gramStart"/>
+      <w:r>
+        <w:t>is capable of supporting</w:t>
+      </w:r>
+      <w:proofErr w:type="gramEnd"/>
+      <w:r>
+        <w:t xml:space="preserve"> flow labels. Flow label helps the router to find the next hop without consulting the routing table. If the router does not </w:t>
+      </w:r>
+      <w:proofErr w:type="gramStart"/>
+      <w:r>
+        <w:t>supports</w:t>
+      </w:r>
+      <w:proofErr w:type="gramEnd"/>
+      <w:r>
+        <w:t xml:space="preserve"> the flow </w:t>
+      </w:r>
+      <w:proofErr w:type="gramStart"/>
+      <w:r>
+        <w:t>label</w:t>
+      </w:r>
+      <w:proofErr w:type="gramEnd"/>
+      <w:r>
+        <w:t xml:space="preserve"> then it simply leaves it aside.</w:t>
       </w:r>
     </w:p>
     <w:p>
@@ -4640,11 +5620,32 @@
     </w:p>
     <w:p>
       <w:r>
-        <w:t>Answer: a</w:t>
-      </w:r>
-      <w:r>
-        <w:br/>
-        <w:t>Explanation: Router belongs to network layer in OSI architecture. Routers are mainly used for packet switching between networks. Bridge and switch are data link layer devices. Repeater and hub are physical layer devices. Application gateway is used in application layer.</w:t>
+        <w:t xml:space="preserve">Answer: </w:t>
+      </w:r>
+      <w:proofErr w:type="spellStart"/>
+      <w:r>
+        <w:t>a</w:t>
+      </w:r>
+      <w:proofErr w:type="spellEnd"/>
+      <w:r>
+        <w:br/>
+        <w:t xml:space="preserve">Explanation: Router belongs to network layer in OSI architecture. Routers are mainly used for packet switching between networks. Bridge and switch are data link layer devices. </w:t>
+      </w:r>
+      <w:proofErr w:type="gramStart"/>
+      <w:r>
+        <w:t>Repeater</w:t>
+      </w:r>
+      <w:proofErr w:type="gramEnd"/>
+      <w:r>
+        <w:t xml:space="preserve"> and </w:t>
+      </w:r>
+      <w:proofErr w:type="gramStart"/>
+      <w:r>
+        <w:t>hub</w:t>
+      </w:r>
+      <w:proofErr w:type="gramEnd"/>
+      <w:r>
+        <w:t xml:space="preserve"> are physical layer devices. Application gateway is used in application layer.</w:t>
       </w:r>
     </w:p>
     <w:p>
@@ -4685,7 +5686,15 @@
       </w:r>
       <w:r>
         <w:br/>
-        <w:t>Explanation: Generally, the field of destination address contains the final destination address of the packet, but in the source routing the address field is filled by the address of the router which is going to be visited next.</w:t>
+        <w:t xml:space="preserve">Explanation: Generally, the field of destination address contains the </w:t>
+      </w:r>
+      <w:proofErr w:type="gramStart"/>
+      <w:r>
+        <w:t>final destination</w:t>
+      </w:r>
+      <w:proofErr w:type="gramEnd"/>
+      <w:r>
+        <w:t xml:space="preserve"> address of the packet, but in the source routing the address field is filled by the address of the router which is going to be visited next.</w:t>
       </w:r>
     </w:p>
     <w:p>
@@ -4720,11 +5729,42 @@
     </w:p>
     <w:p>
       <w:r>
-        <w:t>Answer: a</w:t>
-      </w:r>
-      <w:r>
-        <w:br/>
-        <w:t>Explanation: It is true that congestion avoidance is difficult in datagram network. These networks do not reserve the resources in advance and also the router’s capacity can not be known before transmission. These reasons cause the congestion difficult to avoid in datagram network.</w:t>
+        <w:t xml:space="preserve">Answer: </w:t>
+      </w:r>
+      <w:proofErr w:type="spellStart"/>
+      <w:r>
+        <w:t>a</w:t>
+      </w:r>
+      <w:proofErr w:type="spellEnd"/>
+      <w:r>
+        <w:br/>
+        <w:t xml:space="preserve">Explanation: It is true that congestion avoidance is difficult in datagram network. These networks do not reserve the resources in advance </w:t>
+      </w:r>
+      <w:proofErr w:type="gramStart"/>
+      <w:r>
+        <w:t>and also</w:t>
+      </w:r>
+      <w:proofErr w:type="gramEnd"/>
+      <w:r>
+        <w:t xml:space="preserve"> the router’s capacity </w:t>
+      </w:r>
+      <w:proofErr w:type="spellStart"/>
+      <w:proofErr w:type="gramStart"/>
+      <w:r>
+        <w:t>can not</w:t>
+      </w:r>
+      <w:proofErr w:type="spellEnd"/>
+      <w:proofErr w:type="gramEnd"/>
+      <w:r>
+        <w:t xml:space="preserve"> be known before transmission. </w:t>
+      </w:r>
+      <w:proofErr w:type="gramStart"/>
+      <w:r>
+        <w:t>These reasons</w:t>
+      </w:r>
+      <w:proofErr w:type="gramEnd"/>
+      <w:r>
+        <w:t xml:space="preserve"> cause the congestion difficult to avoid in datagram network.</w:t>
       </w:r>
     </w:p>
     <w:p>
@@ -4778,7 +5818,15 @@
       </w:r>
       <w:r>
         <w:br/>
-        <w:t>Explanation: Originally, the ARPANET used distance vector routing in it but later it was replaced by link state routing. This is because of the count-to-infinity problem in distance vector routing. Unlike DVR, routing tables in LS routing contain whole topology of the network.</w:t>
+        <w:t xml:space="preserve">Explanation: Originally, the ARPANET used distance vector routing in it but later it was replaced by link state routing. This is because of the count-to-infinity problem in distance vector </w:t>
+      </w:r>
+      <w:proofErr w:type="gramStart"/>
+      <w:r>
+        <w:t>routing</w:t>
+      </w:r>
+      <w:proofErr w:type="gramEnd"/>
+      <w:r>
+        <w:t>. Unlike DVR, routing tables in LS routing contain whole topology of the network.</w:t>
       </w:r>
     </w:p>
     <w:p>
@@ -4820,8 +5868,13 @@
     </w:p>
     <w:p>
       <w:r>
-        <w:t>Answer: a</w:t>
-      </w:r>
+        <w:t xml:space="preserve">Answer: </w:t>
+      </w:r>
+      <w:proofErr w:type="spellStart"/>
+      <w:r>
+        <w:t>a</w:t>
+      </w:r>
+      <w:proofErr w:type="spellEnd"/>
       <w:r>
         <w:br/>
         <w:t>Explanation: In link state routing, the routing tables are different but the topology they perceive is same. Because of this same topology, each node will have a shortest path for every node in the network.</w:t>
@@ -4881,7 +5934,23 @@
       </w:r>
       <w:r>
         <w:br/>
-        <w:t>Explanation: Link state packets are used to spread the information about the topology from one node to all nodes. It can be periodic or triggered and it carries information about both topology and itself to other nodes.</w:t>
+        <w:t xml:space="preserve">Explanation: Link state packets are used to spread the information about the topology from one node to all nodes. It can be periodic or </w:t>
+      </w:r>
+      <w:proofErr w:type="gramStart"/>
+      <w:r>
+        <w:t>triggered</w:t>
+      </w:r>
+      <w:proofErr w:type="gramEnd"/>
+      <w:r>
+        <w:t xml:space="preserve"> and it carries information about both topology and </w:t>
+      </w:r>
+      <w:proofErr w:type="gramStart"/>
+      <w:r>
+        <w:t>itself</w:t>
+      </w:r>
+      <w:proofErr w:type="gramEnd"/>
+      <w:r>
+        <w:t xml:space="preserve"> to other nodes.</w:t>
       </w:r>
     </w:p>
     <w:p>
@@ -4935,7 +6004,15 @@
       </w:r>
       <w:r>
         <w:br/>
-        <w:t>Explanation: Every link state packet, which is created by a node will have the data about its age. This age information is used to dispose the old packets from the domain which are timed out.</w:t>
+        <w:t xml:space="preserve">Explanation: Every link state packet, which is created by a node will have the data about its age. This age information is used to </w:t>
+      </w:r>
+      <w:proofErr w:type="gramStart"/>
+      <w:r>
+        <w:t>dispose</w:t>
+      </w:r>
+      <w:proofErr w:type="gramEnd"/>
+      <w:r>
+        <w:t xml:space="preserve"> the old packets from the domain which are timed out.</w:t>
       </w:r>
     </w:p>
     <w:p>
@@ -4985,11 +6062,24 @@
     </w:p>
     <w:p>
       <w:r>
-        <w:t>Answer: a</w:t>
-      </w:r>
-      <w:r>
-        <w:br/>
-        <w:t>Explanation: Once all nodes get familiar with the topology using flooding, which is done using LSP, then a shortest path tree will be constructed for each node. Shortest path trees are used to calculate the routing tables and each router will have one shortest path tree.</w:t>
+        <w:t xml:space="preserve">Answer: </w:t>
+      </w:r>
+      <w:proofErr w:type="spellStart"/>
+      <w:r>
+        <w:t>a</w:t>
+      </w:r>
+      <w:proofErr w:type="spellEnd"/>
+      <w:r>
+        <w:br/>
+        <w:t xml:space="preserve">Explanation: Once all nodes get familiar with the topology using flooding, which is done using LSP, then a shortest path tree will be constructed for each node. Shortest path trees are used to calculate the routing </w:t>
+      </w:r>
+      <w:proofErr w:type="gramStart"/>
+      <w:r>
+        <w:t>tables</w:t>
+      </w:r>
+      <w:proofErr w:type="gramEnd"/>
+      <w:r>
+        <w:t xml:space="preserve"> and each router will have one shortest path tree.</w:t>
       </w:r>
     </w:p>
     <w:p>
@@ -5094,11 +6184,32 @@
     <w:p>
       <w:r>
         <w:lastRenderedPageBreak/>
-        <w:t>Answer: a</w:t>
-      </w:r>
-      <w:r>
-        <w:br/>
-        <w:t>Explanation: Open shortest path first(OSPF) is based on link state routing which works in an autonomous domain and it is a dynamic routing protocol. This protocol works well by dividing the autonomous system into areas.</w:t>
+        <w:t xml:space="preserve">Answer: </w:t>
+      </w:r>
+      <w:proofErr w:type="spellStart"/>
+      <w:r>
+        <w:t>a</w:t>
+      </w:r>
+      <w:proofErr w:type="spellEnd"/>
+      <w:r>
+        <w:br/>
+        <w:t xml:space="preserve">Explanation: Open shortest path </w:t>
+      </w:r>
+      <w:proofErr w:type="gramStart"/>
+      <w:r>
+        <w:t>first(</w:t>
+      </w:r>
+      <w:proofErr w:type="gramEnd"/>
+      <w:r>
+        <w:t xml:space="preserve">OSPF) is based on link state routing which works in an autonomous </w:t>
+      </w:r>
+      <w:proofErr w:type="gramStart"/>
+      <w:r>
+        <w:t>domain</w:t>
+      </w:r>
+      <w:proofErr w:type="gramEnd"/>
+      <w:r>
+        <w:t xml:space="preserve"> and it is a dynamic routing protocol. This protocol works well by dividing the autonomous system into areas.</w:t>
       </w:r>
     </w:p>
     <w:p>
@@ -5152,7 +6263,23 @@
       </w:r>
       <w:r>
         <w:br/>
-        <w:t>Explanation: Link state routing causes less loops when compared to distance vector routing. It is because, complete topology information will be there at each router and this information prevents misunderstandings which leads to loops.</w:t>
+        <w:t xml:space="preserve">Explanation: Link state routing causes less loops when compared to distance vector routing. It is </w:t>
+      </w:r>
+      <w:proofErr w:type="gramStart"/>
+      <w:r>
+        <w:t>because,</w:t>
+      </w:r>
+      <w:proofErr w:type="gramEnd"/>
+      <w:r>
+        <w:t xml:space="preserve"> complete topology information will be there at each </w:t>
+      </w:r>
+      <w:proofErr w:type="gramStart"/>
+      <w:r>
+        <w:t>router</w:t>
+      </w:r>
+      <w:proofErr w:type="gramEnd"/>
+      <w:r>
+        <w:t xml:space="preserve"> and this information prevents misunderstandings which leads to loops.</w:t>
       </w:r>
     </w:p>
     <w:p>
@@ -5206,7 +6333,15 @@
       </w:r>
       <w:r>
         <w:br/>
-        <w:t>Explanation: Routers share the information about topology using link state advertisements. There will be a continuous process of passing these link state advertisements until every router get the full topology of the network.</w:t>
+        <w:t xml:space="preserve">Explanation: Routers share the information about topology using link state advertisements. There will be a continuous process of passing these link state advertisements until every router </w:t>
+      </w:r>
+      <w:proofErr w:type="gramStart"/>
+      <w:r>
+        <w:t>get</w:t>
+      </w:r>
+      <w:proofErr w:type="gramEnd"/>
+      <w:r>
+        <w:t xml:space="preserve"> the full topology of the network.</w:t>
       </w:r>
     </w:p>
     <w:p>
@@ -5252,7 +6387,15 @@
       </w:r>
       <w:r>
         <w:br/>
-        <w:t>Explanation: Link state routing can be used within the autonomous system only, because flooding is unmanageable in a large network. Because, network is a collection of such autonomous systems.</w:t>
+        <w:t xml:space="preserve">Explanation: Link state routing can be used within the autonomous system only, because flooding is unmanageable in a large network. </w:t>
+      </w:r>
+      <w:proofErr w:type="gramStart"/>
+      <w:r>
+        <w:t>Because,</w:t>
+      </w:r>
+      <w:proofErr w:type="gramEnd"/>
+      <w:r>
+        <w:t xml:space="preserve"> network is a collection of such autonomous systems.</w:t>
       </w:r>
     </w:p>
     <w:p>
@@ -5306,7 +6449,15 @@
       </w:r>
       <w:r>
         <w:br/>
-        <w:t>Explanation: DVR is a dynamic and intra-domain routing protocol which is developed by Bellman and ford. It is the evolved version of the original ARPANET and it is more efficient than flooding.</w:t>
+        <w:t xml:space="preserve">Explanation: DVR is a dynamic and intra-domain routing protocol which is developed by Bellman and ford. It is the evolved version of the original </w:t>
+      </w:r>
+      <w:proofErr w:type="gramStart"/>
+      <w:r>
+        <w:t>ARPANET</w:t>
+      </w:r>
+      <w:proofErr w:type="gramEnd"/>
+      <w:r>
+        <w:t xml:space="preserve"> and it is more efficient than flooding.</w:t>
       </w:r>
     </w:p>
     <w:p>
@@ -5329,7 +6480,23 @@
           <w:b/>
           <w:bCs/>
         </w:rPr>
-        <w:t>2. How tables are updated in the distance vector routing algorithm?</w:t>
+        <w:t xml:space="preserve">2. How </w:t>
+      </w:r>
+      <w:proofErr w:type="gramStart"/>
+      <w:r>
+        <w:rPr>
+          <w:b/>
+          <w:bCs/>
+        </w:rPr>
+        <w:t>tables are</w:t>
+      </w:r>
+      <w:proofErr w:type="gramEnd"/>
+      <w:r>
+        <w:rPr>
+          <w:b/>
+          <w:bCs/>
+        </w:rPr>
+        <w:t xml:space="preserve"> updated in the distance vector routing algorithm?</w:t>
       </w:r>
       <w:r>
         <w:rPr>
@@ -5350,7 +6517,15 @@
       </w:r>
       <w:r>
         <w:br/>
-        <w:t>c) By interchanging the information with neighbour nodes</w:t>
+        <w:t xml:space="preserve">c) By interchanging the information with </w:t>
+      </w:r>
+      <w:proofErr w:type="spellStart"/>
+      <w:r>
+        <w:t>neighbour</w:t>
+      </w:r>
+      <w:proofErr w:type="spellEnd"/>
+      <w:r>
+        <w:t xml:space="preserve"> nodes</w:t>
       </w:r>
       <w:r>
         <w:br/>
@@ -5363,7 +6538,23 @@
       </w:r>
       <w:r>
         <w:br/>
-        <w:t>Explanation: In distance vector routing algorithm, routing tables exchange their information only with their neighbour nodes. So, gradually tables will be updated with least distance routes for each destination and it will have information about next hop for each route.</w:t>
+        <w:t xml:space="preserve">Explanation: In distance vector routing algorithm, routing tables exchange their information only with their </w:t>
+      </w:r>
+      <w:proofErr w:type="spellStart"/>
+      <w:r>
+        <w:t>neighbour</w:t>
+      </w:r>
+      <w:proofErr w:type="spellEnd"/>
+      <w:r>
+        <w:t xml:space="preserve"> nodes. So, gradually tables will be updated with least distance routes for each </w:t>
+      </w:r>
+      <w:proofErr w:type="gramStart"/>
+      <w:r>
+        <w:t>destination</w:t>
+      </w:r>
+      <w:proofErr w:type="gramEnd"/>
+      <w:r>
+        <w:t xml:space="preserve"> and it will have information about next hop for each route.</w:t>
       </w:r>
     </w:p>
     <w:p>
@@ -5453,7 +6644,15 @@
         <w:br/>
       </w:r>
       <w:r>
-        <w:t>a) Routing tables have entry for only immediate neighbouring nodes</w:t>
+        <w:t xml:space="preserve">a) Routing tables have entry for only immediate </w:t>
+      </w:r>
+      <w:proofErr w:type="spellStart"/>
+      <w:r>
+        <w:t>neighbouring</w:t>
+      </w:r>
+      <w:proofErr w:type="spellEnd"/>
+      <w:r>
+        <w:t xml:space="preserve"> nodes</w:t>
       </w:r>
       <w:r>
         <w:br/>
@@ -5474,7 +6673,15 @@
       </w:r>
       <w:r>
         <w:br/>
-        <w:t>Explanation: In distance vector routing, routing tables have single entry for each node which is present in the network. But each router exchanges the information with neighboring nodes only.</w:t>
+        <w:t xml:space="preserve">Explanation: In distance vector routing, routing tables have single entry for each node which is present in the network. But each router exchanges </w:t>
+      </w:r>
+      <w:proofErr w:type="gramStart"/>
+      <w:r>
+        <w:t>the information</w:t>
+      </w:r>
+      <w:proofErr w:type="gramEnd"/>
+      <w:r>
+        <w:t xml:space="preserve"> with neighboring nodes only.</w:t>
       </w:r>
     </w:p>
     <w:p>
@@ -5528,7 +6735,15 @@
       </w:r>
       <w:r>
         <w:br/>
-        <w:t>Explanation: In DVR, if nodes are neighbors, they can send messages to find distance between them. But if the nodes are not neighbors then the distance between them is infinite initially. Later this infinity will be replaced with distance by the router.</w:t>
+        <w:t xml:space="preserve">Explanation: In DVR, if nodes are neighbors, they can send messages to find distance between them. But if the nodes are not </w:t>
+      </w:r>
+      <w:proofErr w:type="gramStart"/>
+      <w:r>
+        <w:t>neighbors</w:t>
+      </w:r>
+      <w:proofErr w:type="gramEnd"/>
+      <w:r>
+        <w:t xml:space="preserve"> then the distance between them is infinite initially. Later this infinity will be replaced with distance by the router.</w:t>
       </w:r>
     </w:p>
     <w:p>
@@ -5633,11 +6848,24 @@
     </w:p>
     <w:p>
       <w:r>
-        <w:t>Answer: a</w:t>
-      </w:r>
-      <w:r>
-        <w:br/>
-        <w:t>Explanation: Distance vector routing and link state routing are used with in an autonomous system and cannot work well in between autonomous systems. Scalability differs between intra-domain and inter-domain routing protocols.</w:t>
+        <w:t xml:space="preserve">Answer: </w:t>
+      </w:r>
+      <w:proofErr w:type="spellStart"/>
+      <w:r>
+        <w:t>a</w:t>
+      </w:r>
+      <w:proofErr w:type="spellEnd"/>
+      <w:r>
+        <w:br/>
+        <w:t xml:space="preserve">Explanation: Distance vector routing and link state routing are used </w:t>
+      </w:r>
+      <w:proofErr w:type="gramStart"/>
+      <w:r>
+        <w:t>with in</w:t>
+      </w:r>
+      <w:proofErr w:type="gramEnd"/>
+      <w:r>
+        <w:t xml:space="preserve"> an autonomous system and cannot work well in between autonomous systems. Scalability differs between intra-domain and inter-domain routing protocols.</w:t>
       </w:r>
     </w:p>
     <w:p>
@@ -5691,7 +6919,15 @@
       </w:r>
       <w:r>
         <w:br/>
-        <w:t>Explanation: Basically, flooding in distance vector routing causes the loops in multicast routing. In order to overcome this problem, reverse path forwarding does not allow the router to send the packets to the link that on which it has received the packet.</w:t>
+        <w:t xml:space="preserve">Explanation: Basically, flooding in distance vector routing causes the loops in multicast routing. </w:t>
+      </w:r>
+      <w:proofErr w:type="gramStart"/>
+      <w:r>
+        <w:t>In order to</w:t>
+      </w:r>
+      <w:proofErr w:type="gramEnd"/>
+      <w:r>
+        <w:t xml:space="preserve"> overcome this problem, reverse path forwarding does not allow the router to send the packets to the link that on which it has received the packet.</w:t>
       </w:r>
     </w:p>
     <w:p>
@@ -5745,7 +6981,23 @@
       </w:r>
       <w:r>
         <w:br/>
-        <w:t>Explanation: Multicast distance vector routing uses the multicast routing technique and source based trees. Router uses its own uni-cast routing table and evanescent shortest path trees for forwarding packets instead of exchanging routing table for information.</w:t>
+        <w:t xml:space="preserve">Explanation: Multicast distance vector routing uses the multicast routing technique and </w:t>
+      </w:r>
+      <w:proofErr w:type="gramStart"/>
+      <w:r>
+        <w:t>source based</w:t>
+      </w:r>
+      <w:proofErr w:type="gramEnd"/>
+      <w:r>
+        <w:t xml:space="preserve"> trees. Router uses its own </w:t>
+      </w:r>
+      <w:proofErr w:type="spellStart"/>
+      <w:r>
+        <w:t>uni</w:t>
+      </w:r>
+      <w:proofErr w:type="spellEnd"/>
+      <w:r>
+        <w:t>-cast routing table and evanescent shortest path trees for forwarding packets instead of exchanging routing table for information.</w:t>
       </w:r>
     </w:p>
     <w:p>
@@ -5781,11 +7033,24 @@
     </w:p>
     <w:p>
       <w:r>
-        <w:t>Answer: a</w:t>
-      </w:r>
-      <w:r>
-        <w:br/>
-        <w:t>Explanation: Distance vector routing uses dynamic routing tables and these routing tables make use of dynamic routing protocols. The routing tables update themselves dynamically, according to the changes in the inter network.</w:t>
+        <w:t xml:space="preserve">Answer: </w:t>
+      </w:r>
+      <w:proofErr w:type="spellStart"/>
+      <w:r>
+        <w:t>a</w:t>
+      </w:r>
+      <w:proofErr w:type="spellEnd"/>
+      <w:r>
+        <w:br/>
+        <w:t xml:space="preserve">Explanation: Distance vector routing uses dynamic routing </w:t>
+      </w:r>
+      <w:proofErr w:type="gramStart"/>
+      <w:r>
+        <w:t>tables</w:t>
+      </w:r>
+      <w:proofErr w:type="gramEnd"/>
+      <w:r>
+        <w:t xml:space="preserve"> and these routing tables make use of dynamic routing protocols. The routing tables update themselves dynamically, according to the changes in the inter network.</w:t>
       </w:r>
     </w:p>
     <w:p>
@@ -5809,7 +7074,23 @@
           <w:b/>
           <w:bCs/>
         </w:rPr>
-        <w:t>1. Which of the following is the broadcast address for a Class B network ID using the default subnetmask?</w:t>
+        <w:t xml:space="preserve">1. Which of the following is the broadcast address for a Class B network ID using the default </w:t>
+      </w:r>
+      <w:proofErr w:type="spellStart"/>
+      <w:r>
+        <w:rPr>
+          <w:b/>
+          <w:bCs/>
+        </w:rPr>
+        <w:t>subnetmask</w:t>
+      </w:r>
+      <w:proofErr w:type="spellEnd"/>
+      <w:r>
+        <w:rPr>
+          <w:b/>
+          <w:bCs/>
+        </w:rPr>
+        <w:t>?</w:t>
       </w:r>
       <w:r>
         <w:rPr>
@@ -5894,7 +7175,15 @@
       </w:r>
       <w:r>
         <w:br/>
-        <w:t>Explanation: We know that the prefix 172 lies in class B (128 to 191) of IPv4 addresses. From the subnet mask, we get that the class is divided into 2 subnets: 172.16.13.0 to 172.16.13.127 and 172.16.13.128 to 172.16.13.255. The IP 172.16.13.5 lies in the first subnet. So the starting address 172.16.13.0 is the subnet address and last address 172.16.13.127 is the broadcast address.</w:t>
+        <w:t xml:space="preserve">Explanation: We know that the prefix 172 lies in class B (128 to 191) of IPv4 addresses. From the subnet mask, we get that the class is divided into 2 subnets: 172.16.13.0 to 172.16.13.127 and 172.16.13.128 to 172.16.13.255. The IP 172.16.13.5 lies in the first subnet. </w:t>
+      </w:r>
+      <w:proofErr w:type="gramStart"/>
+      <w:r>
+        <w:t>So</w:t>
+      </w:r>
+      <w:proofErr w:type="gramEnd"/>
+      <w:r>
+        <w:t xml:space="preserve"> the starting address 172.16.13.0 is the subnet address and last address 172.16.13.127 is the broadcast address.</w:t>
       </w:r>
     </w:p>
     <w:p>
@@ -5948,7 +7237,15 @@
       </w:r>
       <w:r>
         <w:br/>
-        <w:t>Explanation: If you have eight networks and each requires 10 hosts, you would use the Class C mask of 255.255.255.240. Why? Because 240 in binary is 11110000, which means you have four subnet bits and four host bits. Using our math, we’d get the following:</w:t>
+        <w:t xml:space="preserve">Explanation: If you have eight networks and each requires 10 hosts, you </w:t>
+      </w:r>
+      <w:proofErr w:type="gramStart"/>
+      <w:r>
+        <w:t>would</w:t>
+      </w:r>
+      <w:proofErr w:type="gramEnd"/>
+      <w:r>
+        <w:t xml:space="preserve"> use the Class C mask of 255.255.255.240. Why? Because 240 in binary is 11110000, which means you have four subnet bits and four host bits. Using our math, we’d get the following:</w:t>
       </w:r>
       <w:r>
         <w:br/>
@@ -6011,7 +7308,15 @@
       </w:r>
       <w:r>
         <w:br/>
-        <w:t>Explanation: It is termed as the local address because the address won’t be applicable outside the subnet. Sub networking is implemented for remote sensing in transparent way from that host which is contained in the sub network which called a local operation.</w:t>
+        <w:t xml:space="preserve">Explanation: It is termed as the local address because the address won’t be applicable outside the subnet. Sub networking is implemented for remote sensing in transparent way from that host which is contained in the sub network which </w:t>
+      </w:r>
+      <w:proofErr w:type="gramStart"/>
+      <w:r>
+        <w:t>called</w:t>
+      </w:r>
+      <w:proofErr w:type="gramEnd"/>
+      <w:r>
+        <w:t xml:space="preserve"> a local operation.</w:t>
       </w:r>
     </w:p>
     <w:p>
@@ -6061,8 +7366,13 @@
     </w:p>
     <w:p>
       <w:r>
-        <w:t>Answer: a</w:t>
-      </w:r>
+        <w:t xml:space="preserve">Answer: </w:t>
+      </w:r>
+      <w:proofErr w:type="spellStart"/>
+      <w:r>
+        <w:t>a</w:t>
+      </w:r>
+      <w:proofErr w:type="spellEnd"/>
       <w:r>
         <w:br/>
         <w:t>Explanation: Static subnetting is used when the requirement is of same number of hosts in each subnet for the institution. The same subnet mask can be used to find the subnet id of each subnet. It is usually used to divide large networks into smaller parts.</w:t>
@@ -6096,7 +7406,38 @@
           <w:bCs/>
         </w:rPr>
         <w:br/>
-        <w:t>i) A connection oriented protocol can only use unicast addresses.</w:t>
+      </w:r>
+      <w:proofErr w:type="spellStart"/>
+      <w:r>
+        <w:rPr>
+          <w:b/>
+          <w:bCs/>
+        </w:rPr>
+        <w:t>i</w:t>
+      </w:r>
+      <w:proofErr w:type="spellEnd"/>
+      <w:r>
+        <w:rPr>
+          <w:b/>
+          <w:bCs/>
+        </w:rPr>
+        <w:t xml:space="preserve">) A </w:t>
+      </w:r>
+      <w:proofErr w:type="gramStart"/>
+      <w:r>
+        <w:rPr>
+          <w:b/>
+          <w:bCs/>
+        </w:rPr>
+        <w:t>connection oriented</w:t>
+      </w:r>
+      <w:proofErr w:type="gramEnd"/>
+      <w:r>
+        <w:rPr>
+          <w:b/>
+          <w:bCs/>
+        </w:rPr>
+        <w:t xml:space="preserve"> protocol can only use unicast addresses.</w:t>
       </w:r>
       <w:r>
         <w:rPr>
@@ -6131,11 +7472,24 @@
     </w:p>
     <w:p>
       <w:r>
-        <w:t>Answer: a</w:t>
-      </w:r>
-      <w:r>
-        <w:br/>
-        <w:t>Explanation: In a connection oriented protocol, the host can only establish connection with another host on one unique channel, that’s why it can only use unicast addresses. In IPv6, there is an anycast address in IPv6 which allows sending messages to a group of devices but not all devices in a network.</w:t>
+        <w:t xml:space="preserve">Answer: </w:t>
+      </w:r>
+      <w:proofErr w:type="spellStart"/>
+      <w:r>
+        <w:t>a</w:t>
+      </w:r>
+      <w:proofErr w:type="spellEnd"/>
+      <w:r>
+        <w:br/>
+        <w:t xml:space="preserve">Explanation: In a </w:t>
+      </w:r>
+      <w:proofErr w:type="gramStart"/>
+      <w:r>
+        <w:t>connection oriented</w:t>
+      </w:r>
+      <w:proofErr w:type="gramEnd"/>
+      <w:r>
+        <w:t xml:space="preserve"> protocol, the host can only establish connection with another host on one unique channel, that’s why it can only use unicast addresses. In IPv6, there is an anycast address in IPv6 which allows sending messages to a group of devices but not all devices in a network.</w:t>
       </w:r>
     </w:p>
     <w:p>
@@ -6158,7 +7512,39 @@
           <w:b/>
           <w:bCs/>
         </w:rPr>
-        <w:t>7. __________ is a high performance fiber optic token ring LAN running at 100 Mbps over distances upto 1000 stations connected.</w:t>
+        <w:t xml:space="preserve">7. __________ is a </w:t>
+      </w:r>
+      <w:proofErr w:type="gramStart"/>
+      <w:r>
+        <w:rPr>
+          <w:b/>
+          <w:bCs/>
+        </w:rPr>
+        <w:t>high performance</w:t>
+      </w:r>
+      <w:proofErr w:type="gramEnd"/>
+      <w:r>
+        <w:rPr>
+          <w:b/>
+          <w:bCs/>
+        </w:rPr>
+        <w:t xml:space="preserve"> fiber optic token ring LAN running at 100 Mbps over distances </w:t>
+      </w:r>
+      <w:proofErr w:type="spellStart"/>
+      <w:r>
+        <w:rPr>
+          <w:b/>
+          <w:bCs/>
+        </w:rPr>
+        <w:t>upto</w:t>
+      </w:r>
+      <w:proofErr w:type="spellEnd"/>
+      <w:r>
+        <w:rPr>
+          <w:b/>
+          <w:bCs/>
+        </w:rPr>
+        <w:t xml:space="preserve"> 1000 stations connected.</w:t>
       </w:r>
       <w:r>
         <w:rPr>
@@ -6185,8 +7571,13 @@
     </w:p>
     <w:p>
       <w:r>
-        <w:t>Answer: a</w:t>
-      </w:r>
+        <w:t xml:space="preserve">Answer: </w:t>
+      </w:r>
+      <w:proofErr w:type="spellStart"/>
+      <w:r>
+        <w:t>a</w:t>
+      </w:r>
+      <w:proofErr w:type="spellEnd"/>
       <w:r>
         <w:br/>
         <w:t>Explanation: FDDI stands for Fiber Distributed Data Interface. It is a set of standards for fiber optic token ring LANs running at 100 Mbps over distances up to 200 km in diameter and 1000 stations connected.</w:t>
@@ -6241,7 +7632,15 @@
       </w:r>
       <w:r>
         <w:lastRenderedPageBreak/>
-        <w:t>technologies for transmitting Ethernet frames at a rate of a gigabit per second (1,000,000,000 bits per second), as defined by the IEEE 802.3-2008 standard. It came into use beginning in 1999, gradually supplanting Fast Ethernet in wired local networks, as a result of being considerably faster.</w:t>
+        <w:t xml:space="preserve">technologies for transmitting Ethernet frames at a rate of a gigabit per second (1,000,000,000 bits per second), as defined by the IEEE 802.3-2008 standard. It came into use beginning in 1999, gradually supplanting Fast Ethernet in wired local networks, </w:t>
+      </w:r>
+      <w:proofErr w:type="gramStart"/>
+      <w:r>
+        <w:t>as a result of</w:t>
+      </w:r>
+      <w:proofErr w:type="gramEnd"/>
+      <w:r>
+        <w:t xml:space="preserve"> being considerably faster.</w:t>
       </w:r>
     </w:p>
     <w:p>
@@ -6264,7 +7663,23 @@
           <w:b/>
           <w:bCs/>
         </w:rPr>
-        <w:t>9. _________ is a collective term for a number of Ethernet Standards that carry traffic at the nominal rate of 1000 Mbit/s against the original Ethernet speed of 10 Mbit/s.</w:t>
+        <w:t xml:space="preserve">9. _________ is a collective term for </w:t>
+      </w:r>
+      <w:proofErr w:type="gramStart"/>
+      <w:r>
+        <w:rPr>
+          <w:b/>
+          <w:bCs/>
+        </w:rPr>
+        <w:t>a number of</w:t>
+      </w:r>
+      <w:proofErr w:type="gramEnd"/>
+      <w:r>
+        <w:rPr>
+          <w:b/>
+          <w:bCs/>
+        </w:rPr>
+        <w:t xml:space="preserve"> Ethernet Standards that carry traffic at the nominal rate of 1000 Mbit/s against the original Ethernet speed of 10 Mbit/s.</w:t>
       </w:r>
       <w:r>
         <w:rPr>
@@ -6295,7 +7710,15 @@
       </w:r>
       <w:r>
         <w:br/>
-        <w:t>Explanation: Fast Ethernet is a set of Ethernet Standards which were introduced in 1995, that carry traffic at the nominal rate of 1000 Mbit/s. 100BASE-TX is the most commonly used Fast Ethernet standard.</w:t>
+        <w:t xml:space="preserve">Explanation: Fast Ethernet is a set of Ethernet Standards which were introduced in 1995, that carry traffic at the nominal rate of 1000 Mbit/s. 100BASE-TX is the </w:t>
+      </w:r>
+      <w:proofErr w:type="gramStart"/>
+      <w:r>
+        <w:t>most commonly used</w:t>
+      </w:r>
+      <w:proofErr w:type="gramEnd"/>
+      <w:r>
+        <w:t xml:space="preserve"> Fast Ethernet standard.</w:t>
       </w:r>
     </w:p>
     <w:p>
@@ -6345,8 +7768,13 @@
     </w:p>
     <w:p>
       <w:r>
-        <w:t>Answer: a</w:t>
-      </w:r>
+        <w:t xml:space="preserve">Answer: </w:t>
+      </w:r>
+      <w:proofErr w:type="spellStart"/>
+      <w:r>
+        <w:t>a</w:t>
+      </w:r>
+      <w:proofErr w:type="spellEnd"/>
       <w:r>
         <w:br/>
         <w:t>Explanation: A 50-MBd active star fiber optical Local area network (LAN) and its optical combiner and mixing rod splitter are presented. The limited power budget and relatively large tapping losses of light wave technology, which limit the use of fiber optics in tapped bus LAN topologies, are examined and proven tolerable in optical star topologies.</w:t>
@@ -6396,7 +7824,15 @@
       </w:r>
       <w:r>
         <w:br/>
-        <w:t>Explanation: The Ethernet 802.3 framing is used for NetWare versions 2 to 3.11, and the Ethernet 802.2 framing is used for NetWare versions 3.12 and later plus OSI routing, Ethernet II is used with TCP/IP and DEC net, and Ethernet SNAP is used with TCP/IP and AppleTalk. The type field in Ethernet 802.2 frame is replaced by a length field in Ethernet 802.3.</w:t>
+        <w:t xml:space="preserve">Explanation: The Ethernet 802.3 framing is used for NetWare versions 2 to 3.11, and the Ethernet 802.2 framing is used for NetWare versions 3.12 and later plus OSI routing, Ethernet II is used with TCP/IP and DEC net, and Ethernet SNAP is used with TCP/IP and AppleTalk. The </w:t>
+      </w:r>
+      <w:proofErr w:type="gramStart"/>
+      <w:r>
+        <w:t>type</w:t>
+      </w:r>
+      <w:proofErr w:type="gramEnd"/>
+      <w:r>
+        <w:t xml:space="preserve"> field in Ethernet 802.2 frame is replaced by a length field in Ethernet 802.3.</w:t>
       </w:r>
     </w:p>
     <w:p>
@@ -6412,7 +7848,23 @@
           <w:b/>
           <w:bCs/>
         </w:rPr>
-        <w:t>2. Consider a situation in which you are a system administrator on a NetWare network, you are running NetWare 4.11 and you cannot communicate with your router. What is the likely problem?</w:t>
+        <w:t xml:space="preserve">2. Consider a situation in which you are a system administrator on a NetWare network, you are running NetWare </w:t>
+      </w:r>
+      <w:proofErr w:type="gramStart"/>
+      <w:r>
+        <w:rPr>
+          <w:b/>
+          <w:bCs/>
+        </w:rPr>
+        <w:t>4.11</w:t>
+      </w:r>
+      <w:proofErr w:type="gramEnd"/>
+      <w:r>
+        <w:rPr>
+          <w:b/>
+          <w:bCs/>
+        </w:rPr>
+        <w:t xml:space="preserve"> and you cannot communicate with your router. What is the likely problem?</w:t>
       </w:r>
       <w:r>
         <w:rPr>
@@ -6440,8 +7892,13 @@
     <w:p>
       <w:r>
         <w:lastRenderedPageBreak/>
-        <w:t>Answer: a</w:t>
-      </w:r>
+        <w:t xml:space="preserve">Answer: </w:t>
+      </w:r>
+      <w:proofErr w:type="spellStart"/>
+      <w:r>
+        <w:t>a</w:t>
+      </w:r>
+      <w:proofErr w:type="spellEnd"/>
       <w:r>
         <w:br/>
         <w:t>Explanation: The default encapsulation on Cisco routers is Novell Ethernet_802.3 and NetWare 3.12and later defaults to 802.2 encapsulation, 3.11 and earlier defaults to 802.3.</w:t>
@@ -6491,7 +7948,31 @@
       </w:r>
       <w:r>
         <w:br/>
-        <w:t>Explanation: The network address can be up to 16 hexadecimal digits in length. The node number is 12 hexadecimal digits. The node address is usually the MAC address. An example IPX address is 4a1d.0000.0c56.de33. The network part is 4a1d. The node part is 0000.0c56.de33. The network number is assigned by the system administrator of the Novell network and the MAC address/node address is not assigned by the administrator.</w:t>
+        <w:t>Explanation: The network address can be up to 16 hexadecimal digits in length. The node number is 12 hexadecimal digits. The node address is usually the MAC address. An example IPX address is 4a1d.</w:t>
+      </w:r>
+      <w:proofErr w:type="gramStart"/>
+      <w:r>
+        <w:t>0000.0c56.de</w:t>
+      </w:r>
+      <w:proofErr w:type="gramEnd"/>
+      <w:r>
+        <w:t xml:space="preserve">33. The network part is 4a1d. The node part is </w:t>
+      </w:r>
+      <w:proofErr w:type="gramStart"/>
+      <w:r>
+        <w:t>0000.0c56.de</w:t>
+      </w:r>
+      <w:proofErr w:type="gramEnd"/>
+      <w:r>
+        <w:t xml:space="preserve">33. The network number is assigned by the system administrator of the Novell </w:t>
+      </w:r>
+      <w:proofErr w:type="gramStart"/>
+      <w:r>
+        <w:t>network</w:t>
+      </w:r>
+      <w:proofErr w:type="gramEnd"/>
+      <w:r>
+        <w:t xml:space="preserve"> and the MAC address/node address is not assigned by the administrator.</w:t>
       </w:r>
     </w:p>
     <w:p>
@@ -6534,8 +8015,13 @@
     </w:p>
     <w:p>
       <w:r>
-        <w:t>Answer: a</w:t>
-      </w:r>
+        <w:t xml:space="preserve">Answer: </w:t>
+      </w:r>
+      <w:proofErr w:type="spellStart"/>
+      <w:r>
+        <w:t>a</w:t>
+      </w:r>
+      <w:proofErr w:type="spellEnd"/>
       <w:r>
         <w:br/>
         <w:t>Explanation: IPX (Internetwork Packet Exchange) is the NetWare network layer 3 protocol used for transferring information on LANs that use Novell’s NetWare.</w:t>
@@ -6581,8 +8067,13 @@
     </w:p>
     <w:p>
       <w:r>
-        <w:t>Answer: a</w:t>
-      </w:r>
+        <w:t xml:space="preserve">Answer: </w:t>
+      </w:r>
+      <w:proofErr w:type="spellStart"/>
+      <w:r>
+        <w:t>a</w:t>
+      </w:r>
+      <w:proofErr w:type="spellEnd"/>
       <w:r>
         <w:br/>
         <w:t>Explanation: NetWare Link Services Protocol (NLSP) provides link-state routing. SAP (Service Advertisement Protocol) advertises network services. NCP (NetWare Core Protocol) provides client-to-server connections and applications. RIP is a distance vector routing protocol. NLSP was developed by Novell to replace RIP routing protocols.</w:t>
@@ -6649,7 +8140,23 @@
           <w:b/>
           <w:bCs/>
         </w:rPr>
-        <w:t>7. What does the following series of commands “Router IGRP 71 network” accomplish?</w:t>
+        <w:t xml:space="preserve">7. What does the following series of commands “Router IGRP 71 </w:t>
+      </w:r>
+      <w:proofErr w:type="gramStart"/>
+      <w:r>
+        <w:rPr>
+          <w:b/>
+          <w:bCs/>
+        </w:rPr>
+        <w:t>network</w:t>
+      </w:r>
+      <w:proofErr w:type="gramEnd"/>
+      <w:r>
+        <w:rPr>
+          <w:b/>
+          <w:bCs/>
+        </w:rPr>
+        <w:t>” accomplish?</w:t>
       </w:r>
       <w:r>
         <w:rPr>
@@ -6684,8 +8191,13 @@
     </w:p>
     <w:p>
       <w:r>
-        <w:t>Answer: a</w:t>
-      </w:r>
+        <w:t xml:space="preserve">Answer: </w:t>
+      </w:r>
+      <w:proofErr w:type="spellStart"/>
+      <w:r>
+        <w:t>a</w:t>
+      </w:r>
+      <w:proofErr w:type="spellEnd"/>
       <w:r>
         <w:br/>
         <w:t>Explanation: It isolates network 10.0.0.0 and 172.68.7.0 and associates autonomous systems 109 and71 with IGRP. IGRP does not disable RIP, both can be used at the same time.</w:t>
@@ -6731,8 +8243,13 @@
     </w:p>
     <w:p>
       <w:r>
-        <w:t>Answer: a</w:t>
-      </w:r>
+        <w:t xml:space="preserve">Answer: </w:t>
+      </w:r>
+      <w:proofErr w:type="spellStart"/>
+      <w:r>
+        <w:t>a</w:t>
+      </w:r>
+      <w:proofErr w:type="spellEnd"/>
       <w:r>
         <w:br/>
         <w:t>Explanation: Tick is basically the update rate of clients in the network. The IPX delay number will give the ticks at a certain time. The default ticks are–for LAN interfaces, one tick, and for WAN interfaces, six ticks.</w:t>
@@ -6792,7 +8309,17 @@
       </w:r>
       <w:r>
         <w:br/>
-        <w:t>Explanation: The following commands setup the sub interfaces to allow for two types of encapsulation:interface Ethernet 0.1 IPX encapsulation Novell-ether IPX network 9e interface Ethernet0.2 IPX encapsulation sap IPX network 6c.</w:t>
+        <w:t xml:space="preserve">Explanation: The following commands setup the sub interfaces to allow for two types of </w:t>
+      </w:r>
+      <w:proofErr w:type="spellStart"/>
+      <w:proofErr w:type="gramStart"/>
+      <w:r>
+        <w:t>encapsulation:interface</w:t>
+      </w:r>
+      <w:proofErr w:type="spellEnd"/>
+      <w:proofErr w:type="gramEnd"/>
+      <w:r>
+        <w:t xml:space="preserve"> Ethernet 0.1 IPX encapsulation Novell-ether IPX network 9e interface Ethernet0.2 IPX encapsulation sap IPX network 6c.</w:t>
       </w:r>
     </w:p>
     <w:p>
@@ -6839,11 +8366,24 @@
     </w:p>
     <w:p>
       <w:r>
-        <w:t>Answer: a</w:t>
-      </w:r>
-      <w:r>
-        <w:br/>
-        <w:t>Explanation: It enables load sharing on 2 paths if the paths are equal metric paths. The default is 1 path and the maximum is 512 paths. The value must always be greater than 1 and must be a natural number.</w:t>
+        <w:t xml:space="preserve">Answer: </w:t>
+      </w:r>
+      <w:proofErr w:type="spellStart"/>
+      <w:r>
+        <w:t>a</w:t>
+      </w:r>
+      <w:proofErr w:type="spellEnd"/>
+      <w:r>
+        <w:br/>
+        <w:t xml:space="preserve">Explanation: It enables load sharing on 2 paths if the paths are equal metric paths. The default is 1 </w:t>
+      </w:r>
+      <w:proofErr w:type="gramStart"/>
+      <w:r>
+        <w:t>path</w:t>
+      </w:r>
+      <w:proofErr w:type="gramEnd"/>
+      <w:r>
+        <w:t xml:space="preserve"> and the maximum is 512 paths. The value must always be greater than 1 and must be a natural number.</w:t>
       </w:r>
     </w:p>
     <w:p>
@@ -6859,21 +8399,30 @@
           <w:b/>
           <w:bCs/>
         </w:rPr>
-        <w:t>5</w:t>
-      </w:r>
-      <w:r>
-        <w:rPr>
-          <w:b/>
-          <w:bCs/>
-        </w:rPr>
-        <w:t>0a</w:t>
-      </w:r>
-      <w:r>
-        <w:rPr>
-          <w:b/>
-          <w:bCs/>
-        </w:rPr>
-        <w:t>. You want to enable both arpa and snap encapsulation on one router interface. How do you do this?</w:t>
+        <w:t>50a</w:t>
+      </w:r>
+      <w:r>
+        <w:rPr>
+          <w:b/>
+          <w:bCs/>
+        </w:rPr>
+        <w:t xml:space="preserve">. You want to enable both </w:t>
+      </w:r>
+      <w:proofErr w:type="spellStart"/>
+      <w:r>
+        <w:rPr>
+          <w:b/>
+          <w:bCs/>
+        </w:rPr>
+        <w:t>arpa</w:t>
+      </w:r>
+      <w:proofErr w:type="spellEnd"/>
+      <w:r>
+        <w:rPr>
+          <w:b/>
+          <w:bCs/>
+        </w:rPr>
+        <w:t xml:space="preserve"> and snap encapsulation on one router interface. How do you do this?</w:t>
       </w:r>
       <w:r>
         <w:rPr>
@@ -6895,7 +8444,23 @@
       </w:r>
       <w:r>
         <w:br/>
-        <w:t>d) Both arpa and snap are enabled by default so you don’t have to configure anything</w:t>
+        <w:t xml:space="preserve">d) Both </w:t>
+      </w:r>
+      <w:proofErr w:type="spellStart"/>
+      <w:r>
+        <w:t>arpa</w:t>
+      </w:r>
+      <w:proofErr w:type="spellEnd"/>
+      <w:r>
+        <w:t xml:space="preserve"> and snap are enabled by </w:t>
+      </w:r>
+      <w:proofErr w:type="gramStart"/>
+      <w:r>
+        <w:t>default</w:t>
+      </w:r>
+      <w:proofErr w:type="gramEnd"/>
+      <w:r>
+        <w:t xml:space="preserve"> so you don’t have to configure anything</w:t>
       </w:r>
       <w:r>
         <w:br/>
@@ -6907,7 +8472,47 @@
       </w:r>
       <w:r>
         <w:br/>
-        <w:t>Explanation: To assign multiple network numbers, you usually use sub interfaces. A sample configuration follows: IPXEthernet 0.1 IPX encapsulation novell-ether ipx network 9e interface ethernet 0.2 ipx encapsulation sap ipx network 6c</w:t>
+        <w:t xml:space="preserve">Explanation: To assign multiple network numbers, you usually use sub interfaces. A sample configuration follows: </w:t>
+      </w:r>
+      <w:proofErr w:type="spellStart"/>
+      <w:r>
+        <w:t>IPXEthernet</w:t>
+      </w:r>
+      <w:proofErr w:type="spellEnd"/>
+      <w:r>
+        <w:t xml:space="preserve"> 0.1 IPX encapsulation </w:t>
+      </w:r>
+      <w:proofErr w:type="spellStart"/>
+      <w:r>
+        <w:t>novell</w:t>
+      </w:r>
+      <w:proofErr w:type="spellEnd"/>
+      <w:r>
+        <w:t xml:space="preserve">-ether </w:t>
+      </w:r>
+      <w:proofErr w:type="spellStart"/>
+      <w:r>
+        <w:t>ipx</w:t>
+      </w:r>
+      <w:proofErr w:type="spellEnd"/>
+      <w:r>
+        <w:t xml:space="preserve"> network 9e interface ethernet 0.2 </w:t>
+      </w:r>
+      <w:proofErr w:type="spellStart"/>
+      <w:r>
+        <w:t>ipx</w:t>
+      </w:r>
+      <w:proofErr w:type="spellEnd"/>
+      <w:r>
+        <w:t xml:space="preserve"> encapsulation sap </w:t>
+      </w:r>
+      <w:proofErr w:type="spellStart"/>
+      <w:r>
+        <w:t>ipx</w:t>
+      </w:r>
+      <w:proofErr w:type="spellEnd"/>
+      <w:r>
+        <w:t xml:space="preserve"> network 6c</w:t>
       </w:r>
     </w:p>
     <w:p>
@@ -6923,14 +8528,7 @@
           <w:b/>
           <w:bCs/>
         </w:rPr>
-        <w:t>5</w:t>
-      </w:r>
-      <w:r>
-        <w:rPr>
-          <w:b/>
-          <w:bCs/>
-        </w:rPr>
-        <w:t>0b</w:t>
+        <w:t>50b</w:t>
       </w:r>
       <w:r>
         <w:rPr>
@@ -6956,11 +8554,42 @@
     </w:p>
     <w:p>
       <w:r>
-        <w:t>Answer: a</w:t>
-      </w:r>
-      <w:r>
-        <w:br/>
-        <w:t>Explanation: GNS is Novell’s protocol to Get Nearest Server. If there is a server on the local network,that server will respond. If there isn’t, the Cisco router has to be configured to forward theGNS SAP.</w:t>
+        <w:t xml:space="preserve">Answer: </w:t>
+      </w:r>
+      <w:proofErr w:type="spellStart"/>
+      <w:r>
+        <w:t>a</w:t>
+      </w:r>
+      <w:proofErr w:type="spellEnd"/>
+      <w:r>
+        <w:br/>
+        <w:t xml:space="preserve">Explanation: GNS is Novell’s protocol to Get Nearest Server. If there is a server on the local </w:t>
+      </w:r>
+      <w:proofErr w:type="spellStart"/>
+      <w:proofErr w:type="gramStart"/>
+      <w:r>
+        <w:t>network,that</w:t>
+      </w:r>
+      <w:proofErr w:type="spellEnd"/>
+      <w:proofErr w:type="gramEnd"/>
+      <w:r>
+        <w:t xml:space="preserve"> server will respond. If there isn’t, the Cisco router </w:t>
+      </w:r>
+      <w:proofErr w:type="gramStart"/>
+      <w:r>
+        <w:t>has to</w:t>
+      </w:r>
+      <w:proofErr w:type="gramEnd"/>
+      <w:r>
+        <w:t xml:space="preserve"> be configured to forward </w:t>
+      </w:r>
+      <w:proofErr w:type="spellStart"/>
+      <w:r>
+        <w:t>theGNS</w:t>
+      </w:r>
+      <w:proofErr w:type="spellEnd"/>
+      <w:r>
+        <w:t xml:space="preserve"> SAP.</w:t>
       </w:r>
     </w:p>
     <w:p>
@@ -6976,14 +8605,7 @@
           <w:b/>
           <w:bCs/>
         </w:rPr>
-        <w:t>5</w:t>
-      </w:r>
-      <w:r>
-        <w:rPr>
-          <w:b/>
-          <w:bCs/>
-        </w:rPr>
-        <w:t>0c</w:t>
+        <w:t>50c</w:t>
       </w:r>
       <w:r>
         <w:rPr>
@@ -7017,11 +8639,24 @@
     </w:p>
     <w:p>
       <w:r>
-        <w:t>Answer: a</w:t>
-      </w:r>
-      <w:r>
-        <w:br/>
-        <w:t>Explanation: Cisco routers build SAP tables and forward the table every 60 seconds. All SAPs can’t befiltered even with 4.x since NDS and time synchronization uses SAPs.</w:t>
+        <w:t xml:space="preserve">Answer: </w:t>
+      </w:r>
+      <w:proofErr w:type="spellStart"/>
+      <w:r>
+        <w:t>a</w:t>
+      </w:r>
+      <w:proofErr w:type="spellEnd"/>
+      <w:r>
+        <w:br/>
+        <w:t xml:space="preserve">Explanation: Cisco routers build SAP tables and forward the table every 60 seconds. All SAPs can’t </w:t>
+      </w:r>
+      <w:proofErr w:type="spellStart"/>
+      <w:r>
+        <w:t>befiltered</w:t>
+      </w:r>
+      <w:proofErr w:type="spellEnd"/>
+      <w:r>
+        <w:t xml:space="preserve"> even with 4.x since NDS and time synchronization uses SAPs.</w:t>
       </w:r>
     </w:p>
     <w:p>
@@ -7037,14 +8672,7 @@
           <w:b/>
           <w:bCs/>
         </w:rPr>
-        <w:t>5</w:t>
-      </w:r>
-      <w:r>
-        <w:rPr>
-          <w:b/>
-          <w:bCs/>
-        </w:rPr>
-        <w:t>0d</w:t>
+        <w:t>50d</w:t>
       </w:r>
       <w:r>
         <w:rPr>
@@ -7078,8 +8706,13 @@
     </w:p>
     <w:p>
       <w:r>
-        <w:t>Answer: a</w:t>
-      </w:r>
+        <w:t xml:space="preserve">Answer: </w:t>
+      </w:r>
+      <w:proofErr w:type="spellStart"/>
+      <w:r>
+        <w:t>a</w:t>
+      </w:r>
+      <w:proofErr w:type="spellEnd"/>
       <w:r>
         <w:br/>
         <w:t>Explanation: Novell’s RIP updates routing tables every 60 seconds, Apple’s RTMP is every 10 seconds, routers ARP every 60 seconds, IGRP signal every 90 seconds, and Banyan VINES signals every 90 seconds.</w:t>
@@ -7133,8 +8766,13 @@
     </w:p>
     <w:p>
       <w:r>
-        <w:t>Answer: a</w:t>
-      </w:r>
+        <w:t xml:space="preserve">Answer: </w:t>
+      </w:r>
+      <w:proofErr w:type="spellStart"/>
+      <w:r>
+        <w:t>a</w:t>
+      </w:r>
+      <w:proofErr w:type="spellEnd"/>
       <w:r>
         <w:br/>
         <w:t>Explanation: It first uses ticks (which is about 1/18 sec.); if there is a tie, it uses hops; if hops are equal, then it uses an administratively assigned tiebreaker.</w:t>
@@ -7227,8 +8865,13 @@
     </w:p>
     <w:p>
       <w:r>
-        <w:t>Answer: a</w:t>
-      </w:r>
+        <w:t xml:space="preserve">Answer: </w:t>
+      </w:r>
+      <w:proofErr w:type="spellStart"/>
+      <w:r>
+        <w:t>a</w:t>
+      </w:r>
+      <w:proofErr w:type="spellEnd"/>
       <w:r>
         <w:br/>
         <w:t>Explanation: RIPv1 router broadcasts its routing table every 30 seconds by default. The broadcasted routing table can be used by other routers to find the shortest path among the network devices.</w:t>
@@ -7278,7 +8921,23 @@
       </w:r>
       <w:r>
         <w:br/>
-        <w:t>Explanation: The debug IP rip command is used to show the Internet Protocol (IP) Routing Information Protocol (RIP) updates being sent and received on the router. It verifies that the updates are being broadcasted and not multicasted.</w:t>
+        <w:t xml:space="preserve">Explanation: The debug IP rip command is used to show the Internet Protocol (IP) Routing Information Protocol (RIP) updates being sent and received on the router. It verifies that the updates are being </w:t>
+      </w:r>
+      <w:proofErr w:type="gramStart"/>
+      <w:r>
+        <w:t>broadcasted</w:t>
+      </w:r>
+      <w:proofErr w:type="gramEnd"/>
+      <w:r>
+        <w:t xml:space="preserve"> and not </w:t>
+      </w:r>
+      <w:proofErr w:type="spellStart"/>
+      <w:r>
+        <w:t>multicasted</w:t>
+      </w:r>
+      <w:proofErr w:type="spellEnd"/>
+      <w:r>
+        <w:t>.</w:t>
       </w:r>
     </w:p>
     <w:p>
@@ -7294,7 +8953,23 @@
           <w:b/>
           <w:bCs/>
         </w:rPr>
-        <w:t>4. Two connected routers are configured with RIP routing. What will be the result when a router receives a routing update that contains a higher-cost path to a network already in its routing table?</w:t>
+        <w:t xml:space="preserve">4. Two connected routers are configured with RIP </w:t>
+      </w:r>
+      <w:proofErr w:type="gramStart"/>
+      <w:r>
+        <w:rPr>
+          <w:b/>
+          <w:bCs/>
+        </w:rPr>
+        <w:t>routing</w:t>
+      </w:r>
+      <w:proofErr w:type="gramEnd"/>
+      <w:r>
+        <w:rPr>
+          <w:b/>
+          <w:bCs/>
+        </w:rPr>
+        <w:t>. What will be the result when a router receives a routing update that contains a higher-cost path to a network already in its routing table?</w:t>
       </w:r>
       <w:r>
         <w:rPr>
@@ -7422,7 +9097,15 @@
       </w:r>
       <w:r>
         <w:br/>
-        <w:t>Explanation: 1 is the default administrative distance of Static Route. It is used by routers to select the best path when there are different routes to the same destination. It’s used only two different routing protocols are being used.</w:t>
+        <w:t xml:space="preserve">Explanation: 1 is the default administrative distance of Static Route. It is used by routers to select the best path when there are different routes to the same destination. It’s used only two different routing </w:t>
+      </w:r>
+      <w:proofErr w:type="gramStart"/>
+      <w:r>
+        <w:t>protocols</w:t>
+      </w:r>
+      <w:proofErr w:type="gramEnd"/>
+      <w:r>
+        <w:t xml:space="preserve"> are being used.</w:t>
       </w:r>
     </w:p>
     <w:p>
@@ -7473,6 +9156,7 @@
       </w:r>
     </w:p>
     <w:p>
+      <w:proofErr w:type="gramStart"/>
       <w:r>
         <w:rPr>
           <w:b/>
@@ -7485,7 +9169,15 @@
           <w:b/>
           <w:bCs/>
         </w:rPr>
-        <w:t>8. _________ is the default administrative distance of RIP.</w:t>
+        <w:t>8. _</w:t>
+      </w:r>
+      <w:proofErr w:type="gramEnd"/>
+      <w:r>
+        <w:rPr>
+          <w:b/>
+          <w:bCs/>
+        </w:rPr>
+        <w:t>________ is the default administrative distance of RIP.</w:t>
       </w:r>
       <w:r>
         <w:rPr>
@@ -7561,7 +9253,15 @@
       </w:r>
       <w:r>
         <w:br/>
-        <w:t>Explanation: Use of variable length subnet masks is permitted in classless routing protocols. Also use of discontinuous networks is allowed in such routing protocols. RIPv1 is a classful routing protocol but RIPv2 is classless routing protocol.</w:t>
+        <w:t xml:space="preserve">Explanation: Use of variable length subnet masks is permitted in classless routing protocols. </w:t>
+      </w:r>
+      <w:proofErr w:type="gramStart"/>
+      <w:r>
+        <w:t>Also</w:t>
+      </w:r>
+      <w:proofErr w:type="gramEnd"/>
+      <w:r>
+        <w:t xml:space="preserve"> use of discontinuous networks is allowed in such routing protocols. RIPv1 is a classful routing protocol but RIPv2 is classless routing protocol.</w:t>
       </w:r>
     </w:p>
     <w:p>
@@ -7605,11 +9305,24 @@
     </w:p>
     <w:p>
       <w:r>
-        <w:t>Answer: a</w:t>
-      </w:r>
-      <w:r>
-        <w:br/>
-        <w:t>Explanation: We must use default routing on stub networks. They have only one exit path out of the network, so there can be no specific path decided for such networks.</w:t>
+        <w:t xml:space="preserve">Answer: </w:t>
+      </w:r>
+      <w:proofErr w:type="spellStart"/>
+      <w:r>
+        <w:t>a</w:t>
+      </w:r>
+      <w:proofErr w:type="spellEnd"/>
+      <w:r>
+        <w:br/>
+        <w:t xml:space="preserve">Explanation: We must use default </w:t>
+      </w:r>
+      <w:proofErr w:type="gramStart"/>
+      <w:r>
+        <w:t>routing</w:t>
+      </w:r>
+      <w:proofErr w:type="gramEnd"/>
+      <w:r>
+        <w:t xml:space="preserve"> on stub networks. They have only one exit path out of the network, so there can be no specific path decided for such networks.</w:t>
       </w:r>
     </w:p>
     <w:p>
@@ -7700,7 +9413,15 @@
       </w:r>
       <w:r>
         <w:br/>
-        <w:t>b) It is information received from a router that can’t be sent back to the originating router.RIPv2 supports classless routing</w:t>
+        <w:t xml:space="preserve">b) It is information received from a router that can’t be sent back to the originating </w:t>
+      </w:r>
+      <w:proofErr w:type="gramStart"/>
+      <w:r>
+        <w:t>router.RIPv</w:t>
+      </w:r>
+      <w:proofErr w:type="gramEnd"/>
+      <w:r>
+        <w:t>2 supports classless routing</w:t>
       </w:r>
       <w:r>
         <w:br/>
@@ -7822,11 +9543,24 @@
     </w:p>
     <w:p>
       <w:r>
-        <w:t>Answer: a</w:t>
-      </w:r>
-      <w:r>
-        <w:br/>
-        <w:t>Explanation: Multiple routing protocols are required only when we need to migrate from one routing protocol to another, or when we are using routers from multiple vendors, or when there are host-based routers from multiple vendors. Routing is not a layer-2 function so we don’t require multiple routing protocols when new layer-2 switch is added.</w:t>
+        <w:t xml:space="preserve">Answer: </w:t>
+      </w:r>
+      <w:proofErr w:type="spellStart"/>
+      <w:r>
+        <w:t>a</w:t>
+      </w:r>
+      <w:proofErr w:type="spellEnd"/>
+      <w:r>
+        <w:br/>
+        <w:t xml:space="preserve">Explanation: Multiple routing protocols are required only when we need to migrate from one routing protocol to another, or when we are using routers from multiple vendors, or when there are host-based routers from multiple vendors. Routing is not a layer-2 </w:t>
+      </w:r>
+      <w:proofErr w:type="gramStart"/>
+      <w:r>
+        <w:t>function</w:t>
+      </w:r>
+      <w:proofErr w:type="gramEnd"/>
+      <w:r>
+        <w:t xml:space="preserve"> so we don’t require multiple routing protocols when new layer-2 switch is added.</w:t>
       </w:r>
     </w:p>
     <w:p>
@@ -7991,7 +9725,15 @@
       </w:r>
       <w:r>
         <w:br/>
-        <w:t>Explanation: Sources of routing information is the administrative distance rank. It is used by routers to select the best path when there are different routes to the same destination. It’s used only two different routing protocols are being used.</w:t>
+        <w:t xml:space="preserve">Explanation: Sources of routing information is the administrative distance rank. It is used by routers to select the best path when there are different routes to the same destination. It’s used only two different routing </w:t>
+      </w:r>
+      <w:proofErr w:type="gramStart"/>
+      <w:r>
+        <w:t>protocols</w:t>
+      </w:r>
+      <w:proofErr w:type="gramEnd"/>
+      <w:r>
+        <w:t xml:space="preserve"> are being used.</w:t>
       </w:r>
     </w:p>
     <w:p>
@@ -8039,7 +9781,15 @@
       </w:r>
       <w:r>
         <w:br/>
-        <w:t>Explanation: Neighbor adjacency refers to the formal handshake performed by neighboring routers. It is to be done before the router share any routing information. RIP V2 maintains neighbor adjacencies.</w:t>
+        <w:t xml:space="preserve">Explanation: Neighbor adjacency refers to the formal handshake performed by neighboring routers. It is to be done before the router </w:t>
+      </w:r>
+      <w:proofErr w:type="gramStart"/>
+      <w:r>
+        <w:t>share</w:t>
+      </w:r>
+      <w:proofErr w:type="gramEnd"/>
+      <w:r>
+        <w:t xml:space="preserve"> any routing information. RIP V2 maintains neighbor adjacencies.</w:t>
       </w:r>
     </w:p>
     <w:p>
@@ -8143,8 +9893,13 @@
     </w:p>
     <w:p>
       <w:r>
-        <w:t>Answer: a</w:t>
-      </w:r>
+        <w:t xml:space="preserve">Answer: </w:t>
+      </w:r>
+      <w:proofErr w:type="spellStart"/>
+      <w:r>
+        <w:t>a</w:t>
+      </w:r>
+      <w:proofErr w:type="spellEnd"/>
       <w:r>
         <w:br/>
         <w:t>Explanation: Cipher is a method to implement encryption and decryption of messages travelling in a network. It’s used to increase the confidentiality of the messages.</w:t>
@@ -8219,18 +9974,50 @@
           <w:b/>
           <w:bCs/>
         </w:rPr>
-        <w:t>3. Which one of the following algorithm is not used in asymmetric-key cryptography</w:t>
+        <w:t xml:space="preserve">3. Which one of the following </w:t>
+      </w:r>
+      <w:proofErr w:type="gramStart"/>
+      <w:r>
+        <w:rPr>
+          <w:b/>
+          <w:bCs/>
+        </w:rPr>
+        <w:t>algorithm</w:t>
+      </w:r>
+      <w:proofErr w:type="gramEnd"/>
+      <w:r>
+        <w:rPr>
+          <w:b/>
+          <w:bCs/>
+        </w:rPr>
+        <w:t xml:space="preserve"> is not used in asymmetric-key cryptography</w:t>
       </w:r>
       <w:r>
         <w:t>?</w:t>
       </w:r>
       <w:r>
         <w:br/>
-        <w:t>a) rsa algorithm</w:t>
-      </w:r>
-      <w:r>
-        <w:br/>
-        <w:t>b) diffie-hellman algorithm</w:t>
+        <w:t xml:space="preserve">a) </w:t>
+      </w:r>
+      <w:proofErr w:type="spellStart"/>
+      <w:r>
+        <w:t>rsa</w:t>
+      </w:r>
+      <w:proofErr w:type="spellEnd"/>
+      <w:r>
+        <w:t xml:space="preserve"> algorithm</w:t>
+      </w:r>
+      <w:r>
+        <w:br/>
+        <w:t xml:space="preserve">b) </w:t>
+      </w:r>
+      <w:proofErr w:type="spellStart"/>
+      <w:r>
+        <w:t>diffie-hellman</w:t>
+      </w:r>
+      <w:proofErr w:type="spellEnd"/>
+      <w:r>
+        <w:t xml:space="preserve"> algorithm</w:t>
       </w:r>
       <w:r>
         <w:br/>
@@ -8238,7 +10025,15 @@
       </w:r>
       <w:r>
         <w:br/>
-        <w:t>d) dsa algorithm</w:t>
+        <w:t xml:space="preserve">d) </w:t>
+      </w:r>
+      <w:proofErr w:type="spellStart"/>
+      <w:r>
+        <w:t>dsa</w:t>
+      </w:r>
+      <w:proofErr w:type="spellEnd"/>
+      <w:r>
+        <w:t xml:space="preserve"> algorithm</w:t>
       </w:r>
     </w:p>
     <w:p>
@@ -8297,8 +10092,13 @@
     </w:p>
     <w:p>
       <w:r>
-        <w:t>Answer: a</w:t>
-      </w:r>
+        <w:t xml:space="preserve">Answer: </w:t>
+      </w:r>
+      <w:proofErr w:type="spellStart"/>
+      <w:r>
+        <w:t>a</w:t>
+      </w:r>
+      <w:proofErr w:type="spellEnd"/>
       <w:r>
         <w:br/>
         <w:t>Explanation: In transposition ciphers, the order of letters in a plaintext message is shuffled using a pre-defined method. Some of such ciphers are Rail fence cipher and Columnar transposition.</w:t>
@@ -8351,8 +10151,13 @@
     </w:p>
     <w:p>
       <w:r>
-        <w:t>Answer: a</w:t>
-      </w:r>
+        <w:t xml:space="preserve">Answer: </w:t>
+      </w:r>
+      <w:proofErr w:type="spellStart"/>
+      <w:r>
+        <w:t>a</w:t>
+      </w:r>
+      <w:proofErr w:type="spellEnd"/>
       <w:r>
         <w:br/>
         <w:t>Explanation: DES is a symmetric key block cipher in which the block size is 64 bits and the key size is 64 bits. It is vulnerable to some attacks and is hence not that popularly used.</w:t>
@@ -8405,11 +10210,24 @@
     </w:p>
     <w:p>
       <w:r>
-        <w:t>Answer: a</w:t>
-      </w:r>
-      <w:r>
-        <w:br/>
-        <w:t>Explanation: Cryptanalysis is a field of study in which a cryptographic scheme is intentionally tried to breach in order to find flaws and insecurities. It is used to make sure that the scheme is least vulnerable to attacks.</w:t>
+        <w:t xml:space="preserve">Answer: </w:t>
+      </w:r>
+      <w:proofErr w:type="spellStart"/>
+      <w:r>
+        <w:t>a</w:t>
+      </w:r>
+      <w:proofErr w:type="spellEnd"/>
+      <w:r>
+        <w:br/>
+        <w:t xml:space="preserve">Explanation: Cryptanalysis is a field of study in which a cryptographic scheme is intentionally tried to breach </w:t>
+      </w:r>
+      <w:proofErr w:type="gramStart"/>
+      <w:r>
+        <w:t>in order to</w:t>
+      </w:r>
+      <w:proofErr w:type="gramEnd"/>
+      <w:r>
+        <w:t xml:space="preserve"> find flaws and insecurities. It is used to make sure that the scheme is least vulnerable to attacks.</w:t>
       </w:r>
     </w:p>
     <w:p>
@@ -8514,11 +10332,40 @@
     </w:p>
     <w:p>
       <w:r>
-        <w:t>Answer: a</w:t>
-      </w:r>
-      <w:r>
-        <w:br/>
-        <w:t>Explanation: The A5/2 cipher was published in the year 1996 and was cryptanalysed in the same year within a month. It’s use was discontinued from the year 2006 as it was really weak.</w:t>
+        <w:t xml:space="preserve">Answer: </w:t>
+      </w:r>
+      <w:proofErr w:type="spellStart"/>
+      <w:r>
+        <w:t>a</w:t>
+      </w:r>
+      <w:proofErr w:type="spellEnd"/>
+      <w:r>
+        <w:br/>
+        <w:t xml:space="preserve">Explanation: The A5/2 cipher was published in the year 1996 and was </w:t>
+      </w:r>
+      <w:proofErr w:type="spellStart"/>
+      <w:r>
+        <w:t>cryptanalysed</w:t>
+      </w:r>
+      <w:proofErr w:type="spellEnd"/>
+      <w:r>
+        <w:t xml:space="preserve"> in the same year within a month. </w:t>
+      </w:r>
+      <w:proofErr w:type="gramStart"/>
+      <w:r>
+        <w:t>It’s</w:t>
+      </w:r>
+      <w:proofErr w:type="gramEnd"/>
+      <w:r>
+        <w:t xml:space="preserve"> use was discontinued from the year 2006 as it was </w:t>
+      </w:r>
+      <w:proofErr w:type="gramStart"/>
+      <w:r>
+        <w:t>really weak</w:t>
+      </w:r>
+      <w:proofErr w:type="gramEnd"/>
+      <w:r>
+        <w:t>.</w:t>
       </w:r>
     </w:p>
     <w:p>
@@ -8622,8 +10469,13 @@
     </w:p>
     <w:p>
       <w:r>
-        <w:t>Answer: a</w:t>
-      </w:r>
+        <w:t xml:space="preserve">Answer: </w:t>
+      </w:r>
+      <w:proofErr w:type="spellStart"/>
+      <w:r>
+        <w:t>a</w:t>
+      </w:r>
+      <w:proofErr w:type="spellEnd"/>
       <w:r>
         <w:br/>
         <w:t>Explanation: Cryptographic hash functions are used in digital signatures and message authentication codes. The only issue with it is that it returns the same hash value every time for a message making it vulnerable to attackers to evaluate and break the cipher.</w:t>
@@ -8662,11 +10514,24 @@
     </w:p>
     <w:p>
       <w:r>
-        <w:t>Answer: a</w:t>
-      </w:r>
-      <w:r>
-        <w:br/>
-        <w:t>Explanation: Persistent connections are kept active after completing transaction so that multiple objects can be sent over the same TCP connection.</w:t>
+        <w:t xml:space="preserve">Answer: </w:t>
+      </w:r>
+      <w:proofErr w:type="spellStart"/>
+      <w:r>
+        <w:t>a</w:t>
+      </w:r>
+      <w:proofErr w:type="spellEnd"/>
+      <w:r>
+        <w:br/>
+        <w:t xml:space="preserve">Explanation: Persistent connections are kept active after completing </w:t>
+      </w:r>
+      <w:proofErr w:type="gramStart"/>
+      <w:r>
+        <w:t>transaction</w:t>
+      </w:r>
+      <w:proofErr w:type="gramEnd"/>
+      <w:r>
+        <w:t xml:space="preserve"> so that multiple objects can be sent over the same TCP connection.</w:t>
       </w:r>
     </w:p>
     <w:p>
@@ -8719,11 +10584,24 @@
     </w:p>
     <w:p>
       <w:r>
-        <w:t>Answer: a</w:t>
-      </w:r>
-      <w:r>
-        <w:br/>
-        <w:t>Explanation: HTTP is an Application layer protocol used to define how messages are formatted and transmitted through the World Wide Web.</w:t>
+        <w:t xml:space="preserve">Answer: </w:t>
+      </w:r>
+      <w:proofErr w:type="spellStart"/>
+      <w:r>
+        <w:t>a</w:t>
+      </w:r>
+      <w:proofErr w:type="spellEnd"/>
+      <w:r>
+        <w:br/>
+        <w:t xml:space="preserve">Explanation: HTTP is an </w:t>
+      </w:r>
+      <w:proofErr w:type="gramStart"/>
+      <w:r>
+        <w:t>Application</w:t>
+      </w:r>
+      <w:proofErr w:type="gramEnd"/>
+      <w:r>
+        <w:t xml:space="preserve"> layer protocol used to define how messages are formatted and transmitted through the World Wide Web.</w:t>
       </w:r>
     </w:p>
     <w:p>
@@ -8767,8 +10645,13 @@
     </w:p>
     <w:p>
       <w:r>
-        <w:t>Answer: a</w:t>
-      </w:r>
+        <w:t xml:space="preserve">Answer: </w:t>
+      </w:r>
+      <w:proofErr w:type="spellStart"/>
+      <w:r>
+        <w:t>a</w:t>
+      </w:r>
+      <w:proofErr w:type="spellEnd"/>
       <w:r>
         <w:br/>
         <w:t>Explanation: The Uniform Resource Identifier is a name and locator for the resource to be located by the HTTP. The URLs and URNs are derived through the identifier.</w:t>
@@ -8875,8 +10758,13 @@
     </w:p>
     <w:p>
       <w:r>
-        <w:t>Answer: a</w:t>
-      </w:r>
+        <w:t xml:space="preserve">Answer: </w:t>
+      </w:r>
+      <w:proofErr w:type="spellStart"/>
+      <w:r>
+        <w:t>a</w:t>
+      </w:r>
+      <w:proofErr w:type="spellEnd"/>
       <w:r>
         <w:br/>
         <w:t>Explanation: HTTP pipelining helps the client make multiple requests without having to waiting for each response, thus saving a lot of time and bandwidth for the client.</w:t>
@@ -8981,8 +10869,13 @@
     </w:p>
     <w:p>
       <w:r>
-        <w:t>Answer: a</w:t>
-      </w:r>
+        <w:t xml:space="preserve">Answer: </w:t>
+      </w:r>
+      <w:proofErr w:type="spellStart"/>
+      <w:r>
+        <w:t>a</w:t>
+      </w:r>
+      <w:proofErr w:type="spellEnd"/>
       <w:r>
         <w:br/>
         <w:t>Explanation: The clients use the Transmission Control Protocol for FTP as it’s more reliable than UDP, DCCP, and SCTP, and reliability of file transfer is required to be as high as possible for FTP.</w:t>
@@ -9068,7 +10961,15 @@
       </w:r>
       <w:r>
         <w:br/>
-        <w:t>b) service oriented architecture</w:t>
+        <w:t xml:space="preserve">b) </w:t>
+      </w:r>
+      <w:proofErr w:type="gramStart"/>
+      <w:r>
+        <w:t>service oriented</w:t>
+      </w:r>
+      <w:proofErr w:type="gramEnd"/>
+      <w:r>
+        <w:t xml:space="preserve"> architecture</w:t>
       </w:r>
       <w:r>
         <w:br/>
@@ -9076,7 +10977,15 @@
       </w:r>
       <w:r>
         <w:br/>
-        <w:t>d) connection oriented architecture</w:t>
+        <w:t xml:space="preserve">d) </w:t>
+      </w:r>
+      <w:proofErr w:type="gramStart"/>
+      <w:r>
+        <w:t>connection oriented</w:t>
+      </w:r>
+      <w:proofErr w:type="gramEnd"/>
+      <w:r>
+        <w:t xml:space="preserve"> architecture</w:t>
       </w:r>
     </w:p>
     <w:p>
@@ -9179,7 +11088,15 @@
       </w:r>
       <w:r>
         <w:br/>
-        <w:t xml:space="preserve">Explanation: The Public socket accept () method is used by the ServerSocket class to accept the </w:t>
+        <w:t xml:space="preserve">Explanation: The Public socket accept () method is used by the </w:t>
+      </w:r>
+      <w:proofErr w:type="spellStart"/>
+      <w:r>
+        <w:t>ServerSocket</w:t>
+      </w:r>
+      <w:proofErr w:type="spellEnd"/>
+      <w:r>
+        <w:t xml:space="preserve"> class to accept the </w:t>
       </w:r>
       <w:r>
         <w:lastRenderedPageBreak/>
@@ -9209,11 +11126,27 @@
         <w:br/>
       </w:r>
       <w:r>
-        <w:t>a) Datagram Socket(int port)</w:t>
-      </w:r>
-      <w:r>
-        <w:br/>
-        <w:t>b) Datagram Socket(int port, Int Address address)</w:t>
+        <w:t xml:space="preserve">a) Datagram </w:t>
+      </w:r>
+      <w:proofErr w:type="gramStart"/>
+      <w:r>
+        <w:t>Socket(</w:t>
+      </w:r>
+      <w:proofErr w:type="gramEnd"/>
+      <w:r>
+        <w:t>int port)</w:t>
+      </w:r>
+      <w:r>
+        <w:br/>
+        <w:t xml:space="preserve">b) Datagram </w:t>
+      </w:r>
+      <w:proofErr w:type="gramStart"/>
+      <w:r>
+        <w:t>Socket(</w:t>
+      </w:r>
+      <w:proofErr w:type="gramEnd"/>
+      <w:r>
+        <w:t>int port, Int Address address)</w:t>
       </w:r>
       <w:r>
         <w:br/>
@@ -9221,7 +11154,15 @@
       </w:r>
       <w:r>
         <w:br/>
-        <w:t>d) Datagram Socket(int address)</w:t>
+        <w:t xml:space="preserve">d) Datagram </w:t>
+      </w:r>
+      <w:proofErr w:type="gramStart"/>
+      <w:r>
+        <w:t>Socket(</w:t>
+      </w:r>
+      <w:proofErr w:type="gramEnd"/>
+      <w:r>
+        <w:t>int address)</w:t>
       </w:r>
     </w:p>
     <w:p>
@@ -9230,7 +11171,15 @@
       </w:r>
       <w:r>
         <w:br/>
-        <w:t>Explanation: Datagram Socket (int port, Int Address address) is used to create a datagram socket. A datagram socket is created for connection-less communication between the server and the client. There is no accept() method in this class.</w:t>
+        <w:t xml:space="preserve">Explanation: Datagram Socket (int port, Int Address address) is used to create a datagram socket. A datagram socket is created for connection-less communication between the server and the client. There is no </w:t>
+      </w:r>
+      <w:proofErr w:type="gramStart"/>
+      <w:r>
+        <w:t>accept(</w:t>
+      </w:r>
+      <w:proofErr w:type="gramEnd"/>
+      <w:r>
+        <w:t>) method in this class.</w:t>
       </w:r>
     </w:p>
     <w:p>
@@ -9277,7 +11226,23 @@
       </w:r>
       <w:r>
         <w:br/>
-        <w:t>Explanation: The client in socket programming must know IP address of Server as it has to use that IP address in order to initialize the socket class constructor. That is how the client requests a connection to the server.</w:t>
+        <w:t xml:space="preserve">Explanation: The client in socket programming must know IP address of Server as it </w:t>
+      </w:r>
+      <w:proofErr w:type="gramStart"/>
+      <w:r>
+        <w:t>has to</w:t>
+      </w:r>
+      <w:proofErr w:type="gramEnd"/>
+      <w:r>
+        <w:t xml:space="preserve"> use that IP address </w:t>
+      </w:r>
+      <w:proofErr w:type="gramStart"/>
+      <w:r>
+        <w:t>in order to</w:t>
+      </w:r>
+      <w:proofErr w:type="gramEnd"/>
+      <w:r>
+        <w:t xml:space="preserve"> initialize the socket class constructor. That is how the client requests a connection to the server.</w:t>
       </w:r>
     </w:p>
     <w:p>
@@ -9312,11 +11277,37 @@
     </w:p>
     <w:p>
       <w:r>
-        <w:t>Answer: a</w:t>
-      </w:r>
-      <w:r>
-        <w:br/>
-        <w:t>Explanation: The URL Connection class can be used to read and write data to the specified resource referred by the URL. A connection to the URL is initialized by the OpenConnection() method of the class.</w:t>
+        <w:t xml:space="preserve">Answer: </w:t>
+      </w:r>
+      <w:proofErr w:type="spellStart"/>
+      <w:r>
+        <w:t>a</w:t>
+      </w:r>
+      <w:proofErr w:type="spellEnd"/>
+      <w:r>
+        <w:br/>
+        <w:t xml:space="preserve">Explanation: The URL Connection class can be used to read and write data to the specified resource </w:t>
+      </w:r>
+      <w:proofErr w:type="gramStart"/>
+      <w:r>
+        <w:t>referred</w:t>
+      </w:r>
+      <w:proofErr w:type="gramEnd"/>
+      <w:r>
+        <w:t xml:space="preserve"> by the URL. A connection to the URL is initialized by the </w:t>
+      </w:r>
+      <w:proofErr w:type="spellStart"/>
+      <w:proofErr w:type="gramStart"/>
+      <w:r>
+        <w:t>OpenConnection</w:t>
+      </w:r>
+      <w:proofErr w:type="spellEnd"/>
+      <w:r>
+        <w:t>(</w:t>
+      </w:r>
+      <w:proofErr w:type="gramEnd"/>
+      <w:r>
+        <w:t>) method of the class.</w:t>
       </w:r>
     </w:p>
     <w:p>
@@ -9351,8 +11342,13 @@
     </w:p>
     <w:p>
       <w:r>
-        <w:t>Answer: a</w:t>
-      </w:r>
+        <w:t xml:space="preserve">Answer: </w:t>
+      </w:r>
+      <w:proofErr w:type="spellStart"/>
+      <w:r>
+        <w:t>a</w:t>
+      </w:r>
+      <w:proofErr w:type="spellEnd"/>
       <w:r>
         <w:br/>
         <w:t>Explanation: Datagram is basically some information travelling between the sender and the receiver, but there is no guarantee of its content, arrival or arrival time. A Datagram socket class object is created to make a datagram connection between the server and the client.</w:t>
@@ -9421,7 +11417,25 @@
           <w:b/>
           <w:bCs/>
         </w:rPr>
-        <w:t>7. What does the java.net.InetAddress class represent?</w:t>
+        <w:t xml:space="preserve">7. What does the </w:t>
+      </w:r>
+      <w:proofErr w:type="spellStart"/>
+      <w:proofErr w:type="gramStart"/>
+      <w:r>
+        <w:rPr>
+          <w:b/>
+          <w:bCs/>
+        </w:rPr>
+        <w:t>java.net.InetAddress</w:t>
+      </w:r>
+      <w:proofErr w:type="spellEnd"/>
+      <w:proofErr w:type="gramEnd"/>
+      <w:r>
+        <w:rPr>
+          <w:b/>
+          <w:bCs/>
+        </w:rPr>
+        <w:t xml:space="preserve"> class represent?</w:t>
       </w:r>
       <w:r>
         <w:rPr>
@@ -9452,7 +11466,17 @@
       </w:r>
       <w:r>
         <w:br/>
-        <w:t>Explanation: The java.net.InetAddress class represents IP Address of a particular specified host. It can be used to resolve the host name from the IP address or the IP address from the host name.</w:t>
+        <w:t xml:space="preserve">Explanation: The </w:t>
+      </w:r>
+      <w:proofErr w:type="spellStart"/>
+      <w:proofErr w:type="gramStart"/>
+      <w:r>
+        <w:t>java.net.InetAddress</w:t>
+      </w:r>
+      <w:proofErr w:type="spellEnd"/>
+      <w:proofErr w:type="gramEnd"/>
+      <w:r>
+        <w:t xml:space="preserve"> class represents IP Address of a particular specified host. It can be used to resolve the host name from the IP address or the IP address from the host name.</w:t>
       </w:r>
     </w:p>
     <w:p>
@@ -9481,11 +11505,24 @@
     </w:p>
     <w:p>
       <w:r>
-        <w:t>Answer: a</w:t>
-      </w:r>
-      <w:r>
-        <w:br/>
-        <w:t>Explanation: The flush () method of Print Stream class flushes any un cleared buffers in memory.</w:t>
+        <w:t xml:space="preserve">Answer: </w:t>
+      </w:r>
+      <w:proofErr w:type="spellStart"/>
+      <w:r>
+        <w:t>a</w:t>
+      </w:r>
+      <w:proofErr w:type="spellEnd"/>
+      <w:r>
+        <w:br/>
+        <w:t xml:space="preserve">Explanation: The flush () method of Print Stream class flushes any </w:t>
+      </w:r>
+      <w:proofErr w:type="gramStart"/>
+      <w:r>
+        <w:t>un cleared</w:t>
+      </w:r>
+      <w:proofErr w:type="gramEnd"/>
+      <w:r>
+        <w:t xml:space="preserve"> buffers in memory.</w:t>
       </w:r>
     </w:p>
     <w:p>
@@ -9532,7 +11569,15 @@
       </w:r>
       <w:r>
         <w:br/>
-        <w:t>Explanation: Datagram is basically some information travelling between the sender and the receiver, but there is no guarantee of its content, arrival or arrival time. Datagram Socket, Datagram Packet are used for connection-less socket programming, while Server Socket is used for connection-oriented socket programming.</w:t>
+        <w:t xml:space="preserve">Explanation: Datagram is basically some information travelling between the sender and the receiver, but there is no guarantee of its content, arrival or arrival time. Datagram </w:t>
+      </w:r>
+      <w:proofErr w:type="gramStart"/>
+      <w:r>
+        <w:t>Socket,</w:t>
+      </w:r>
+      <w:proofErr w:type="gramEnd"/>
+      <w:r>
+        <w:t xml:space="preserve"> Datagram Packet are used for connection-less socket programming, while Server Socket is used for connection-oriented socket programming.</w:t>
       </w:r>
     </w:p>
     <w:p>
@@ -9562,24 +11607,84 @@
       </w:r>
       <w:r>
         <w:br/>
-        <w:t>b) Public String getHostAddress()</w:t>
-      </w:r>
-      <w:r>
-        <w:br/>
-        <w:t>c) Public static InetAddress get Localhost()</w:t>
-      </w:r>
-      <w:r>
-        <w:br/>
-        <w:t>d) Public getByName()</w:t>
-      </w:r>
-    </w:p>
-    <w:p>
-      <w:r>
-        <w:t>Answer: a</w:t>
-      </w:r>
-      <w:r>
-        <w:br/>
-        <w:t>Explanation: In Inet Address class public String getHostname() method returns the host name of the IP Address. The getHostAddress() method returns the IP address of the given host name.</w:t>
+        <w:t xml:space="preserve">b) Public String </w:t>
+      </w:r>
+      <w:proofErr w:type="spellStart"/>
+      <w:r>
+        <w:t>getHostAddress</w:t>
+      </w:r>
+      <w:proofErr w:type="spellEnd"/>
+      <w:r>
+        <w:t>()</w:t>
+      </w:r>
+      <w:r>
+        <w:br/>
+        <w:t xml:space="preserve">c) Public static </w:t>
+      </w:r>
+      <w:proofErr w:type="spellStart"/>
+      <w:r>
+        <w:t>InetAddress</w:t>
+      </w:r>
+      <w:proofErr w:type="spellEnd"/>
+      <w:r>
+        <w:t xml:space="preserve"> get Localhost()</w:t>
+      </w:r>
+      <w:r>
+        <w:br/>
+        <w:t xml:space="preserve">d) Public </w:t>
+      </w:r>
+      <w:proofErr w:type="spellStart"/>
+      <w:proofErr w:type="gramStart"/>
+      <w:r>
+        <w:t>getByName</w:t>
+      </w:r>
+      <w:proofErr w:type="spellEnd"/>
+      <w:r>
+        <w:t>(</w:t>
+      </w:r>
+      <w:proofErr w:type="gramEnd"/>
+      <w:r>
+        <w:t>)</w:t>
+      </w:r>
+    </w:p>
+    <w:p>
+      <w:r>
+        <w:t xml:space="preserve">Answer: </w:t>
+      </w:r>
+      <w:proofErr w:type="spellStart"/>
+      <w:r>
+        <w:t>a</w:t>
+      </w:r>
+      <w:proofErr w:type="spellEnd"/>
+      <w:r>
+        <w:br/>
+        <w:t xml:space="preserve">Explanation: In Inet Address class public String </w:t>
+      </w:r>
+      <w:proofErr w:type="spellStart"/>
+      <w:proofErr w:type="gramStart"/>
+      <w:r>
+        <w:t>getHostname</w:t>
+      </w:r>
+      <w:proofErr w:type="spellEnd"/>
+      <w:r>
+        <w:t>(</w:t>
+      </w:r>
+      <w:proofErr w:type="gramEnd"/>
+      <w:r>
+        <w:t xml:space="preserve">) method returns the host name of the IP Address. The </w:t>
+      </w:r>
+      <w:proofErr w:type="spellStart"/>
+      <w:proofErr w:type="gramStart"/>
+      <w:r>
+        <w:t>getHostAddress</w:t>
+      </w:r>
+      <w:proofErr w:type="spellEnd"/>
+      <w:r>
+        <w:t>(</w:t>
+      </w:r>
+      <w:proofErr w:type="gramEnd"/>
+      <w:r>
+        <w:t>) method returns the IP address of the given host name.</w:t>
       </w:r>
     </w:p>
     <w:p>
@@ -9612,18 +11717,50 @@
         <w:br/>
       </w:r>
       <w:r>
-        <w:t>a) Client side programming</w:t>
-      </w:r>
-      <w:r>
-        <w:br/>
-        <w:t>b) Server side programming</w:t>
+        <w:t xml:space="preserve">a) </w:t>
+      </w:r>
+      <w:proofErr w:type="gramStart"/>
+      <w:r>
+        <w:t>Client side</w:t>
+      </w:r>
+      <w:proofErr w:type="gramEnd"/>
+      <w:r>
+        <w:t xml:space="preserve"> programming</w:t>
+      </w:r>
+      <w:r>
+        <w:br/>
+        <w:t xml:space="preserve">b) </w:t>
+      </w:r>
+      <w:proofErr w:type="gramStart"/>
+      <w:r>
+        <w:t>Server side</w:t>
+      </w:r>
+      <w:proofErr w:type="gramEnd"/>
+      <w:r>
+        <w:t xml:space="preserve"> programming</w:t>
       </w:r>
       <w:r>
         <w:br/>
       </w:r>
       <w:r>
         <w:lastRenderedPageBreak/>
-        <w:t>c) Both Client side programming and Server side programming</w:t>
+        <w:t xml:space="preserve">c) Both </w:t>
+      </w:r>
+      <w:proofErr w:type="gramStart"/>
+      <w:r>
+        <w:t>Client side</w:t>
+      </w:r>
+      <w:proofErr w:type="gramEnd"/>
+      <w:r>
+        <w:t xml:space="preserve"> programming and </w:t>
+      </w:r>
+      <w:proofErr w:type="gramStart"/>
+      <w:r>
+        <w:t>Server side</w:t>
+      </w:r>
+      <w:proofErr w:type="gramEnd"/>
+      <w:r>
+        <w:t xml:space="preserve"> programming</w:t>
       </w:r>
       <w:r>
         <w:br/>
@@ -9636,7 +11773,23 @@
       </w:r>
       <w:r>
         <w:br/>
-        <w:t>Explanation: Cookies were originally designed for server side programming, and at the lowest level, they are implemented as an extension to the HTTP protocol. They were introduced with the intention of providing a better user experience for the websites.</w:t>
+        <w:t xml:space="preserve">Explanation: Cookies were originally designed for </w:t>
+      </w:r>
+      <w:proofErr w:type="gramStart"/>
+      <w:r>
+        <w:t>server side</w:t>
+      </w:r>
+      <w:proofErr w:type="gramEnd"/>
+      <w:r>
+        <w:t xml:space="preserve"> programming, and at the lowest level, they are implemented as an extension to the HTTP protocol. They were introduced with the intention of providing </w:t>
+      </w:r>
+      <w:proofErr w:type="gramStart"/>
+      <w:r>
+        <w:t>a better</w:t>
+      </w:r>
+      <w:proofErr w:type="gramEnd"/>
+      <w:r>
+        <w:t xml:space="preserve"> user experience for the websites.</w:t>
       </w:r>
     </w:p>
     <w:p>
@@ -9686,8 +11839,13 @@
     </w:p>
     <w:p>
       <w:r>
-        <w:t>Answer: a</w:t>
-      </w:r>
+        <w:t xml:space="preserve">Answer: </w:t>
+      </w:r>
+      <w:proofErr w:type="spellStart"/>
+      <w:r>
+        <w:t>a</w:t>
+      </w:r>
+      <w:proofErr w:type="spellEnd"/>
       <w:r>
         <w:br/>
         <w:t>Explanation: The cookie property sets or returns all name/value pairs of cookies in the current document. There are no methods involved: cookies are queried, set, and deleted by reading and writing the cookie property of the Document object using specially formatted strings.</w:t>
@@ -9723,8 +11881,13 @@
         <w:br/>
       </w:r>
       <w:r>
-        <w:t>a) Non Volatile</w:t>
-      </w:r>
+        <w:t xml:space="preserve">a) </w:t>
+      </w:r>
+      <w:proofErr w:type="gramStart"/>
+      <w:r>
+        <w:t>Non Volatile</w:t>
+      </w:r>
+      <w:proofErr w:type="gramEnd"/>
       <w:r>
         <w:br/>
         <w:t>b) Volatile</w:t>
@@ -9792,7 +11955,15 @@
       </w:r>
       <w:r>
         <w:br/>
-        <w:t>Explanation: If you want a cookie to last beyond a single browsing session, you must tell the browser how long (in seconds) you would like it to retain the cookie by specifying a max-age attribute. A number of seconds until the cookie expires. A zero or negative number will kill the cookie immediately.</w:t>
+        <w:t xml:space="preserve">Explanation: If you want a cookie to last beyond a single browsing session, you must tell the browser how long (in seconds) you would like it to retain the cookie by specifying a max-age attribute. </w:t>
+      </w:r>
+      <w:proofErr w:type="gramStart"/>
+      <w:r>
+        <w:t>A number of</w:t>
+      </w:r>
+      <w:proofErr w:type="gramEnd"/>
+      <w:r>
+        <w:t xml:space="preserve"> seconds until the cookie expires. A zero or negative number will kill the cookie immediately.</w:t>
       </w:r>
     </w:p>
     <w:p>
@@ -9829,12 +12000,22 @@
       </w:r>
       <w:r>
         <w:br/>
-        <w:t>b) LocalStorage</w:t>
-      </w:r>
-      <w:r>
-        <w:br/>
-        <w:t>c) SessionStorage</w:t>
-      </w:r>
+        <w:t xml:space="preserve">b) </w:t>
+      </w:r>
+      <w:proofErr w:type="spellStart"/>
+      <w:r>
+        <w:t>LocalStorage</w:t>
+      </w:r>
+      <w:proofErr w:type="spellEnd"/>
+      <w:r>
+        <w:br/>
+        <w:t xml:space="preserve">c) </w:t>
+      </w:r>
+      <w:proofErr w:type="spellStart"/>
+      <w:r>
+        <w:t>SessionStorage</w:t>
+      </w:r>
+      <w:proofErr w:type="spellEnd"/>
       <w:r>
         <w:br/>
         <w:t>d) All of the mentioned</w:t>
@@ -9847,7 +12028,31 @@
       </w:r>
       <w:r>
         <w:br/>
-        <w:t>Explanation: sessionStorage, localStorage and Document path all are used to store data on the client-side. Each one has its own storage and expiration limit. Cookie visibility is scoped by the document origin as Local Storage and Session Storage are, and also by document path.</w:t>
+        <w:t xml:space="preserve">Explanation: </w:t>
+      </w:r>
+      <w:proofErr w:type="spellStart"/>
+      <w:r>
+        <w:t>sessionStorage</w:t>
+      </w:r>
+      <w:proofErr w:type="spellEnd"/>
+      <w:r>
+        <w:t xml:space="preserve">, </w:t>
+      </w:r>
+      <w:proofErr w:type="spellStart"/>
+      <w:r>
+        <w:t>localStorage</w:t>
+      </w:r>
+      <w:proofErr w:type="spellEnd"/>
+      <w:r>
+        <w:t xml:space="preserve"> and Document path all are used to store data on the client-side. Each one has its own storage and expiration limit. Cookie visibility is scoped by the document origin as Local Storage and Session Storage are, </w:t>
+      </w:r>
+      <w:proofErr w:type="gramStart"/>
+      <w:r>
+        <w:t>and also</w:t>
+      </w:r>
+      <w:proofErr w:type="gramEnd"/>
+      <w:r>
+        <w:t xml:space="preserve"> by document path.</w:t>
       </w:r>
     </w:p>
     <w:p>
@@ -9951,11 +12156,32 @@
     </w:p>
     <w:p>
       <w:r>
-        <w:t>Answer: a</w:t>
-      </w:r>
-      <w:r>
-        <w:br/>
-        <w:t>Explanation: Setting the path of a cookie to “/” gives scoping like that of localStorage and also specifies that the browser must transmit the cookie name and value to the server whenever it requests any web page on the site.</w:t>
+        <w:t xml:space="preserve">Answer: </w:t>
+      </w:r>
+      <w:proofErr w:type="spellStart"/>
+      <w:r>
+        <w:t>a</w:t>
+      </w:r>
+      <w:proofErr w:type="spellEnd"/>
+      <w:r>
+        <w:br/>
+        <w:t xml:space="preserve">Explanation: Setting the path of a cookie to “/” gives scoping like that of </w:t>
+      </w:r>
+      <w:proofErr w:type="spellStart"/>
+      <w:r>
+        <w:t>localStorage</w:t>
+      </w:r>
+      <w:proofErr w:type="spellEnd"/>
+      <w:r>
+        <w:t xml:space="preserve"> </w:t>
+      </w:r>
+      <w:proofErr w:type="gramStart"/>
+      <w:r>
+        <w:t>and also</w:t>
+      </w:r>
+      <w:proofErr w:type="gramEnd"/>
+      <w:r>
+        <w:t xml:space="preserve"> specifies that the browser must transmit the cookie name and value to the server whenever it requests any web page on the site.</w:t>
       </w:r>
     </w:p>
     <w:p>
@@ -10009,7 +12235,15 @@
       </w:r>
       <w:r>
         <w:br/>
-        <w:t>Explanation: The final cookie attribute is a boolean attribute named secure that specifies how cookie values are transmitted over the network. By default, cookies are insecure, which means that they are transmitted over a normal, insecure HTTP connection. If a cookie is marked secure, however, it is transmitted only when the browser and server are connected via HTTPS or another secure protocol.</w:t>
+        <w:t xml:space="preserve">Explanation: The final cookie attribute is a </w:t>
+      </w:r>
+      <w:proofErr w:type="spellStart"/>
+      <w:r>
+        <w:t>boolean</w:t>
+      </w:r>
+      <w:proofErr w:type="spellEnd"/>
+      <w:r>
+        <w:t xml:space="preserve"> attribute named secure that specifies how cookie values are transmitted over the network. By default, cookies are insecure, which means that they are transmitted over a normal, insecure HTTP connection. If a cookie is marked secure, however, it is transmitted only when the browser and server are connected via HTTPS or another secure protocol.</w:t>
       </w:r>
     </w:p>
     <w:p>
@@ -10032,42 +12266,124 @@
           <w:b/>
           <w:bCs/>
         </w:rPr>
-        <w:t>9. Which of the following function is used as a consequence of not including semicolons, Commas or whitespace in the Cookie value?</w:t>
-      </w:r>
-      <w:r>
-        <w:rPr>
-          <w:b/>
-          <w:bCs/>
-        </w:rPr>
-        <w:br/>
-      </w:r>
-      <w:r>
-        <w:t>a) EncodeURIComponent()</w:t>
-      </w:r>
-      <w:r>
-        <w:br/>
-        <w:t>b) EncodeURI()</w:t>
-      </w:r>
-      <w:r>
-        <w:br/>
-        <w:t>c) EncodeComponent()</w:t>
-      </w:r>
-      <w:r>
-        <w:br/>
-        <w:t>d) Encode()</w:t>
-      </w:r>
-    </w:p>
-    <w:p>
-      <w:r>
-        <w:t>Answer: a</w:t>
-      </w:r>
+        <w:t xml:space="preserve">9. Which of the following </w:t>
+      </w:r>
+      <w:proofErr w:type="gramStart"/>
+      <w:r>
+        <w:rPr>
+          <w:b/>
+          <w:bCs/>
+        </w:rPr>
+        <w:t>function</w:t>
+      </w:r>
+      <w:proofErr w:type="gramEnd"/>
+      <w:r>
+        <w:rPr>
+          <w:b/>
+          <w:bCs/>
+        </w:rPr>
+        <w:t xml:space="preserve"> is used </w:t>
+      </w:r>
+      <w:proofErr w:type="gramStart"/>
+      <w:r>
+        <w:rPr>
+          <w:b/>
+          <w:bCs/>
+        </w:rPr>
+        <w:t>as a consequence of</w:t>
+      </w:r>
+      <w:proofErr w:type="gramEnd"/>
+      <w:r>
+        <w:rPr>
+          <w:b/>
+          <w:bCs/>
+        </w:rPr>
+        <w:t xml:space="preserve"> not including semicolons, Commas or whitespace in the Cookie value?</w:t>
+      </w:r>
+      <w:r>
+        <w:rPr>
+          <w:b/>
+          <w:bCs/>
+        </w:rPr>
+        <w:br/>
+      </w:r>
+      <w:r>
+        <w:t xml:space="preserve">a) </w:t>
+      </w:r>
+      <w:proofErr w:type="spellStart"/>
+      <w:r>
+        <w:t>EncodeURIComponent</w:t>
+      </w:r>
+      <w:proofErr w:type="spellEnd"/>
+      <w:r>
+        <w:t>()</w:t>
+      </w:r>
+      <w:r>
+        <w:br/>
+        <w:t xml:space="preserve">b) </w:t>
+      </w:r>
+      <w:proofErr w:type="spellStart"/>
+      <w:r>
+        <w:t>EncodeURI</w:t>
+      </w:r>
+      <w:proofErr w:type="spellEnd"/>
+      <w:r>
+        <w:t>()</w:t>
+      </w:r>
+      <w:r>
+        <w:br/>
+        <w:t xml:space="preserve">c) </w:t>
+      </w:r>
+      <w:proofErr w:type="spellStart"/>
+      <w:r>
+        <w:t>EncodeComponent</w:t>
+      </w:r>
+      <w:proofErr w:type="spellEnd"/>
+      <w:r>
+        <w:t>()</w:t>
+      </w:r>
+      <w:r>
+        <w:br/>
+        <w:t xml:space="preserve">d) </w:t>
+      </w:r>
+      <w:proofErr w:type="gramStart"/>
+      <w:r>
+        <w:t>Encode(</w:t>
+      </w:r>
+      <w:proofErr w:type="gramEnd"/>
+      <w:r>
+        <w:t>)</w:t>
+      </w:r>
+    </w:p>
+    <w:p>
+      <w:r>
+        <w:t xml:space="preserve">Answer: </w:t>
+      </w:r>
+      <w:proofErr w:type="spellStart"/>
+      <w:r>
+        <w:t>a</w:t>
+      </w:r>
+      <w:proofErr w:type="spellEnd"/>
       <w:r>
         <w:br/>
         <w:t xml:space="preserve">Explanation: Cookie values cannot include semicolons, commas, or whitespace. For this reason, you may </w:t>
       </w:r>
       <w:r>
         <w:lastRenderedPageBreak/>
-        <w:t>want to use the core JavaScript global function encodeURIComponent() to encode the value before storing it in the cookie.</w:t>
+        <w:t xml:space="preserve">want to use the core JavaScript global function </w:t>
+      </w:r>
+      <w:proofErr w:type="spellStart"/>
+      <w:proofErr w:type="gramStart"/>
+      <w:r>
+        <w:t>encodeURIComponent</w:t>
+      </w:r>
+      <w:proofErr w:type="spellEnd"/>
+      <w:r>
+        <w:t>(</w:t>
+      </w:r>
+      <w:proofErr w:type="gramEnd"/>
+      <w:r>
+        <w:t>) to encode the value before storing it in the cookie.</w:t>
       </w:r>
     </w:p>
     <w:p>
@@ -10114,7 +12430,23 @@
       </w:r>
       <w:r>
         <w:br/>
-        <w:t>Explanation: Each cookie can hold up to only 4 KB. In practice, browsers allow many more than 300 cookies total, but the 4 KB size limit may still be enforced by some. Storage of a session has to be a minimum of 5MB.</w:t>
+        <w:t xml:space="preserve">Explanation: Each cookie can hold up to only 4 KB. In practice, browsers allow many more than 300 </w:t>
+      </w:r>
+      <w:proofErr w:type="gramStart"/>
+      <w:r>
+        <w:t>cookies</w:t>
+      </w:r>
+      <w:proofErr w:type="gramEnd"/>
+      <w:r>
+        <w:t xml:space="preserve"> total, but the 4 KB size limit may still be enforced by some. Storage of a session </w:t>
+      </w:r>
+      <w:proofErr w:type="gramStart"/>
+      <w:r>
+        <w:t>has to</w:t>
+      </w:r>
+      <w:proofErr w:type="gramEnd"/>
+      <w:r>
+        <w:t xml:space="preserve"> be a minimum of 5MB.</w:t>
       </w:r>
     </w:p>
     <w:p>
@@ -10198,8 +12530,13 @@
     </w:p>
     <w:p>
       <w:r>
-        <w:t>Answer: a</w:t>
-      </w:r>
+        <w:t xml:space="preserve">Answer: </w:t>
+      </w:r>
+      <w:proofErr w:type="spellStart"/>
+      <w:r>
+        <w:t>a</w:t>
+      </w:r>
+      <w:proofErr w:type="spellEnd"/>
       <w:r>
         <w:br/>
         <w:t>Explanation: Restful web services make use of HTTP protocol as a medium of communication between client and server. The REST architecture was known as the HTTP object model back in the year 1994.</w:t>
@@ -10315,7 +12652,23 @@
           <w:b/>
           <w:bCs/>
         </w:rPr>
-        <w:t>5. Which of the following directive of Cache Control Header of HTTP response indicates that resource is cachable by only client and server?</w:t>
+        <w:t xml:space="preserve">5. Which of the following directive of Cache Control Header of HTTP response indicates that resource is </w:t>
+      </w:r>
+      <w:proofErr w:type="spellStart"/>
+      <w:r>
+        <w:rPr>
+          <w:b/>
+          <w:bCs/>
+        </w:rPr>
+        <w:t>cachable</w:t>
+      </w:r>
+      <w:proofErr w:type="spellEnd"/>
+      <w:r>
+        <w:rPr>
+          <w:b/>
+          <w:bCs/>
+        </w:rPr>
+        <w:t xml:space="preserve"> by only client and server?</w:t>
       </w:r>
       <w:r>
         <w:rPr>
@@ -10333,12 +12686,30 @@
       </w:r>
       <w:r>
         <w:br/>
-        <w:t>c) Nocache/nostore</w:t>
-      </w:r>
-      <w:r>
-        <w:br/>
-        <w:t>d) Maxage</w:t>
-      </w:r>
+        <w:t xml:space="preserve">c) </w:t>
+      </w:r>
+      <w:proofErr w:type="spellStart"/>
+      <w:r>
+        <w:t>Nocache</w:t>
+      </w:r>
+      <w:proofErr w:type="spellEnd"/>
+      <w:r>
+        <w:t>/</w:t>
+      </w:r>
+      <w:proofErr w:type="spellStart"/>
+      <w:r>
+        <w:t>nostore</w:t>
+      </w:r>
+      <w:proofErr w:type="spellEnd"/>
+      <w:r>
+        <w:br/>
+        <w:t xml:space="preserve">d) </w:t>
+      </w:r>
+      <w:proofErr w:type="spellStart"/>
+      <w:r>
+        <w:t>Maxage</w:t>
+      </w:r>
+      <w:proofErr w:type="spellEnd"/>
     </w:p>
     <w:p>
       <w:r>
@@ -10346,7 +12717,23 @@
       </w:r>
       <w:r>
         <w:br/>
-        <w:t>Explanation: Private directive indicates that resource is cachable by only client and server; no intermediary can cache the resource. But if we use the public directive, it indicates that the resource may be cachable by any intermediary component.</w:t>
+        <w:t xml:space="preserve">Explanation: Private directive indicates that resource is </w:t>
+      </w:r>
+      <w:proofErr w:type="spellStart"/>
+      <w:r>
+        <w:t>cachable</w:t>
+      </w:r>
+      <w:proofErr w:type="spellEnd"/>
+      <w:r>
+        <w:t xml:space="preserve"> by only client and server; no intermediary can cache the resource. But if we use the public directive, it indicates that the resource may be </w:t>
+      </w:r>
+      <w:proofErr w:type="spellStart"/>
+      <w:r>
+        <w:t>cachable</w:t>
+      </w:r>
+      <w:proofErr w:type="spellEnd"/>
+      <w:r>
+        <w:t xml:space="preserve"> by any intermediary component.</w:t>
       </w:r>
     </w:p>
     <w:p>
@@ -10387,7 +12774,23 @@
       </w:r>
       <w:r>
         <w:br/>
-        <w:t>Explanation: HTTP Status Code 201 means CREATED, when a resource is successful created using POST or PUT request. The code 200 means success i.e. OK, code 204 means NO CONTENT, and the code 304 means NOT MODIFIED.</w:t>
+        <w:t xml:space="preserve">Explanation: HTTP Status Code 201 means CREATED, when a resource is successful created using POST or PUT request. </w:t>
+      </w:r>
+      <w:proofErr w:type="gramStart"/>
+      <w:r>
+        <w:t>The code</w:t>
+      </w:r>
+      <w:proofErr w:type="gramEnd"/>
+      <w:r>
+        <w:t xml:space="preserve"> 200 means </w:t>
+      </w:r>
+      <w:proofErr w:type="gramStart"/>
+      <w:r>
+        <w:t>success</w:t>
+      </w:r>
+      <w:proofErr w:type="gramEnd"/>
+      <w:r>
+        <w:t xml:space="preserve"> i.e. OK, code 204 means NO CONTENT, and the code 304 means NOT MODIFIED.</w:t>
       </w:r>
     </w:p>
     <w:p>
@@ -10434,7 +12837,23 @@
       </w:r>
       <w:r>
         <w:br/>
-        <w:t>Explanation: @PUT is the HTTP request that is used to create resource and also define a complete resource path. @POST may also be used to create a resource but it won’t define a resource path i.e. an accessing medium.</w:t>
+        <w:t xml:space="preserve">Explanation: @PUT is the HTTP request that is used to create resource </w:t>
+      </w:r>
+      <w:proofErr w:type="gramStart"/>
+      <w:r>
+        <w:t>and also</w:t>
+      </w:r>
+      <w:proofErr w:type="gramEnd"/>
+      <w:r>
+        <w:t xml:space="preserve"> define a complete resource path. </w:t>
+      </w:r>
+      <w:proofErr w:type="gramStart"/>
+      <w:r>
+        <w:t>@POST</w:t>
+      </w:r>
+      <w:proofErr w:type="gramEnd"/>
+      <w:r>
+        <w:t xml:space="preserve"> may also be used to create a resource but it won’t define a resource path i.e. an accessing medium.</w:t>
       </w:r>
     </w:p>
     <w:p>
@@ -10562,7 +12981,15 @@
       </w:r>
       <w:r>
         <w:br/>
-        <w:t>Explanation: POST operation can cause different result so they are not idempotent. The DELETE and PUT operations are idempotent as they invoke the same result every time they are called.</w:t>
+        <w:t xml:space="preserve">Explanation: POST operation can cause different </w:t>
+      </w:r>
+      <w:proofErr w:type="gramStart"/>
+      <w:r>
+        <w:t>result</w:t>
+      </w:r>
+      <w:proofErr w:type="gramEnd"/>
+      <w:r>
+        <w:t xml:space="preserve"> so they are not idempotent. The DELETE and PUT operations are idempotent as they invoke the same result every time they are called.</w:t>
       </w:r>
     </w:p>
     <w:p>
@@ -10609,7 +13036,15 @@
       </w:r>
       <w:r>
         <w:br/>
-        <w:t>Explanation: Forwarding is done by the nodes in the path from source to destination, that are not the intended destination for the packet in order to pass the packet to the next node in the path. The destination machine does not forward the packet to any other node.</w:t>
+        <w:t xml:space="preserve">Explanation: Forwarding is done by the nodes in the path from source to destination, that are not the intended destination for the packet </w:t>
+      </w:r>
+      <w:proofErr w:type="gramStart"/>
+      <w:r>
+        <w:t>in order to</w:t>
+      </w:r>
+      <w:proofErr w:type="gramEnd"/>
+      <w:r>
+        <w:t xml:space="preserve"> pass the packet to the next node in the path. The destination machine does not forward the packet to any other node.</w:t>
       </w:r>
     </w:p>
     <w:p>
@@ -10652,8 +13087,13 @@
     </w:p>
     <w:p>
       <w:r>
-        <w:t>Answer: a</w:t>
-      </w:r>
+        <w:t xml:space="preserve">Answer: </w:t>
+      </w:r>
+      <w:proofErr w:type="spellStart"/>
+      <w:r>
+        <w:t>a</w:t>
+      </w:r>
+      <w:proofErr w:type="spellEnd"/>
       <w:r>
         <w:br/>
         <w:t>Explanation: In the network specific forwarding method, there is only one record, the destination of the packet, in the routing table and not the other hosts of the network. The other two forwarding methods are the default method and the next-hop method.</w:t>
@@ -10704,7 +13144,15 @@
       </w:r>
       <w:r>
         <w:br/>
-        <w:t>Explanation: In the next-hop forwarding method, the routing table of each router in the path contains the address of only the next hop in the path of packet. This method is suitable for short distances only.</w:t>
+        <w:t xml:space="preserve">Explanation: In the </w:t>
+      </w:r>
+      <w:proofErr w:type="gramStart"/>
+      <w:r>
+        <w:t>next-hop</w:t>
+      </w:r>
+      <w:proofErr w:type="gramEnd"/>
+      <w:r>
+        <w:t xml:space="preserve"> forwarding method, the routing table of each router in the path contains the address of only the next hop in the path of packet. This method is suitable for short distances only.</w:t>
       </w:r>
     </w:p>
     <w:p>
@@ -10720,7 +13168,23 @@
           <w:b/>
           <w:bCs/>
         </w:rPr>
-        <w:t>4. Several techniques can make size of routing table manageable and also handle issues such as ___</w:t>
+        <w:t xml:space="preserve">4. Several techniques can make size of routing table manageable </w:t>
+      </w:r>
+      <w:proofErr w:type="gramStart"/>
+      <w:r>
+        <w:rPr>
+          <w:b/>
+          <w:bCs/>
+        </w:rPr>
+        <w:t>and also</w:t>
+      </w:r>
+      <w:proofErr w:type="gramEnd"/>
+      <w:r>
+        <w:rPr>
+          <w:b/>
+          <w:bCs/>
+        </w:rPr>
+        <w:t xml:space="preserve"> handle issues such as ___</w:t>
       </w:r>
       <w:r>
         <w:br/>
@@ -10883,11 +13347,32 @@
     <w:p>
       <w:r>
         <w:lastRenderedPageBreak/>
-        <w:t>Answer: a</w:t>
-      </w:r>
-      <w:r>
-        <w:br/>
-        <w:t>Explanation: The Djikstra’s shortest path algorithm is the fastest among the algorithms for finding the shortest path in a graph. But it is a greedy method based algorithm so it does not guarantee the shortest path every time.</w:t>
+        <w:t xml:space="preserve">Answer: </w:t>
+      </w:r>
+      <w:proofErr w:type="spellStart"/>
+      <w:r>
+        <w:t>a</w:t>
+      </w:r>
+      <w:proofErr w:type="spellEnd"/>
+      <w:r>
+        <w:br/>
+        <w:t xml:space="preserve">Explanation: The </w:t>
+      </w:r>
+      <w:proofErr w:type="spellStart"/>
+      <w:r>
+        <w:t>Djikstra’s</w:t>
+      </w:r>
+      <w:proofErr w:type="spellEnd"/>
+      <w:r>
+        <w:t xml:space="preserve"> shortest path algorithm is the fastest among the algorithms for finding the shortest path in a graph. But it is a greedy </w:t>
+      </w:r>
+      <w:proofErr w:type="gramStart"/>
+      <w:r>
+        <w:t>method based</w:t>
+      </w:r>
+      <w:proofErr w:type="gramEnd"/>
+      <w:r>
+        <w:t xml:space="preserve"> algorithm so it does not guarantee the shortest path every time.</w:t>
       </w:r>
     </w:p>
     <w:p>
@@ -10903,7 +13388,23 @@
           <w:b/>
           <w:bCs/>
         </w:rPr>
-        <w:t>8. In Multicast Routing Protocol, flooding is used to broadcast packets but it creates ________</w:t>
+        <w:t xml:space="preserve">8. In Multicast Routing Protocol, flooding is used to broadcast </w:t>
+      </w:r>
+      <w:proofErr w:type="gramStart"/>
+      <w:r>
+        <w:rPr>
+          <w:b/>
+          <w:bCs/>
+        </w:rPr>
+        <w:t>packets</w:t>
+      </w:r>
+      <w:proofErr w:type="gramEnd"/>
+      <w:r>
+        <w:rPr>
+          <w:b/>
+          <w:bCs/>
+        </w:rPr>
+        <w:t xml:space="preserve"> but it creates ________</w:t>
       </w:r>
       <w:r>
         <w:rPr>
@@ -10977,11 +13478,24 @@
     </w:p>
     <w:p>
       <w:r>
-        <w:t>Answer: a</w:t>
-      </w:r>
-      <w:r>
-        <w:br/>
-        <w:t>Explanation: Reverse Path Forwarding is a loop-free forwarding method for multi-cast routing in modern systems. The method focuses on forwarding the packet away from the source IP in each iteration to make sure there is no loops.</w:t>
+        <w:t xml:space="preserve">Answer: </w:t>
+      </w:r>
+      <w:proofErr w:type="spellStart"/>
+      <w:r>
+        <w:t>a</w:t>
+      </w:r>
+      <w:proofErr w:type="spellEnd"/>
+      <w:r>
+        <w:br/>
+        <w:t xml:space="preserve">Explanation: Reverse Path Forwarding is a loop-free forwarding method for multi-cast routing in modern systems. The method focuses on forwarding the packet away from the source IP in each iteration to make sure there </w:t>
+      </w:r>
+      <w:proofErr w:type="gramStart"/>
+      <w:r>
+        <w:t>is</w:t>
+      </w:r>
+      <w:proofErr w:type="gramEnd"/>
+      <w:r>
+        <w:t xml:space="preserve"> no loops.</w:t>
       </w:r>
     </w:p>
     <w:p>
@@ -11065,11 +13579,24 @@
     </w:p>
     <w:p>
       <w:r>
-        <w:t>Answer: a</w:t>
-      </w:r>
-      <w:r>
-        <w:br/>
-        <w:t>Explanation: The CIDR value represents the number of bits in the network. These CIDR values are represented by ‘/’ at the end of the network Id.</w:t>
+        <w:t xml:space="preserve">Answer: </w:t>
+      </w:r>
+      <w:proofErr w:type="spellStart"/>
+      <w:r>
+        <w:t>a</w:t>
+      </w:r>
+      <w:proofErr w:type="spellEnd"/>
+      <w:r>
+        <w:br/>
+        <w:t xml:space="preserve">Explanation: The CIDR value represents the number of bits in the network. These CIDR values are represented </w:t>
+      </w:r>
+      <w:proofErr w:type="gramStart"/>
+      <w:r>
+        <w:t>by ‘/</w:t>
+      </w:r>
+      <w:proofErr w:type="gramEnd"/>
+      <w:r>
+        <w:t>’ at the end of the network Id.</w:t>
       </w:r>
     </w:p>
     <w:p>
@@ -11152,8 +13679,13 @@
     </w:p>
     <w:p>
       <w:r>
-        <w:t>Answer: a</w:t>
-      </w:r>
+        <w:t xml:space="preserve">Answer: </w:t>
+      </w:r>
+      <w:proofErr w:type="spellStart"/>
+      <w:r>
+        <w:t>a</w:t>
+      </w:r>
+      <w:proofErr w:type="spellEnd"/>
       <w:r>
         <w:br/>
         <w:t>Explanation: Yes, as CIDR value represents the number of bits in the network, hence it can also be used to calculate the number of bits in the host portion doing so will also determine the subnet mask of the IP address. Hence CIDR value affects the subnet mask of an IP address.</w:t>
@@ -11285,8 +13817,13 @@
     </w:p>
     <w:p>
       <w:r>
-        <w:t>Answer: a</w:t>
-      </w:r>
+        <w:t xml:space="preserve">Answer: </w:t>
+      </w:r>
+      <w:proofErr w:type="spellStart"/>
+      <w:r>
+        <w:t>a</w:t>
+      </w:r>
+      <w:proofErr w:type="spellEnd"/>
       <w:r>
         <w:br/>
         <w:t>Explanation: Given,</w:t>
@@ -11649,7 +14186,15 @@
       </w:r>
       <w:r>
         <w:br/>
-        <w:t>Explanation: Port number of a station cannot be considered as a characteristic to partition a switch, because a single station may have multiple port. Remaining all characteristics are unique to identify each station individually.</w:t>
+        <w:t xml:space="preserve">Explanation: Port number of a station cannot be considered as a characteristic to partition a switch, because a single station may have multiple port. </w:t>
+      </w:r>
+      <w:proofErr w:type="gramStart"/>
+      <w:r>
+        <w:t>Remaining all characteristics</w:t>
+      </w:r>
+      <w:proofErr w:type="gramEnd"/>
+      <w:r>
+        <w:t xml:space="preserve"> are unique to identify each station individually.</w:t>
       </w:r>
     </w:p>
     <w:p>
@@ -11733,11 +14278,24 @@
     </w:p>
     <w:p>
       <w:r>
-        <w:t>Answer: a</w:t>
-      </w:r>
-      <w:r>
-        <w:br/>
-        <w:t>Explanation: Generally, no host knows to which VLAN it belongs to and it is the switch who takes the responsibility of tagging VLAN identifiers to frames. Before placing a packet on the trunk link, the packet should have VLAN identifier to be identified uniquely.</w:t>
+        <w:t xml:space="preserve">Answer: </w:t>
+      </w:r>
+      <w:proofErr w:type="spellStart"/>
+      <w:r>
+        <w:t>a</w:t>
+      </w:r>
+      <w:proofErr w:type="spellEnd"/>
+      <w:r>
+        <w:br/>
+        <w:t xml:space="preserve">Explanation: Generally, no host knows to which VLAN it belongs </w:t>
+      </w:r>
+      <w:proofErr w:type="gramStart"/>
+      <w:r>
+        <w:t>to</w:t>
+      </w:r>
+      <w:proofErr w:type="gramEnd"/>
+      <w:r>
+        <w:t xml:space="preserve"> and it is the switch who takes the responsibility of tagging VLAN identifiers to frames. Before placing a packet on the trunk link, the packet should have VLAN identifier to be identified uniquely.</w:t>
       </w:r>
     </w:p>
     <w:p>
@@ -11832,7 +14390,23 @@
       </w:r>
       <w:r>
         <w:br/>
-        <w:t>Explanation: In VLAN hooping an attacker can access all the VLANs. The attacker gets the access by penetrating other VLANs with traffic. There are two ways to do this hooping, they are switch spoofing and double tagging.</w:t>
+        <w:t xml:space="preserve">Explanation: In VLAN hooping an attacker can access all the VLANs. The attacker gets </w:t>
+      </w:r>
+      <w:proofErr w:type="gramStart"/>
+      <w:r>
+        <w:t>the access</w:t>
+      </w:r>
+      <w:proofErr w:type="gramEnd"/>
+      <w:r>
+        <w:t xml:space="preserve"> by penetrating other VLANs with traffic. There are two ways to do this hooping, they are </w:t>
+      </w:r>
+      <w:proofErr w:type="gramStart"/>
+      <w:r>
+        <w:t>switch</w:t>
+      </w:r>
+      <w:proofErr w:type="gramEnd"/>
+      <w:r>
+        <w:t xml:space="preserve"> spoofing and double tagging.</w:t>
       </w:r>
     </w:p>
     <w:p>
@@ -11875,11 +14449,24 @@
     </w:p>
     <w:p>
       <w:r>
-        <w:t>Answer: a</w:t>
-      </w:r>
-      <w:r>
-        <w:br/>
-        <w:t>Explanation: VLAN 2-1001 is a normal range where we can create the VLANs. These VLANs are editable means we can create, delete and update. Actually 1-4094 is the complete valid range to create the VLANs.</w:t>
+        <w:t xml:space="preserve">Answer: </w:t>
+      </w:r>
+      <w:proofErr w:type="spellStart"/>
+      <w:r>
+        <w:t>a</w:t>
+      </w:r>
+      <w:proofErr w:type="spellEnd"/>
+      <w:r>
+        <w:br/>
+        <w:t xml:space="preserve">Explanation: VLAN 2-1001 is a normal range where we can create the VLANs. These VLANs are editable means we can create, delete and update. </w:t>
+      </w:r>
+      <w:proofErr w:type="gramStart"/>
+      <w:r>
+        <w:t>Actually 1-4094</w:t>
+      </w:r>
+      <w:proofErr w:type="gramEnd"/>
+      <w:r>
+        <w:t xml:space="preserve"> is the complete valid range to create the VLANs.</w:t>
       </w:r>
     </w:p>
     <w:p>
@@ -11920,7 +14507,15 @@
       </w:r>
       <w:r>
         <w:br/>
-        <w:t>Explanation: When a switch encounters a frame without a VALN tag, then it routes the frame to the native VLAN. Basically, a native VLAN is VLAN1. But it is not advisable to let the VLAN1 be a native VLAN.</w:t>
+        <w:t xml:space="preserve">Explanation: When a switch encounters a frame without a VALN tag, then it routes the frame to the native VLAN. Basically, a native VLAN is VLAN1. But it is not advisable to let </w:t>
+      </w:r>
+      <w:proofErr w:type="gramStart"/>
+      <w:r>
+        <w:t>the VLAN1</w:t>
+      </w:r>
+      <w:proofErr w:type="gramEnd"/>
+      <w:r>
+        <w:t xml:space="preserve"> be a native VLAN.</w:t>
       </w:r>
     </w:p>
     <w:p>
@@ -12052,7 +14647,15 @@
       </w:r>
       <w:r>
         <w:br/>
-        <w:t>Explanation: IPSec is a set of protocols used to provide authentication, data integrity and confidentiality between two machines in an IP network. In the TCP/IP model, it provides security at the IP layer i.e. the network layer.</w:t>
+        <w:t xml:space="preserve">Explanation: IPSec is a set of protocols used to provide authentication, data integrity and confidentiality between two machines in an IP network. In the TCP/IP model, it provides security </w:t>
+      </w:r>
+      <w:proofErr w:type="gramStart"/>
+      <w:r>
+        <w:t>at</w:t>
+      </w:r>
+      <w:proofErr w:type="gramEnd"/>
+      <w:r>
+        <w:t xml:space="preserve"> the IP layer i.e. the network layer.</w:t>
       </w:r>
     </w:p>
     <w:p>
@@ -12089,11 +14692,24 @@
     </w:p>
     <w:p>
       <w:r>
-        <w:t>Answer: a</w:t>
-      </w:r>
-      <w:r>
-        <w:br/>
-        <w:t>Explanation: In the tunnel mode, IPSec adds control bits into the packets to encrypt the entire packet between the IPSec endpoints. Using encryption, it provides secure communication between the two endpoints.</w:t>
+        <w:t xml:space="preserve">Answer: </w:t>
+      </w:r>
+      <w:proofErr w:type="spellStart"/>
+      <w:r>
+        <w:t>a</w:t>
+      </w:r>
+      <w:proofErr w:type="spellEnd"/>
+      <w:r>
+        <w:br/>
+        <w:t xml:space="preserve">Explanation: In </w:t>
+      </w:r>
+      <w:proofErr w:type="gramStart"/>
+      <w:r>
+        <w:t>the tunnel</w:t>
+      </w:r>
+      <w:proofErr w:type="gramEnd"/>
+      <w:r>
+        <w:t xml:space="preserve"> mode, IPSec adds control bits into the packets to encrypt the entire packet between the IPSec endpoints. Using encryption, it provides secure communication between the two endpoints.</w:t>
       </w:r>
     </w:p>
     <w:p>
@@ -12165,7 +14781,23 @@
       </w:r>
       <w:r>
         <w:br/>
-        <w:t>b) bit oriented firewall and byte oriented firewall</w:t>
+        <w:t xml:space="preserve">b) </w:t>
+      </w:r>
+      <w:proofErr w:type="gramStart"/>
+      <w:r>
+        <w:t>bit oriented</w:t>
+      </w:r>
+      <w:proofErr w:type="gramEnd"/>
+      <w:r>
+        <w:t xml:space="preserve"> firewall and </w:t>
+      </w:r>
+      <w:proofErr w:type="gramStart"/>
+      <w:r>
+        <w:t>byte oriented</w:t>
+      </w:r>
+      <w:proofErr w:type="gramEnd"/>
+      <w:r>
+        <w:t xml:space="preserve"> firewall</w:t>
       </w:r>
       <w:r>
         <w:br/>
@@ -12178,11 +14810,24 @@
     </w:p>
     <w:p>
       <w:r>
-        <w:t>Answer: a</w:t>
-      </w:r>
-      <w:r>
-        <w:br/>
-        <w:t>Explanation: Most network layer firewalls can operate as stateful or stateless firewalls, creating two subcategories of the standard network layer firewall. Stateful firewalls have the advantage of being able to track packets over a period of time for greater analysis and accuracy — but they require more memory and operate more slowly. Stateless firewalls do not analyze past traffic and can be useful for systems where speed is more important than security, or for systems that have very specific and limited needs. For example, a computer that only needs to connect to a particular backup server does not need the extra security of a stateful firewall.</w:t>
+        <w:t xml:space="preserve">Answer: </w:t>
+      </w:r>
+      <w:proofErr w:type="spellStart"/>
+      <w:r>
+        <w:t>a</w:t>
+      </w:r>
+      <w:proofErr w:type="spellEnd"/>
+      <w:r>
+        <w:br/>
+        <w:t xml:space="preserve">Explanation: Most network layer firewalls can operate as stateful or stateless firewalls, creating two subcategories of the standard network layer firewall. Stateful firewalls have the advantage of being able to track packets over </w:t>
+      </w:r>
+      <w:proofErr w:type="gramStart"/>
+      <w:r>
+        <w:t>a period of time</w:t>
+      </w:r>
+      <w:proofErr w:type="gramEnd"/>
+      <w:r>
+        <w:t xml:space="preserve"> for greater analysis and accuracy — but they require more memory and operate more slowly. Stateless firewalls do not analyze past traffic and can be useful for systems where speed is more important than security, or for systems that have very specific and limited needs. For example, a computer that only needs to connect to a particular backup server does not need the extra security of a stateful firewall.</w:t>
       </w:r>
     </w:p>
     <w:p>
@@ -12206,8 +14851,13 @@
       </w:r>
       <w:r>
         <w:br/>
-        <w:t>b) bluetooth</w:t>
-      </w:r>
+        <w:t xml:space="preserve">b) </w:t>
+      </w:r>
+      <w:proofErr w:type="spellStart"/>
+      <w:r>
+        <w:t>bluetooth</w:t>
+      </w:r>
+      <w:proofErr w:type="spellEnd"/>
       <w:r>
         <w:br/>
         <w:t>c) wi-fi</w:t>
@@ -12223,7 +14873,23 @@
       </w:r>
       <w:r>
         <w:br/>
-        <w:t>Explanation: WPA2 or WiFi Protected Access 2 is a security protocol used to provide users and firms with strong data security and protection for their wireless networks (WiFi) to give them confidence that only authorized users can access their network.</w:t>
+        <w:t xml:space="preserve">Explanation: WPA2 or </w:t>
+      </w:r>
+      <w:proofErr w:type="spellStart"/>
+      <w:r>
+        <w:t>WiFi</w:t>
+      </w:r>
+      <w:proofErr w:type="spellEnd"/>
+      <w:r>
+        <w:t xml:space="preserve"> Protected Access 2 is a security protocol used to provide users and firms with strong data security and protection for their wireless networks (</w:t>
+      </w:r>
+      <w:proofErr w:type="spellStart"/>
+      <w:r>
+        <w:t>WiFi</w:t>
+      </w:r>
+      <w:proofErr w:type="spellEnd"/>
+      <w:r>
+        <w:t>) to give them confidence that only authorized users can access their network.</w:t>
       </w:r>
     </w:p>
     <w:p>
@@ -12263,11 +14929,24 @@
     </w:p>
     <w:p>
       <w:r>
-        <w:t>Answer: a</w:t>
-      </w:r>
-      <w:r>
-        <w:br/>
-        <w:t>Explanation: In a Denial of Service attack, the attacker won’t let the victims access the network by using a certain method that ensures that an essential network resource is unavailable to the victim. The methods that the attacker can use are vulnerability attack, bandwidth flooding and connection flooding.</w:t>
+        <w:t xml:space="preserve">Answer: </w:t>
+      </w:r>
+      <w:proofErr w:type="spellStart"/>
+      <w:r>
+        <w:t>a</w:t>
+      </w:r>
+      <w:proofErr w:type="spellEnd"/>
+      <w:r>
+        <w:br/>
+        <w:t xml:space="preserve">Explanation: In a </w:t>
+      </w:r>
+      <w:proofErr w:type="gramStart"/>
+      <w:r>
+        <w:t>Denial of Service</w:t>
+      </w:r>
+      <w:proofErr w:type="gramEnd"/>
+      <w:r>
+        <w:t xml:space="preserve"> attack, the attacker won’t let the victims access the network by using a certain method that ensures that an essential network resource is unavailable to the victim. The methods that the attacker can use are vulnerability attack, bandwidth flooding and connection flooding.</w:t>
       </w:r>
     </w:p>
     <w:p>
@@ -12317,7 +14996,15 @@
       </w:r>
       <w:r>
         <w:br/>
-        <w:t>Explanation: The Extensible Authentication Protocol (EAP) is an authentication protocol used to connect a network node to the Internet. It designed through extending the methods used by the Point-to-Point Protocol for authentication.</w:t>
+        <w:t xml:space="preserve">Explanation: The Extensible Authentication Protocol (EAP) is an authentication protocol used to connect a network node to the Internet. It </w:t>
+      </w:r>
+      <w:proofErr w:type="gramStart"/>
+      <w:r>
+        <w:t>designed</w:t>
+      </w:r>
+      <w:proofErr w:type="gramEnd"/>
+      <w:r>
+        <w:t xml:space="preserve"> through extending the methods used by the Point-to-Point Protocol for authentication.</w:t>
       </w:r>
     </w:p>
     <w:p>
@@ -12355,7 +15042,15 @@
       </w:r>
       <w:r>
         <w:br/>
-        <w:t>d) wifi security</w:t>
+        <w:t xml:space="preserve">d) </w:t>
+      </w:r>
+      <w:proofErr w:type="spellStart"/>
+      <w:r>
+        <w:t>wifi</w:t>
+      </w:r>
+      <w:proofErr w:type="spellEnd"/>
+      <w:r>
+        <w:t xml:space="preserve"> security</w:t>
       </w:r>
     </w:p>
     <w:p>
@@ -12407,11 +15102,32 @@
     </w:p>
     <w:p>
       <w:r>
-        <w:t>Answer: a</w:t>
-      </w:r>
-      <w:r>
-        <w:br/>
-        <w:t>Explanation: The IDEA was designed in 1991 by Xuejia Lai and James Massey. Before IDEA, PGP used the cipher method BassOmatic.</w:t>
+        <w:t xml:space="preserve">Answer: </w:t>
+      </w:r>
+      <w:proofErr w:type="spellStart"/>
+      <w:r>
+        <w:t>a</w:t>
+      </w:r>
+      <w:proofErr w:type="spellEnd"/>
+      <w:r>
+        <w:br/>
+        <w:t xml:space="preserve">Explanation: The IDEA was designed in 1991 by </w:t>
+      </w:r>
+      <w:proofErr w:type="spellStart"/>
+      <w:r>
+        <w:t>Xuejia</w:t>
+      </w:r>
+      <w:proofErr w:type="spellEnd"/>
+      <w:r>
+        <w:t xml:space="preserve"> Lai and James Massey. Before IDEA, PGP used the cipher method </w:t>
+      </w:r>
+      <w:proofErr w:type="spellStart"/>
+      <w:r>
+        <w:t>BassOmatic</w:t>
+      </w:r>
+      <w:proofErr w:type="spellEnd"/>
+      <w:r>
+        <w:t>.</w:t>
       </w:r>
     </w:p>
     <w:p>
@@ -12506,7 +15222,15 @@
       </w:r>
       <w:r>
         <w:br/>
-        <w:t>Explanation: The Diffie-Hellman public key algorithm is the oldest public key algorithm. It is a hybrid of the secret and public key.</w:t>
+        <w:t xml:space="preserve">Explanation: The Diffie-Hellman public key algorithm is the oldest public key algorithm. It is a hybrid of </w:t>
+      </w:r>
+      <w:proofErr w:type="gramStart"/>
+      <w:r>
+        <w:t>the secret</w:t>
+      </w:r>
+      <w:proofErr w:type="gramEnd"/>
+      <w:r>
+        <w:t xml:space="preserve"> and public key.</w:t>
       </w:r>
     </w:p>
     <w:p>
@@ -12569,7 +15293,23 @@
           <w:b/>
           <w:bCs/>
         </w:rPr>
-        <w:t>3. Security management is both a/an _______ and a/an _______ issue in information management.</w:t>
+        <w:t>3. Security management is both a/</w:t>
+      </w:r>
+      <w:proofErr w:type="spellStart"/>
+      <w:r>
+        <w:rPr>
+          <w:b/>
+          <w:bCs/>
+        </w:rPr>
+        <w:t>an</w:t>
+      </w:r>
+      <w:proofErr w:type="spellEnd"/>
+      <w:r>
+        <w:rPr>
+          <w:b/>
+          <w:bCs/>
+        </w:rPr>
+        <w:t xml:space="preserve"> _______ and a/an _______ issue in information management.</w:t>
       </w:r>
       <w:r>
         <w:rPr>
@@ -12596,8 +15336,13 @@
     </w:p>
     <w:p>
       <w:r>
-        <w:t>Answer: a</w:t>
-      </w:r>
+        <w:t xml:space="preserve">Answer: </w:t>
+      </w:r>
+      <w:proofErr w:type="spellStart"/>
+      <w:r>
+        <w:t>a</w:t>
+      </w:r>
+      <w:proofErr w:type="spellEnd"/>
       <w:r>
         <w:br/>
         <w:t>Explanation: Security management is both a technical and administrative issue in information management. It involves securing access to the network and information flowing in the network, access to data stored in the network, and manipulating the data that are stored and flowing across the network.</w:t>
@@ -12635,11 +15380,24 @@
     </w:p>
     <w:p>
       <w:r>
-        <w:t>Answer: a</w:t>
-      </w:r>
-      <w:r>
-        <w:br/>
-        <w:t>Explanation: An application-level gateway is used to overcome some of the problems identified in packet filtering. Firewalls F1 and F2 will only forward if data are to or from the application gateway. Thus, the secured LAN is a gateway LAN. The application gateway behaves differently for each application, and filtering is handled by the proxy services in the application gateway.</w:t>
+        <w:t xml:space="preserve">Answer: </w:t>
+      </w:r>
+      <w:proofErr w:type="spellStart"/>
+      <w:r>
+        <w:t>a</w:t>
+      </w:r>
+      <w:proofErr w:type="spellEnd"/>
+      <w:r>
+        <w:br/>
+        <w:t xml:space="preserve">Explanation: An application-level gateway is used to overcome some of the problems identified in packet filtering. Firewalls F1 and F2 will only </w:t>
+      </w:r>
+      <w:proofErr w:type="gramStart"/>
+      <w:r>
+        <w:t>forward</w:t>
+      </w:r>
+      <w:proofErr w:type="gramEnd"/>
+      <w:r>
+        <w:t xml:space="preserve"> if data are to or from the application gateway. Thus, the secured LAN is a gateway LAN. The application gateway behaves differently for each application, and filtering is handled by the proxy services in the application gateway.</w:t>
       </w:r>
     </w:p>
     <w:p>
@@ -12764,7 +15522,15 @@
       </w:r>
       <w:r>
         <w:br/>
-        <w:t>Explanation: There are two standard algorithms implement secret key cryptography. They are Data Encryption Standard (DES) and International Data Encryption Algorithm (IDEA). DES is designed for efficient hardware implementation and consequently has a poor performance if implemented in software. In contrast to that, IDEA functions efficiently in software implementation.</w:t>
+        <w:t xml:space="preserve">Explanation: There are two standard algorithms implement secret key cryptography. They are Data Encryption Standard (DES) and International Data Encryption Algorithm (IDEA). DES is designed for efficient hardware implementation and consequently has </w:t>
+      </w:r>
+      <w:proofErr w:type="gramStart"/>
+      <w:r>
+        <w:t>a poor</w:t>
+      </w:r>
+      <w:proofErr w:type="gramEnd"/>
+      <w:r>
+        <w:t xml:space="preserve"> performance if implemented in software. In contrast to that, IDEA functions efficiently in software implementation.</w:t>
       </w:r>
     </w:p>
     <w:p>
@@ -12807,11 +15573,24 @@
     </w:p>
     <w:p>
       <w:r>
-        <w:t>Answer: a</w:t>
-      </w:r>
-      <w:r>
-        <w:br/>
-        <w:t>Explanation: Pretty Good Privacy (PGP) defines a clever procedure that utilizes various available modules to perform the functions needed to transmit a secure message, such as email. The signature generation module uses MD5 to generate a hash code of the message and encrypts it with the sender’s private key using an RSA algorithm.</w:t>
+        <w:t xml:space="preserve">Answer: </w:t>
+      </w:r>
+      <w:proofErr w:type="spellStart"/>
+      <w:r>
+        <w:t>a</w:t>
+      </w:r>
+      <w:proofErr w:type="spellEnd"/>
+      <w:r>
+        <w:br/>
+        <w:t xml:space="preserve">Explanation: </w:t>
+      </w:r>
+      <w:proofErr w:type="gramStart"/>
+      <w:r>
+        <w:t>Pretty Good</w:t>
+      </w:r>
+      <w:proofErr w:type="gramEnd"/>
+      <w:r>
+        <w:t xml:space="preserve"> Privacy (PGP) defines a clever procedure that utilizes various available modules to perform the functions needed to transmit a secure message, such as email. The signature generation module uses MD5 to generate a hash code of the message and encrypts it with the sender’s private key using an RSA algorithm.</w:t>
       </w:r>
     </w:p>
     <w:p>
@@ -12891,8 +15670,13 @@
     </w:p>
     <w:p>
       <w:r>
-        <w:t>Answer: a</w:t>
-      </w:r>
+        <w:t xml:space="preserve">Answer: </w:t>
+      </w:r>
+      <w:proofErr w:type="spellStart"/>
+      <w:r>
+        <w:t>a</w:t>
+      </w:r>
+      <w:proofErr w:type="spellEnd"/>
       <w:r>
         <w:br/>
         <w:t>Explanation: For secure communication, we need to ensure integrity protection and authentication validation. Integrity protection makes sure that the information has not been tampered with as it traverses between the source and the destination.</w:t>
@@ -12938,8 +15722,13 @@
     </w:p>
     <w:p>
       <w:r>
-        <w:t>Answer: a</w:t>
-      </w:r>
+        <w:t xml:space="preserve">Answer: </w:t>
+      </w:r>
+      <w:proofErr w:type="spellStart"/>
+      <w:r>
+        <w:t>a</w:t>
+      </w:r>
+      <w:proofErr w:type="spellEnd"/>
       <w:r>
         <w:br/>
         <w:t>Explanation: In OSPF, the link state of each path is checked, and then the shortest path is chosen among only the open state links. Each OSPF router monitors the cost of the link to each of its neighbors and then floods the link state information to other routers in the network.</w:t>
@@ -12989,7 +15778,31 @@
       </w:r>
       <w:r>
         <w:br/>
-        <w:t>Explanation: Shortest path in OSPF is usually computed by Dijkstra’s algorithm. It was proposed by Edsger W. Dijkstra in the year 1956. It is a greedy method algorithm and hence may not guarantee the shortest path every time, but is really fast.</w:t>
+        <w:t xml:space="preserve">Explanation: Shortest path in OSPF is usually computed by Dijkstra’s algorithm. It was proposed by </w:t>
+      </w:r>
+      <w:proofErr w:type="spellStart"/>
+      <w:r>
+        <w:t>Edsger</w:t>
+      </w:r>
+      <w:proofErr w:type="spellEnd"/>
+      <w:r>
+        <w:t xml:space="preserve"> W. Dijkstra in the year 1956. It is a greedy method algorithm and hence may not guarantee the shortest path every </w:t>
+      </w:r>
+      <w:proofErr w:type="gramStart"/>
+      <w:r>
+        <w:t>time, but</w:t>
+      </w:r>
+      <w:proofErr w:type="gramEnd"/>
+      <w:r>
+        <w:t xml:space="preserve"> is </w:t>
+      </w:r>
+      <w:proofErr w:type="gramStart"/>
+      <w:r>
+        <w:t>really fast</w:t>
+      </w:r>
+      <w:proofErr w:type="gramEnd"/>
+      <w:r>
+        <w:t>.</w:t>
       </w:r>
     </w:p>
     <w:p>
@@ -13032,8 +15845,13 @@
     </w:p>
     <w:p>
       <w:r>
-        <w:t>Answer: a</w:t>
-      </w:r>
+        <w:t xml:space="preserve">Answer: </w:t>
+      </w:r>
+      <w:proofErr w:type="spellStart"/>
+      <w:r>
+        <w:t>a</w:t>
+      </w:r>
+      <w:proofErr w:type="spellEnd"/>
       <w:r>
         <w:br/>
         <w:t>Explanation: OSPF provides support for variable-length sunbathing by including the subnet mask in the routing message. For fixed length subnets, there is no requirement for including the subnet mask in the routing message as there is just one subnet mask for all the subnets.</w:t>
@@ -13053,7 +15871,23 @@
           <w:b/>
           <w:bCs/>
         </w:rPr>
-        <w:t>4. In OSPF, which protocol is used to discover neighbour routers automatically?</w:t>
+        <w:t xml:space="preserve">4. In OSPF, which protocol is used to discover </w:t>
+      </w:r>
+      <w:proofErr w:type="spellStart"/>
+      <w:r>
+        <w:rPr>
+          <w:b/>
+          <w:bCs/>
+        </w:rPr>
+        <w:t>neighbour</w:t>
+      </w:r>
+      <w:proofErr w:type="spellEnd"/>
+      <w:r>
+        <w:rPr>
+          <w:b/>
+          <w:bCs/>
+        </w:rPr>
+        <w:t xml:space="preserve"> routers automatically?</w:t>
       </w:r>
       <w:r>
         <w:rPr>
@@ -13084,7 +15918,23 @@
       </w:r>
       <w:r>
         <w:br/>
-        <w:t>Explanation: Hello protocol is used to discover neighboring routers automatically. It makes sure that the communication between neighbors is bidirectional. It’s similar to the real world moral construct of saying “Hello” to initialize the communication.</w:t>
+        <w:t xml:space="preserve">Explanation: Hello protocol is used to discover neighboring routers automatically. It makes sure that the communication between neighbors is bidirectional. It’s </w:t>
+      </w:r>
+      <w:proofErr w:type="gramStart"/>
+      <w:r>
+        <w:t>similar to</w:t>
+      </w:r>
+      <w:proofErr w:type="gramEnd"/>
+      <w:r>
+        <w:t xml:space="preserve"> the </w:t>
+      </w:r>
+      <w:proofErr w:type="gramStart"/>
+      <w:r>
+        <w:t>real world</w:t>
+      </w:r>
+      <w:proofErr w:type="gramEnd"/>
+      <w:r>
+        <w:t xml:space="preserve"> moral construct of saying “Hello” to initialize the communication.</w:t>
       </w:r>
     </w:p>
     <w:p>
@@ -13155,7 +16005,22 @@
           <w:bCs/>
         </w:rPr>
         <w:br/>
-        <w:t>i – Hello packets</w:t>
+      </w:r>
+      <w:proofErr w:type="spellStart"/>
+      <w:r>
+        <w:rPr>
+          <w:b/>
+          <w:bCs/>
+        </w:rPr>
+        <w:t>i</w:t>
+      </w:r>
+      <w:proofErr w:type="spellEnd"/>
+      <w:r>
+        <w:rPr>
+          <w:b/>
+          <w:bCs/>
+        </w:rPr>
+        <w:t xml:space="preserve"> – Hello packets</w:t>
       </w:r>
       <w:r>
         <w:rPr>
@@ -13181,19 +16046,48 @@
         <w:br/>
       </w:r>
       <w:r>
-        <w:t>a) i-ii-iii</w:t>
-      </w:r>
-      <w:r>
-        <w:br/>
-        <w:t>b) i-iii-ii</w:t>
-      </w:r>
-      <w:r>
-        <w:br/>
-        <w:t>c) iii-ii-i</w:t>
-      </w:r>
-      <w:r>
-        <w:br/>
-        <w:t>d) ii-i-iii</w:t>
+        <w:t xml:space="preserve">a) </w:t>
+      </w:r>
+      <w:proofErr w:type="spellStart"/>
+      <w:r>
+        <w:t>i</w:t>
+      </w:r>
+      <w:proofErr w:type="spellEnd"/>
+      <w:r>
+        <w:t>-ii-iii</w:t>
+      </w:r>
+      <w:r>
+        <w:br/>
+        <w:t xml:space="preserve">b) </w:t>
+      </w:r>
+      <w:proofErr w:type="spellStart"/>
+      <w:r>
+        <w:t>i</w:t>
+      </w:r>
+      <w:proofErr w:type="spellEnd"/>
+      <w:r>
+        <w:t>-iii-ii</w:t>
+      </w:r>
+      <w:r>
+        <w:br/>
+        <w:t>c) iii-ii-</w:t>
+      </w:r>
+      <w:proofErr w:type="spellStart"/>
+      <w:r>
+        <w:t>i</w:t>
+      </w:r>
+      <w:proofErr w:type="spellEnd"/>
+      <w:r>
+        <w:br/>
+        <w:t>d) ii-</w:t>
+      </w:r>
+      <w:proofErr w:type="spellStart"/>
+      <w:r>
+        <w:t>i</w:t>
+      </w:r>
+      <w:proofErr w:type="spellEnd"/>
+      <w:r>
+        <w:t>-iii</w:t>
       </w:r>
     </w:p>
     <w:p>
@@ -13202,7 +16096,47 @@
       </w:r>
       <w:r>
         <w:br/>
-        <w:t>Explanation: OSPF first implements a hello protocol. Then it later on tries to establish synchronisation with database. Later on building of routing tables is done.</w:t>
+        <w:t xml:space="preserve">Explanation: OSPF first implements a hello protocol. Then it </w:t>
+      </w:r>
+      <w:proofErr w:type="gramStart"/>
+      <w:r>
+        <w:t>later on</w:t>
+      </w:r>
+      <w:proofErr w:type="gramEnd"/>
+      <w:r>
+        <w:t xml:space="preserve"> tries to establish </w:t>
+      </w:r>
+      <w:proofErr w:type="spellStart"/>
+      <w:r>
+        <w:t>synchronisation</w:t>
+      </w:r>
+      <w:proofErr w:type="spellEnd"/>
+      <w:r>
+        <w:t xml:space="preserve"> with </w:t>
+      </w:r>
+      <w:proofErr w:type="gramStart"/>
+      <w:r>
+        <w:t>database</w:t>
+      </w:r>
+      <w:proofErr w:type="gramEnd"/>
+      <w:r>
+        <w:t xml:space="preserve">. Later </w:t>
+      </w:r>
+      <w:proofErr w:type="gramStart"/>
+      <w:r>
+        <w:t>on</w:t>
+      </w:r>
+      <w:proofErr w:type="gramEnd"/>
+      <w:r>
+        <w:t xml:space="preserve"> </w:t>
+      </w:r>
+      <w:proofErr w:type="gramStart"/>
+      <w:r>
+        <w:t>building of</w:t>
+      </w:r>
+      <w:proofErr w:type="gramEnd"/>
+      <w:r>
+        <w:t xml:space="preserve"> routing tables is done.</w:t>
       </w:r>
     </w:p>
     <w:p>
@@ -13249,7 +16183,15 @@
       </w:r>
       <w:r>
         <w:br/>
-        <w:t>Explanation: Checksum field is used to detect errors. It makes sure that the data portions that are being sent are all in integrity. It can detect duplicated bits. Once an error is detected, the sender has to re-transmit the data as it won’t receive an acknowledgement.</w:t>
+        <w:t xml:space="preserve">Explanation: Checksum field is used to detect errors. It makes sure that the data portions that are being sent are all in integrity. It can detect duplicated bits. Once an error is detected, the sender </w:t>
+      </w:r>
+      <w:proofErr w:type="gramStart"/>
+      <w:r>
+        <w:t>has to</w:t>
+      </w:r>
+      <w:proofErr w:type="gramEnd"/>
+      <w:r>
+        <w:t xml:space="preserve"> re-transmit the data as it won’t receive an acknowledgement.</w:t>
       </w:r>
     </w:p>
     <w:p>
@@ -13287,8 +16229,13 @@
     </w:p>
     <w:p>
       <w:r>
-        <w:t>Answer: a</w:t>
-      </w:r>
+        <w:t xml:space="preserve">Answer: </w:t>
+      </w:r>
+      <w:proofErr w:type="spellStart"/>
+      <w:r>
+        <w:t>a</w:t>
+      </w:r>
+      <w:proofErr w:type="spellEnd"/>
       <w:r>
         <w:br/>
         <w:t>Explanation: The “M” bit is the more bit, which indicates that there are more packets to be received in the descriptor packet flow whenever it is set to 1. There is also an “I” bit which indicates if the packet is first in the flow.</w:t>
@@ -13325,7 +16272,62 @@
       </w:r>
       <w:r>
         <w:br/>
-        <w:t>c) I</w:t>
+        <w:t xml:space="preserve">c) </w:t>
+      </w:r>
+      <w:proofErr w:type="spellStart"/>
+      <w:r>
+        <w:t>I</w:t>
+      </w:r>
+      <w:r>
+        <w:br/>
+        <w:t>d</w:t>
+      </w:r>
+      <w:proofErr w:type="spellEnd"/>
+      <w:r>
+        <w:t>) Options</w:t>
+      </w:r>
+    </w:p>
+    <w:p>
+      <w:r>
+        <w:t>Answer: b</w:t>
+      </w:r>
+      <w:r>
+        <w:br/>
+        <w:t>Explanation: The MS bit is used to indicate if the origin of the packet is a master or a slave. If it is set to 1, the source of the packet is a master, and if it is set to 0, the source of the packet is a slave.</w:t>
+      </w:r>
+    </w:p>
+    <w:p>
+      <w:r>
+        <w:rPr>
+          <w:b/>
+          <w:bCs/>
+        </w:rPr>
+        <w:t>29</w:t>
+      </w:r>
+      <w:r>
+        <w:rPr>
+          <w:b/>
+          <w:bCs/>
+        </w:rPr>
+        <w:t>0. In OSPF database descriptor packet, which field is used to detect a missing packet?</w:t>
+      </w:r>
+      <w:r>
+        <w:rPr>
+          <w:b/>
+          <w:bCs/>
+        </w:rPr>
+        <w:br/>
+      </w:r>
+      <w:r>
+        <w:t>a) LSA header</w:t>
+      </w:r>
+      <w:r>
+        <w:br/>
+        <w:t>b) MS</w:t>
+      </w:r>
+      <w:r>
+        <w:br/>
+        <w:t>c) Database descriptor sequence number</w:t>
       </w:r>
       <w:r>
         <w:br/>
@@ -13334,11 +16336,11 @@
     </w:p>
     <w:p>
       <w:r>
-        <w:t>Answer: b</w:t>
-      </w:r>
-      <w:r>
-        <w:br/>
-        <w:t>Explanation: The MS bit is used to indicate if the origin of the packet is a master or a slave. If it is set to 1, the source of the packet is a master, and if it is set to 0, the source of the packet is a slave.</w:t>
+        <w:t>Answer: c</w:t>
+      </w:r>
+      <w:r>
+        <w:br/>
+        <w:t>Explanation: Sequence number field is used to detect a missing packet. The packets are to be received in order of the sequence number, so if the receiver detects that there is a sequence number skipped or missing in the order, it stops processing the further received packets and informs the sender to retransmit the packets in sequence.</w:t>
       </w:r>
     </w:p>
     <w:p>
@@ -13354,53 +16356,6 @@
           <w:b/>
           <w:bCs/>
         </w:rPr>
-        <w:t>0. In OSPF database descriptor packet, which field is used to detect a missing packet?</w:t>
-      </w:r>
-      <w:r>
-        <w:rPr>
-          <w:b/>
-          <w:bCs/>
-        </w:rPr>
-        <w:br/>
-      </w:r>
-      <w:r>
-        <w:t>a) LSA header</w:t>
-      </w:r>
-      <w:r>
-        <w:br/>
-        <w:t>b) MS</w:t>
-      </w:r>
-      <w:r>
-        <w:br/>
-        <w:t>c) Database descriptor sequence number</w:t>
-      </w:r>
-      <w:r>
-        <w:br/>
-        <w:t>d) Options</w:t>
-      </w:r>
-    </w:p>
-    <w:p>
-      <w:r>
-        <w:t>Answer: c</w:t>
-      </w:r>
-      <w:r>
-        <w:br/>
-        <w:t>Explanation: Sequence number field is used to detect a missing packet. The packets are to be received in order of the sequence number, so if the receiver detects that there is a sequence number skipped or missing in the order, it stops processing the further received packets and informs the sender to retransmit the packets in sequence.</w:t>
-      </w:r>
-    </w:p>
-    <w:p>
-      <w:r>
-        <w:rPr>
-          <w:b/>
-          <w:bCs/>
-        </w:rPr>
-        <w:t>29</w:t>
-      </w:r>
-      <w:r>
-        <w:rPr>
-          <w:b/>
-          <w:bCs/>
-        </w:rPr>
         <w:t>1. An OSPF router receives an LSA, the router checks its sequence number, and this number matches the sequence number of the LSA that the receiving router already has. What does the receiving router do with the LSA?</w:t>
       </w:r>
       <w:r>
@@ -13428,8 +16383,13 @@
     </w:p>
     <w:p>
       <w:r>
-        <w:t>Answer: a</w:t>
-      </w:r>
+        <w:t xml:space="preserve">Answer: </w:t>
+      </w:r>
+      <w:proofErr w:type="spellStart"/>
+      <w:r>
+        <w:t>a</w:t>
+      </w:r>
+      <w:proofErr w:type="spellEnd"/>
       <w:r>
         <w:br/>
         <w:t>Explanation: When the OSPF router receives an LSA, the router checks its sequence number. If this number matches the sequence number of the LSA that the receiving router already has, the router ignores the LSA.</w:t>
@@ -13480,7 +16440,15 @@
       </w:r>
       <w:r>
         <w:br/>
-        <w:t>Explanation: An OSPF router receives an LSA. If the router checks its sequence number and finds that the number is higher than the sequence number of the LSA that it already has, the router adds it to the database, and then floods the LSA to the other routers.</w:t>
+        <w:t xml:space="preserve">Explanation: An OSPF router receives an LSA. If the router checks its sequence number and finds that the number is higher than the sequence number of the LSA that it already has, the router adds it to the </w:t>
+      </w:r>
+      <w:proofErr w:type="gramStart"/>
+      <w:r>
+        <w:t>database, and</w:t>
+      </w:r>
+      <w:proofErr w:type="gramEnd"/>
+      <w:r>
+        <w:t xml:space="preserve"> then floods the LSA to the other routers.</w:t>
       </w:r>
     </w:p>
     <w:p>
@@ -13568,7 +16536,23 @@
       </w:r>
       <w:r>
         <w:br/>
-        <w:t>Explanation: Each LSA has its own age timer. By default, an LSA waits for 30 minutes before requiring an update. The router then has to send a LSR (Link State Request) to its neighbors to get an update.</w:t>
+        <w:t xml:space="preserve">Explanation: Each LSA has its own age timer. By default, an LSA waits for 30 minutes before requiring an update. The router then </w:t>
+      </w:r>
+      <w:proofErr w:type="gramStart"/>
+      <w:r>
+        <w:t>has to</w:t>
+      </w:r>
+      <w:proofErr w:type="gramEnd"/>
+      <w:r>
+        <w:t xml:space="preserve"> send </w:t>
+      </w:r>
+      <w:proofErr w:type="gramStart"/>
+      <w:r>
+        <w:t>a LSR</w:t>
+      </w:r>
+      <w:proofErr w:type="gramEnd"/>
+      <w:r>
+        <w:t xml:space="preserve"> (Link State Request) to its neighbors to get an update.</w:t>
       </w:r>
     </w:p>
     <w:p>
@@ -13657,7 +16641,15 @@
       </w:r>
       <w:r>
         <w:br/>
-        <w:t>Explanation: The outcome of Djikstra’s calculation is the main source of entries in the routing table as it is the algorithm that is used to find the shortest path in OSPF. The calculations are done after receiving every new LSU.</w:t>
+        <w:t xml:space="preserve">Explanation: The outcome of </w:t>
+      </w:r>
+      <w:proofErr w:type="spellStart"/>
+      <w:r>
+        <w:t>Djikstra’s</w:t>
+      </w:r>
+      <w:proofErr w:type="spellEnd"/>
+      <w:r>
+        <w:t xml:space="preserve"> calculation is the main source of entries in the routing table as it is the algorithm that is used to find the shortest path in OSPF. The calculations are done after receiving every new LSU.</w:t>
       </w:r>
     </w:p>
     <w:p>
@@ -13694,8 +16686,13 @@
     </w:p>
     <w:p>
       <w:r>
-        <w:t>Answer: a</w:t>
-      </w:r>
+        <w:t xml:space="preserve">Answer: </w:t>
+      </w:r>
+      <w:proofErr w:type="spellStart"/>
+      <w:r>
+        <w:t>a</w:t>
+      </w:r>
+      <w:proofErr w:type="spellEnd"/>
       <w:r>
         <w:br/>
         <w:t>Explanation: 89 is the IP protocol number for OSPF packets. 86 is the protocol number for DGP, 76 is the protocol number for Backroom-SATNET-Monitoring and 20 is the protocol number for Host Monitoring Protocol.</w:t>
@@ -13745,7 +16742,23 @@
       </w:r>
       <w:r>
         <w:br/>
-        <w:t>Explanation: LSU is the Link State Update packet, LSR is the Link State Request packet and DBD is the Database Descriptor packet in OSPF. Query packet is NOT an OSPF packet type.</w:t>
+        <w:t xml:space="preserve">Explanation: LSU is the Link State Update packet, LSR is the Link State Request packet and DBD is the Database Descriptor packet in OSPF. Query </w:t>
+      </w:r>
+      <w:proofErr w:type="gramStart"/>
+      <w:r>
+        <w:t>packet is</w:t>
+      </w:r>
+      <w:proofErr w:type="gramEnd"/>
+      <w:r>
+        <w:t xml:space="preserve"> NOT </w:t>
+      </w:r>
+      <w:proofErr w:type="gramStart"/>
+      <w:r>
+        <w:t>an OSPF</w:t>
+      </w:r>
+      <w:proofErr w:type="gramEnd"/>
+      <w:r>
+        <w:t xml:space="preserve"> packet type.</w:t>
       </w:r>
     </w:p>
     <w:p>
@@ -13788,8 +16801,13 @@
     </w:p>
     <w:p>
       <w:r>
-        <w:t>Answer: a</w:t>
-      </w:r>
+        <w:t xml:space="preserve">Answer: </w:t>
+      </w:r>
+      <w:proofErr w:type="spellStart"/>
+      <w:r>
+        <w:t>a</w:t>
+      </w:r>
+      <w:proofErr w:type="spellEnd"/>
       <w:r>
         <w:br/>
         <w:t>Explanation: Hello protocol is used to discover neighboring routers automatically. It makes sure that the communication between neighbors is bidirectional. The multicast address that the OSPF Hello protocol uses is 224.0.0.5.</w:t>
@@ -13827,31 +16845,45 @@
     </w:p>
     <w:p>
       <w:r>
-        <w:t>Answer: a</w:t>
-      </w:r>
+        <w:t xml:space="preserve">Answer: </w:t>
+      </w:r>
+      <w:proofErr w:type="spellStart"/>
+      <w:r>
+        <w:t>a</w:t>
+      </w:r>
+      <w:proofErr w:type="spellEnd"/>
       <w:r>
         <w:br/>
         <w:t xml:space="preserve">Explanation: The Hello protocol sends periodic updates to ensure that a neighbor relationship is </w:t>
       </w:r>
       <w:r>
         <w:lastRenderedPageBreak/>
-        <w:t>maintained between adjacent routers. It’s similar to the real world moral construct of saying “Hello” to initialize the communication.</w:t>
-      </w:r>
-    </w:p>
-    <w:p>
-      <w:r>
-        <w:rPr>
-          <w:b/>
-          <w:bCs/>
-        </w:rPr>
-        <w:t>30</w:t>
-      </w:r>
-      <w:r>
-        <w:rPr>
-          <w:b/>
-          <w:bCs/>
-        </w:rPr>
-        <w:t>0a</w:t>
+        <w:t xml:space="preserve">maintained between adjacent routers. It’s </w:t>
+      </w:r>
+      <w:proofErr w:type="gramStart"/>
+      <w:r>
+        <w:t>similar to</w:t>
+      </w:r>
+      <w:proofErr w:type="gramEnd"/>
+      <w:r>
+        <w:t xml:space="preserve"> the </w:t>
+      </w:r>
+      <w:proofErr w:type="gramStart"/>
+      <w:r>
+        <w:t>real world</w:t>
+      </w:r>
+      <w:proofErr w:type="gramEnd"/>
+      <w:r>
+        <w:t xml:space="preserve"> moral construct of saying “Hello” to initialize the communication.</w:t>
+      </w:r>
+    </w:p>
+    <w:p>
+      <w:r>
+        <w:rPr>
+          <w:b/>
+          <w:bCs/>
+        </w:rPr>
+        <w:t>300a</w:t>
       </w:r>
       <w:r>
         <w:rPr>
@@ -13868,7 +16900,15 @@
         <w:br/>
       </w:r>
       <w:r>
-        <w:t>a) Exstart and exchange</w:t>
+        <w:t xml:space="preserve">a) </w:t>
+      </w:r>
+      <w:proofErr w:type="spellStart"/>
+      <w:r>
+        <w:t>Exstart</w:t>
+      </w:r>
+      <w:proofErr w:type="spellEnd"/>
+      <w:r>
+        <w:t xml:space="preserve"> and exchange</w:t>
       </w:r>
       <w:r>
         <w:br/>
@@ -13885,11 +16925,32 @@
     </w:p>
     <w:p>
       <w:r>
-        <w:t>Answer: a</w:t>
-      </w:r>
-      <w:r>
-        <w:br/>
-        <w:t>Explanation: DBD stands for Database Descriptor. DBD packets are involved during the two states Exstart and Exchange. In exstart, the master and the slaves are decided and in the exchange state, the DBD is exchanged among the neighbors.</w:t>
+        <w:t xml:space="preserve">Answer: </w:t>
+      </w:r>
+      <w:proofErr w:type="spellStart"/>
+      <w:r>
+        <w:t>a</w:t>
+      </w:r>
+      <w:proofErr w:type="spellEnd"/>
+      <w:r>
+        <w:br/>
+        <w:t xml:space="preserve">Explanation: DBD stands for Database Descriptor. DBD packets are involved during the two states </w:t>
+      </w:r>
+      <w:proofErr w:type="spellStart"/>
+      <w:r>
+        <w:t>Exstart</w:t>
+      </w:r>
+      <w:proofErr w:type="spellEnd"/>
+      <w:r>
+        <w:t xml:space="preserve"> and Exchange. In </w:t>
+      </w:r>
+      <w:proofErr w:type="spellStart"/>
+      <w:r>
+        <w:t>exstart</w:t>
+      </w:r>
+      <w:proofErr w:type="spellEnd"/>
+      <w:r>
+        <w:t>, the master and the slaves are decided and in the exchange state, the DBD is exchanged among the neighbors.</w:t>
       </w:r>
     </w:p>
     <w:p>
@@ -13936,7 +16997,15 @@
       </w:r>
       <w:r>
         <w:br/>
-        <w:t>Explanation: Each LSA has its own age timer. By default, an LSA waits for 30 minutes before requiring an update. So to make sure that each router first has an up-to-date LSA, OSPF refreshes LSAs after every 1 hour.</w:t>
+        <w:t xml:space="preserve">Explanation: Each LSA has its own age timer. By default, an LSA waits for 30 minutes before requiring an update. </w:t>
+      </w:r>
+      <w:proofErr w:type="gramStart"/>
+      <w:r>
+        <w:t>So</w:t>
+      </w:r>
+      <w:proofErr w:type="gramEnd"/>
+      <w:r>
+        <w:t xml:space="preserve"> to make sure that each router first has an up-to-date LSA, OSPF refreshes LSAs after every 1 hour.</w:t>
       </w:r>
     </w:p>
     <w:p>
@@ -13974,7 +17043,15 @@
       </w:r>
       <w:r>
         <w:br/>
-        <w:t>d) Maxage time</w:t>
+        <w:t xml:space="preserve">d) </w:t>
+      </w:r>
+      <w:proofErr w:type="spellStart"/>
+      <w:r>
+        <w:t>Maxage</w:t>
+      </w:r>
+      <w:proofErr w:type="spellEnd"/>
+      <w:r>
+        <w:t xml:space="preserve"> time</w:t>
       </w:r>
     </w:p>
     <w:p>
@@ -13983,7 +17060,15 @@
       </w:r>
       <w:r>
         <w:br/>
-        <w:t>Explanation: The packet length field gives the length of the packet in bits. The Authentication type field gives the type of authentication used. The router ID field gives the ID of the source router of the packet. In an OSPF packet header, there is no field called Maxage time.</w:t>
+        <w:t xml:space="preserve">Explanation: The packet length field gives the length of the packet in bits. The Authentication type field gives the type of authentication used. The router ID field gives the ID of the source router of the packet. In an OSPF packet header, there is no field called </w:t>
+      </w:r>
+      <w:proofErr w:type="spellStart"/>
+      <w:r>
+        <w:t>Maxage</w:t>
+      </w:r>
+      <w:proofErr w:type="spellEnd"/>
+      <w:r>
+        <w:t xml:space="preserve"> time.</w:t>
       </w:r>
     </w:p>
     <w:p>
@@ -14009,7 +17094,15 @@
         <w:br/>
       </w:r>
       <w:r>
-        <w:t>a) “[Network mask] area [area-id]” and “Router ospf [process-id]”</w:t>
+        <w:t xml:space="preserve">a) “[Network mask] area [area-id]” and “Router </w:t>
+      </w:r>
+      <w:proofErr w:type="spellStart"/>
+      <w:r>
+        <w:t>ospf</w:t>
+      </w:r>
+      <w:proofErr w:type="spellEnd"/>
+      <w:r>
+        <w:t xml:space="preserve"> [process-id]”</w:t>
       </w:r>
       <w:r>
         <w:br/>
@@ -14017,11 +17110,27 @@
       </w:r>
       <w:r>
         <w:br/>
-        <w:t>c) Only “Router ospf [process-id]”</w:t>
-      </w:r>
-      <w:r>
-        <w:br/>
-        <w:t>d) “[Wildcard-mask] area [area-id]” and “Router ospf [process-id]”</w:t>
+        <w:t xml:space="preserve">c) Only “Router </w:t>
+      </w:r>
+      <w:proofErr w:type="spellStart"/>
+      <w:r>
+        <w:t>ospf</w:t>
+      </w:r>
+      <w:proofErr w:type="spellEnd"/>
+      <w:r>
+        <w:t xml:space="preserve"> [process-id]”</w:t>
+      </w:r>
+      <w:r>
+        <w:br/>
+        <w:t xml:space="preserve">d) “[Wildcard-mask] area [area-id]” and “Router </w:t>
+      </w:r>
+      <w:proofErr w:type="spellStart"/>
+      <w:r>
+        <w:t>ospf</w:t>
+      </w:r>
+      <w:proofErr w:type="spellEnd"/>
+      <w:r>
+        <w:t xml:space="preserve"> [process-id]”</w:t>
       </w:r>
     </w:p>
     <w:p>
@@ -14030,7 +17139,15 @@
       </w:r>
       <w:r>
         <w:br/>
-        <w:t>Explanation: The “Router ospf [process-id]” command enables OSPF routing protocol in the router and the “[Wildcard-mask] area [area-id]” command is used to select the interfaces that we want to include in the OSPF process. That is enough for the basic configuration of OSPF in a router.</w:t>
+        <w:t xml:space="preserve">Explanation: The “Router </w:t>
+      </w:r>
+      <w:proofErr w:type="spellStart"/>
+      <w:r>
+        <w:t>ospf</w:t>
+      </w:r>
+      <w:proofErr w:type="spellEnd"/>
+      <w:r>
+        <w:t xml:space="preserve"> [process-id]” command enables OSPF routing protocol in the router and the “[Wildcard-mask] area [area-id]” command is used to select the interfaces that we want to include in the OSPF process. That is enough for the basic configuration of OSPF in a router.</w:t>
       </w:r>
     </w:p>
     <w:p>
@@ -14057,19 +17174,72 @@
         <w:br/>
       </w:r>
       <w:r>
-        <w:t>a) Show ip ospf interface</w:t>
-      </w:r>
-      <w:r>
-        <w:br/>
-        <w:t>b) Show ip ospf</w:t>
-      </w:r>
-      <w:r>
-        <w:br/>
-        <w:t>c) Show ip route</w:t>
-      </w:r>
-      <w:r>
-        <w:br/>
-        <w:t>d) Show ip ospf neighbor</w:t>
+        <w:t xml:space="preserve">a) Show </w:t>
+      </w:r>
+      <w:proofErr w:type="spellStart"/>
+      <w:r>
+        <w:t>ip</w:t>
+      </w:r>
+      <w:proofErr w:type="spellEnd"/>
+      <w:r>
+        <w:t xml:space="preserve"> </w:t>
+      </w:r>
+      <w:proofErr w:type="spellStart"/>
+      <w:r>
+        <w:t>ospf</w:t>
+      </w:r>
+      <w:proofErr w:type="spellEnd"/>
+      <w:r>
+        <w:t xml:space="preserve"> interface</w:t>
+      </w:r>
+      <w:r>
+        <w:br/>
+        <w:t xml:space="preserve">b) Show </w:t>
+      </w:r>
+      <w:proofErr w:type="spellStart"/>
+      <w:r>
+        <w:t>ip</w:t>
+      </w:r>
+      <w:proofErr w:type="spellEnd"/>
+      <w:r>
+        <w:t xml:space="preserve"> </w:t>
+      </w:r>
+      <w:proofErr w:type="spellStart"/>
+      <w:r>
+        <w:t>ospf</w:t>
+      </w:r>
+      <w:proofErr w:type="spellEnd"/>
+      <w:r>
+        <w:br/>
+        <w:t xml:space="preserve">c) Show </w:t>
+      </w:r>
+      <w:proofErr w:type="spellStart"/>
+      <w:r>
+        <w:t>ip</w:t>
+      </w:r>
+      <w:proofErr w:type="spellEnd"/>
+      <w:r>
+        <w:t xml:space="preserve"> route</w:t>
+      </w:r>
+      <w:r>
+        <w:br/>
+        <w:t xml:space="preserve">d) Show </w:t>
+      </w:r>
+      <w:proofErr w:type="spellStart"/>
+      <w:r>
+        <w:t>ip</w:t>
+      </w:r>
+      <w:proofErr w:type="spellEnd"/>
+      <w:r>
+        <w:t xml:space="preserve"> </w:t>
+      </w:r>
+      <w:proofErr w:type="spellStart"/>
+      <w:r>
+        <w:t>ospf</w:t>
+      </w:r>
+      <w:proofErr w:type="spellEnd"/>
+      <w:r>
+        <w:t xml:space="preserve"> neighbor</w:t>
       </w:r>
     </w:p>
     <w:p>
@@ -14078,7 +17248,23 @@
       </w:r>
       <w:r>
         <w:br/>
-        <w:t>Explanation: The “Show ip ospf neighbor” command is the OSPF show command that can describe a list of OSPF adjacencies i.e. the list of adjacent nodes or neighbors. The router will only communicate with its neighbors directly.</w:t>
+        <w:t xml:space="preserve">Explanation: The “Show </w:t>
+      </w:r>
+      <w:proofErr w:type="spellStart"/>
+      <w:r>
+        <w:t>ip</w:t>
+      </w:r>
+      <w:proofErr w:type="spellEnd"/>
+      <w:r>
+        <w:t xml:space="preserve"> </w:t>
+      </w:r>
+      <w:proofErr w:type="spellStart"/>
+      <w:r>
+        <w:t>ospf</w:t>
+      </w:r>
+      <w:proofErr w:type="spellEnd"/>
+      <w:r>
+        <w:t xml:space="preserve"> neighbor” command is the OSPF show command that can describe a list of OSPF adjacencies i.e. the list of adjacent nodes or neighbors. The router will only communicate with its neighbors directly.</w:t>
       </w:r>
     </w:p>
     <w:p>
@@ -14106,11 +17292,37 @@
       </w:r>
       <w:r>
         <w:br/>
-        <w:t>c) Multi-homed, stab and transit</w:t>
-      </w:r>
-      <w:r>
-        <w:br/>
-        <w:t>d) Multi-homed and stub</w:t>
+        <w:t xml:space="preserve">c) </w:t>
+      </w:r>
+      <w:proofErr w:type="gramStart"/>
+      <w:r>
+        <w:t>Multi-</w:t>
+      </w:r>
+      <w:proofErr w:type="spellStart"/>
+      <w:r>
+        <w:t>homed</w:t>
+      </w:r>
+      <w:proofErr w:type="spellEnd"/>
+      <w:proofErr w:type="gramEnd"/>
+      <w:r>
+        <w:t>, stab and transit</w:t>
+      </w:r>
+      <w:r>
+        <w:br/>
+        <w:t xml:space="preserve">d) </w:t>
+      </w:r>
+      <w:proofErr w:type="gramStart"/>
+      <w:r>
+        <w:t>Multi-</w:t>
+      </w:r>
+      <w:proofErr w:type="spellStart"/>
+      <w:r>
+        <w:t>homed</w:t>
+      </w:r>
+      <w:proofErr w:type="spellEnd"/>
+      <w:proofErr w:type="gramEnd"/>
+      <w:r>
+        <w:t xml:space="preserve"> and stub</w:t>
       </w:r>
     </w:p>
     <w:p>
@@ -14135,7 +17347,23 @@
           <w:b/>
           <w:bCs/>
         </w:rPr>
-        <w:t>2. Why a border gateway protocol (BGP) session is used in between routers?</w:t>
+        <w:t xml:space="preserve">2. Why </w:t>
+      </w:r>
+      <w:proofErr w:type="gramStart"/>
+      <w:r>
+        <w:rPr>
+          <w:b/>
+          <w:bCs/>
+        </w:rPr>
+        <w:t>a border gateway protocol (BGP) session is</w:t>
+      </w:r>
+      <w:proofErr w:type="gramEnd"/>
+      <w:r>
+        <w:rPr>
+          <w:b/>
+          <w:bCs/>
+        </w:rPr>
+        <w:t xml:space="preserve"> used in between routers?</w:t>
       </w:r>
       <w:r>
         <w:rPr>
@@ -14213,7 +17441,15 @@
       </w:r>
       <w:r>
         <w:br/>
-        <w:t>Explanation: E-BGP stands for external border gateway protocol and internal BGP sessions are used only within the AS. Unlike I-BGP, external BGP sessions are used to share and retrieve the routing information of the routers which belongs to different AS.</w:t>
+        <w:t xml:space="preserve">Explanation: E-BGP stands for external border gateway protocol and internal BGP sessions are used only within the AS. Unlike I-BGP, external BGP sessions are used to share and retrieve the routing information of the routers which </w:t>
+      </w:r>
+      <w:proofErr w:type="gramStart"/>
+      <w:r>
+        <w:t>belongs</w:t>
+      </w:r>
+      <w:proofErr w:type="gramEnd"/>
+      <w:r>
+        <w:t xml:space="preserve"> to different AS.</w:t>
       </w:r>
     </w:p>
     <w:p>
@@ -14259,11 +17495,32 @@
     </w:p>
     <w:p>
       <w:r>
-        <w:t>Answer: a</w:t>
-      </w:r>
-      <w:r>
-        <w:br/>
-        <w:t>Explanation: The traffic that autonomous systems get when they do peering is low compared to the traffic that they get when they use provider. And also, the provider lets its other customers to know the path of these ASs and it leads to more traffic to these ASs.</w:t>
+        <w:t xml:space="preserve">Answer: </w:t>
+      </w:r>
+      <w:proofErr w:type="spellStart"/>
+      <w:r>
+        <w:t>a</w:t>
+      </w:r>
+      <w:proofErr w:type="spellEnd"/>
+      <w:r>
+        <w:br/>
+        <w:t xml:space="preserve">Explanation: The traffic that autonomous systems get when they do peering is low compared to the traffic that they get when they use provider. </w:t>
+      </w:r>
+      <w:proofErr w:type="gramStart"/>
+      <w:r>
+        <w:t>And also</w:t>
+      </w:r>
+      <w:proofErr w:type="gramEnd"/>
+      <w:r>
+        <w:t xml:space="preserve">, the provider lets its other customers to know the path of these </w:t>
+      </w:r>
+      <w:proofErr w:type="gramStart"/>
+      <w:r>
+        <w:t>ASs</w:t>
+      </w:r>
+      <w:proofErr w:type="gramEnd"/>
+      <w:r>
+        <w:t xml:space="preserve"> and it leads to more traffic to these ASs.</w:t>
       </w:r>
     </w:p>
     <w:p>
@@ -14279,7 +17536,39 @@
           <w:b/>
           <w:bCs/>
         </w:rPr>
-        <w:t>5. Why border gateway protocol is called as path vector protocol?</w:t>
+        <w:t xml:space="preserve">5. Why </w:t>
+      </w:r>
+      <w:proofErr w:type="gramStart"/>
+      <w:r>
+        <w:rPr>
+          <w:b/>
+          <w:bCs/>
+        </w:rPr>
+        <w:t>border gateway protocol is</w:t>
+      </w:r>
+      <w:proofErr w:type="gramEnd"/>
+      <w:r>
+        <w:rPr>
+          <w:b/>
+          <w:bCs/>
+        </w:rPr>
+        <w:t xml:space="preserve"> </w:t>
+      </w:r>
+      <w:proofErr w:type="gramStart"/>
+      <w:r>
+        <w:rPr>
+          <w:b/>
+          <w:bCs/>
+        </w:rPr>
+        <w:t>called as</w:t>
+      </w:r>
+      <w:proofErr w:type="gramEnd"/>
+      <w:r>
+        <w:rPr>
+          <w:b/>
+          <w:bCs/>
+        </w:rPr>
+        <w:t xml:space="preserve"> path vector protocol?</w:t>
       </w:r>
       <w:r>
         <w:rPr>
@@ -14310,7 +17599,15 @@
       </w:r>
       <w:r>
         <w:br/>
-        <w:t>Explanation: Basically, intra-domain routing maintains the table for each destination with least cost or distance. But in BGP, metric is policy, so every router keeps track of the path like next hop and AS path. This path vector protocol avoids looping using path tracking.</w:t>
+        <w:t xml:space="preserve">Explanation: Basically, intra-domain routing maintains the table for each destination with least cost or distance. But in BGP, metric is </w:t>
+      </w:r>
+      <w:proofErr w:type="gramStart"/>
+      <w:r>
+        <w:t>policy</w:t>
+      </w:r>
+      <w:proofErr w:type="gramEnd"/>
+      <w:r>
+        <w:t>, so every router keeps track of the path like next hop and AS path. This path vector protocol avoids looping using path tracking.</w:t>
       </w:r>
     </w:p>
     <w:p>
@@ -14351,7 +17648,15 @@
       </w:r>
       <w:r>
         <w:br/>
-        <w:t>Explanation: Border gateway protocol is more useful when the AS is transit because BGP is capable of inter-domain routing. So, it can handle the data traffic well when the ASs are transit.</w:t>
+        <w:t xml:space="preserve">Explanation: Border gateway protocol is more useful when the AS is transit because BGP is capable of inter-domain routing. So, it can handle the data traffic well when the ASs </w:t>
+      </w:r>
+      <w:proofErr w:type="gramStart"/>
+      <w:r>
+        <w:t>are</w:t>
+      </w:r>
+      <w:proofErr w:type="gramEnd"/>
+      <w:r>
+        <w:t xml:space="preserve"> transit.</w:t>
       </w:r>
     </w:p>
     <w:p>
@@ -14398,7 +17703,15 @@
       </w:r>
       <w:r>
         <w:br/>
-        <w:t>Explanation: When traffic is sent from one network to another network, then every router within the route checks the path. This path contains not only the number of AS but also contains attributes that give information about the path such as next_hop.</w:t>
+        <w:t xml:space="preserve">Explanation: When traffic is sent from one network to another network, then every router within the route checks the path. This path contains not only the number of AS but also contains attributes that give information about the path such as </w:t>
+      </w:r>
+      <w:proofErr w:type="spellStart"/>
+      <w:r>
+        <w:t>next_hop</w:t>
+      </w:r>
+      <w:proofErr w:type="spellEnd"/>
+      <w:r>
+        <w:t>.</w:t>
       </w:r>
     </w:p>
     <w:p>
@@ -14446,7 +17759,15 @@
       </w:r>
       <w:r>
         <w:br/>
-        <w:t>Explanation: Well known and optional are two major categories of attributes. Mandatory and discretionary are categories of well-known attribute. Optional attribute also has two categories called transitive and non-transitive.</w:t>
+        <w:t xml:space="preserve">Explanation: </w:t>
+      </w:r>
+      <w:proofErr w:type="spellStart"/>
+      <w:r>
+        <w:t>Well known</w:t>
+      </w:r>
+      <w:proofErr w:type="spellEnd"/>
+      <w:r>
+        <w:t xml:space="preserve"> and optional are two major categories of attributes. Mandatory and discretionary are categories of well-known attribute. Optional attribute also has two categories called transitive and non-transitive.</w:t>
       </w:r>
     </w:p>
     <w:p>
@@ -14476,16 +17797,26 @@
       </w:r>
       <w:r>
         <w:br/>
-        <w:t>b) As_path</w:t>
-      </w:r>
+        <w:t xml:space="preserve">b) </w:t>
+      </w:r>
+      <w:proofErr w:type="spellStart"/>
+      <w:r>
+        <w:t>As_path</w:t>
+      </w:r>
+      <w:proofErr w:type="spellEnd"/>
       <w:r>
         <w:br/>
         <w:t>c) Next-hop</w:t>
       </w:r>
       <w:r>
         <w:br/>
-        <w:t>d) Next_AS</w:t>
-      </w:r>
+        <w:t xml:space="preserve">d) </w:t>
+      </w:r>
+      <w:proofErr w:type="spellStart"/>
+      <w:r>
+        <w:t>Next_AS</w:t>
+      </w:r>
+      <w:proofErr w:type="spellEnd"/>
     </w:p>
     <w:p>
       <w:r>
@@ -14493,7 +17824,36 @@
       </w:r>
       <w:r>
         <w:br/>
-        <w:t>Explanation: Origin defines the source of the packet and As_path defines the sequence of ASs that a packet follows and Next_hop defines about the next router that a packet is going to visit.</w:t>
+        <w:t xml:space="preserve">Explanation: Origin defines the source of the packet and </w:t>
+      </w:r>
+      <w:proofErr w:type="spellStart"/>
+      <w:proofErr w:type="gramStart"/>
+      <w:r>
+        <w:t>As</w:t>
+      </w:r>
+      <w:proofErr w:type="gramEnd"/>
+      <w:r>
+        <w:t>_path</w:t>
+      </w:r>
+      <w:proofErr w:type="spellEnd"/>
+      <w:r>
+        <w:t xml:space="preserve"> defines the sequence of ASs that a packet </w:t>
+      </w:r>
+      <w:proofErr w:type="gramStart"/>
+      <w:r>
+        <w:t>follows</w:t>
+      </w:r>
+      <w:proofErr w:type="gramEnd"/>
+      <w:r>
+        <w:t xml:space="preserve"> and </w:t>
+      </w:r>
+      <w:proofErr w:type="spellStart"/>
+      <w:r>
+        <w:t>Next_hop</w:t>
+      </w:r>
+      <w:proofErr w:type="spellEnd"/>
+      <w:r>
+        <w:t xml:space="preserve"> defines about the next router that a packet is going to visit.</w:t>
       </w:r>
     </w:p>
     <w:p>
@@ -14587,7 +17947,15 @@
       </w:r>
       <w:r>
         <w:br/>
-        <w:t>Explanation: Telephone network uses hierarchical routing and broadcasting cannot be used in this. Because broadcast routing is suitable for those applications in which, each packet is sent to broad range of destinations. But telephone network has small number of receivers.</w:t>
+        <w:t xml:space="preserve">Explanation: Telephone network uses hierarchical routing and broadcasting cannot be used in this. Because broadcast routing is suitable for those applications in </w:t>
+      </w:r>
+      <w:proofErr w:type="gramStart"/>
+      <w:r>
+        <w:t>which,</w:t>
+      </w:r>
+      <w:proofErr w:type="gramEnd"/>
+      <w:r>
+        <w:t xml:space="preserve"> each packet is sent to broad range of destinations. But telephone network has small number of receivers.</w:t>
       </w:r>
     </w:p>
     <w:p>
@@ -14639,7 +18007,15 @@
       </w:r>
       <w:r>
         <w:br/>
-        <w:t>d) Multi-destination routing</w:t>
+        <w:t xml:space="preserve">d) </w:t>
+      </w:r>
+      <w:proofErr w:type="gramStart"/>
+      <w:r>
+        <w:t>Multi-destination</w:t>
+      </w:r>
+      <w:proofErr w:type="gramEnd"/>
+      <w:r>
+        <w:t xml:space="preserve"> routing</w:t>
       </w:r>
     </w:p>
     <w:p>
@@ -14710,7 +18086,15 @@
       </w:r>
       <w:r>
         <w:br/>
-        <w:t>Explanation: Broadcast routing is mostly used in those applications, where one packet is received by all destinations, like live streaming of one event is viewed by many people. It cannot be one-to-many because, it does not maintain groups like multicast routing.</w:t>
+        <w:t xml:space="preserve">Explanation: Broadcast routing is mostly used in those applications, where one packet is received by all destinations, like live streaming of one event is viewed by many people. It cannot be one-to-many </w:t>
+      </w:r>
+      <w:proofErr w:type="gramStart"/>
+      <w:r>
+        <w:t>because,</w:t>
+      </w:r>
+      <w:proofErr w:type="gramEnd"/>
+      <w:r>
+        <w:t xml:space="preserve"> it does not maintain groups like multicast routing.</w:t>
       </w:r>
     </w:p>
     <w:p>
@@ -14747,7 +18131,23 @@
           <w:b/>
           <w:bCs/>
         </w:rPr>
-        <w:t>. Which of the following server is used to simulate the broadcast process while broadcast routing is being used?</w:t>
+        <w:t xml:space="preserve">. Which of the following </w:t>
+      </w:r>
+      <w:proofErr w:type="gramStart"/>
+      <w:r>
+        <w:rPr>
+          <w:b/>
+          <w:bCs/>
+        </w:rPr>
+        <w:t>server</w:t>
+      </w:r>
+      <w:proofErr w:type="gramEnd"/>
+      <w:r>
+        <w:rPr>
+          <w:b/>
+          <w:bCs/>
+        </w:rPr>
+        <w:t xml:space="preserve"> is used to simulate the broadcast process while broadcast routing is being used?</w:t>
       </w:r>
       <w:r>
         <w:rPr>
@@ -14778,7 +18178,15 @@
       </w:r>
       <w:r>
         <w:br/>
-        <w:t>Explanation: Broadcast unknown server will receive the broadcast frame and makes copies of it. And then, sends the copies to every station by initiating the process of broadcast routing.</w:t>
+        <w:t xml:space="preserve">Explanation: Broadcast unknown server will receive the broadcast frame and makes copies of it. And then, </w:t>
+      </w:r>
+      <w:proofErr w:type="gramStart"/>
+      <w:r>
+        <w:t>sends</w:t>
+      </w:r>
+      <w:proofErr w:type="gramEnd"/>
+      <w:r>
+        <w:t xml:space="preserve"> the copies to every station by initiating the process of broadcast routing.</w:t>
       </w:r>
     </w:p>
     <w:p>
@@ -14825,7 +18233,23 @@
       </w:r>
       <w:r>
         <w:br/>
-        <w:t>Explanation: Unlike other routing tables, the routing tables in hierarchical routing will have entries for their neighbour within the region and entry for each region in the network. Also, this levelling in storing entries, saves the memory of the router in case of large network.</w:t>
+        <w:t xml:space="preserve">Explanation: Unlike other routing tables, the routing tables in hierarchical routing will have entries for their </w:t>
+      </w:r>
+      <w:proofErr w:type="spellStart"/>
+      <w:r>
+        <w:t>neighbour</w:t>
+      </w:r>
+      <w:proofErr w:type="spellEnd"/>
+      <w:r>
+        <w:t xml:space="preserve"> within the region and entry for each region in the network. Also, this levelling in storing </w:t>
+      </w:r>
+      <w:proofErr w:type="gramStart"/>
+      <w:r>
+        <w:t>entries,</w:t>
+      </w:r>
+      <w:proofErr w:type="gramEnd"/>
+      <w:r>
+        <w:t xml:space="preserve"> saves the memory of the router in case of large network.</w:t>
       </w:r>
     </w:p>
     <w:p>
@@ -14872,7 +18296,15 @@
       </w:r>
       <w:r>
         <w:br/>
-        <w:t>Explanation: Regions are small parts of the network with dedicated number of routers and these regions can be grouped to form clusters. Clusters can be grouped to form zones, zones into groups. A network can be levelled with names until we run short of names.</w:t>
+        <w:t xml:space="preserve">Explanation: Regions are small parts of the network with dedicated number of </w:t>
+      </w:r>
+      <w:proofErr w:type="gramStart"/>
+      <w:r>
+        <w:t>routers</w:t>
+      </w:r>
+      <w:proofErr w:type="gramEnd"/>
+      <w:r>
+        <w:t xml:space="preserve"> and these regions can be grouped to form clusters. Clusters can be grouped to form zones, zones into groups. A network can be levelled with names until we run short of names.</w:t>
       </w:r>
     </w:p>
     <w:p>
@@ -14949,11 +18381,24 @@
     </w:p>
     <w:p>
       <w:r>
-        <w:t>Answer: a</w:t>
-      </w:r>
-      <w:r>
-        <w:br/>
-        <w:t>Explanation: Hierarchical routing is to divide the network into tiers that are regions, clusters, zones, groups and so on. Because of this hierarchy, the router need not to have entries for every router in the network. And, it is enough to have entries for routers from the same region and each entry for; clusters, zones, groups, depending on the level of hierarchy.</w:t>
+        <w:t xml:space="preserve">Answer: </w:t>
+      </w:r>
+      <w:proofErr w:type="spellStart"/>
+      <w:r>
+        <w:t>a</w:t>
+      </w:r>
+      <w:proofErr w:type="spellEnd"/>
+      <w:r>
+        <w:br/>
+        <w:t xml:space="preserve">Explanation: Hierarchical routing is to divide the network into tiers that are regions, clusters, zones, groups and so on. Because of this hierarchy, the router </w:t>
+      </w:r>
+      <w:proofErr w:type="gramStart"/>
+      <w:r>
+        <w:t>need not</w:t>
+      </w:r>
+      <w:proofErr w:type="gramEnd"/>
+      <w:r>
+        <w:t xml:space="preserve"> to have entries for every router in the network. And, it is enough to have entries for routers from the same region and each entry for; clusters, zones, groups, depending on the level of hierarchy.</w:t>
       </w:r>
     </w:p>
     <w:p>
@@ -14990,8 +18435,13 @@
     </w:p>
     <w:p>
       <w:r>
-        <w:t>Answer: a</w:t>
-      </w:r>
+        <w:t xml:space="preserve">Answer: </w:t>
+      </w:r>
+      <w:proofErr w:type="spellStart"/>
+      <w:r>
+        <w:t>a</w:t>
+      </w:r>
+      <w:proofErr w:type="spellEnd"/>
       <w:r>
         <w:br/>
         <w:t>Explanation: A network with “ln M” levels and “e ln M” entries for each router can be treated as optimum in levelling. This was discovered by Kamoun and Kleinrock in 1979.</w:t>
@@ -15016,6 +18466,9 @@
         <w:br/>
       </w:r>
       <w:r>
+        <w:rPr>
+          <w:noProof/>
+        </w:rPr>
         <mc:AlternateContent>
           <mc:Choice Requires="wps">
             <w:drawing>
@@ -15105,11 +18558,40 @@
     </w:p>
     <w:p>
       <w:r>
-        <w:t>Answer: a</w:t>
-      </w:r>
-      <w:r>
-        <w:br/>
-        <w:t>Explanation: The above network is using hierarchical network. So, the router4 will have one entry for itself and two entries for the other two regions. It will have the entry for itself in its routing table even though it is the only router in the region.</w:t>
+        <w:t xml:space="preserve">Answer: </w:t>
+      </w:r>
+      <w:proofErr w:type="spellStart"/>
+      <w:r>
+        <w:t>a</w:t>
+      </w:r>
+      <w:proofErr w:type="spellEnd"/>
+      <w:r>
+        <w:br/>
+        <w:t xml:space="preserve">Explanation: The above network is using hierarchical network. So, </w:t>
+      </w:r>
+      <w:proofErr w:type="gramStart"/>
+      <w:r>
+        <w:t>the router4</w:t>
+      </w:r>
+      <w:proofErr w:type="gramEnd"/>
+      <w:r>
+        <w:t xml:space="preserve"> will have one entry for itself and two entries for the other two regions. It will have </w:t>
+      </w:r>
+      <w:proofErr w:type="gramStart"/>
+      <w:r>
+        <w:t>the entry</w:t>
+      </w:r>
+      <w:proofErr w:type="gramEnd"/>
+      <w:r>
+        <w:t xml:space="preserve"> for itself </w:t>
+      </w:r>
+      <w:proofErr w:type="gramStart"/>
+      <w:r>
+        <w:t>in</w:t>
+      </w:r>
+      <w:proofErr w:type="gramEnd"/>
+      <w:r>
+        <w:t xml:space="preserve"> its routing table even though it is the only router in the region.</w:t>
       </w:r>
     </w:p>
     <w:p>
@@ -15152,8 +18634,13 @@
     </w:p>
     <w:p>
       <w:r>
-        <w:t>Answer: a</w:t>
-      </w:r>
+        <w:t xml:space="preserve">Answer: </w:t>
+      </w:r>
+      <w:proofErr w:type="spellStart"/>
+      <w:r>
+        <w:t>a</w:t>
+      </w:r>
+      <w:proofErr w:type="spellEnd"/>
       <w:r>
         <w:br/>
         <w:t>Explanation: Network has two level hierarchy and router in the first part has 3 extra entries more than the number of routers in that part. This indicates that the network has divided into 4 parts. After subtracting 500, 300 and 600 from 1600, we get 200 routers in the last part.</w:t>
@@ -15186,8 +18673,13 @@
       </w:r>
       <w:r>
         <w:br/>
-        <w:t>b) Non-optimal</w:t>
-      </w:r>
+        <w:t xml:space="preserve">b) </w:t>
+      </w:r>
+      <w:proofErr w:type="gramStart"/>
+      <w:r>
+        <w:t>Non-optimal</w:t>
+      </w:r>
+      <w:proofErr w:type="gramEnd"/>
       <w:r>
         <w:br/>
         <w:t>c) Collision is avoided</w:t>
@@ -15203,7 +18695,23 @@
       </w:r>
       <w:r>
         <w:br/>
-        <w:t>Explanation: Hierarchical routing is simple but it is not optimum. In order to achieve optimum route, every router must be aware of all the routers in the network, it is not possible in hierarchical routing.</w:t>
+        <w:t xml:space="preserve">Explanation: Hierarchical routing is </w:t>
+      </w:r>
+      <w:proofErr w:type="gramStart"/>
+      <w:r>
+        <w:t>simple</w:t>
+      </w:r>
+      <w:proofErr w:type="gramEnd"/>
+      <w:r>
+        <w:t xml:space="preserve"> but it is not optimum. </w:t>
+      </w:r>
+      <w:proofErr w:type="gramStart"/>
+      <w:r>
+        <w:t>In order to</w:t>
+      </w:r>
+      <w:proofErr w:type="gramEnd"/>
+      <w:r>
+        <w:t xml:space="preserve"> achieve optimum route, every router must be aware of all the routers in the network, it is not possible in hierarchical routing.</w:t>
       </w:r>
     </w:p>
     <w:p>
@@ -15237,8 +18745,13 @@
       </w:r>
       <w:r>
         <w:br/>
-        <w:t>c) Non-optimal</w:t>
-      </w:r>
+        <w:t xml:space="preserve">c) </w:t>
+      </w:r>
+      <w:proofErr w:type="gramStart"/>
+      <w:r>
+        <w:t>Non-optimal</w:t>
+      </w:r>
+      <w:proofErr w:type="gramEnd"/>
       <w:r>
         <w:br/>
         <w:t>d) Reservation based scheduling</w:t>
@@ -15250,7 +18763,23 @@
       </w:r>
       <w:r>
         <w:br/>
-        <w:t>Explanation: Hierarchical routing does not provide optimum paths for the packet transmission, because every router is not aware of the routes other that the core routers. And, each region may use different local routing algorithms which makes routing non-optimal.</w:t>
+        <w:t xml:space="preserve">Explanation: Hierarchical routing does not provide optimum paths for the packet transmission, because every router is not aware of the routes other that the core routers. </w:t>
+      </w:r>
+      <w:proofErr w:type="gramStart"/>
+      <w:r>
+        <w:t>And,</w:t>
+      </w:r>
+      <w:proofErr w:type="gramEnd"/>
+      <w:r>
+        <w:t xml:space="preserve"> each region may use different local routing algorithms which </w:t>
+      </w:r>
+      <w:proofErr w:type="gramStart"/>
+      <w:r>
+        <w:t>makes</w:t>
+      </w:r>
+      <w:proofErr w:type="gramEnd"/>
+      <w:r>
+        <w:t xml:space="preserve"> routing non-optimal.</w:t>
       </w:r>
     </w:p>
     <w:p>
@@ -15286,11 +18815,24 @@
     <w:p>
       <w:r>
         <w:lastRenderedPageBreak/>
-        <w:t>Answer: a</w:t>
-      </w:r>
-      <w:r>
-        <w:br/>
-        <w:t>Explanation: A large network is divided into levels which facilitates the devices with good channel allocation. As the number of devices decreases for each part(region), the network communication will be easy in regions.</w:t>
+        <w:t xml:space="preserve">Answer: </w:t>
+      </w:r>
+      <w:proofErr w:type="spellStart"/>
+      <w:r>
+        <w:t>a</w:t>
+      </w:r>
+      <w:proofErr w:type="spellEnd"/>
+      <w:r>
+        <w:br/>
+        <w:t xml:space="preserve">Explanation: A large network is divided into levels which facilitates the devices with good channel allocation. As the number of devices decreases for each part(region), </w:t>
+      </w:r>
+      <w:proofErr w:type="gramStart"/>
+      <w:r>
+        <w:t>the network</w:t>
+      </w:r>
+      <w:proofErr w:type="gramEnd"/>
+      <w:r>
+        <w:t xml:space="preserve"> communication will be easy in regions.</w:t>
       </w:r>
     </w:p>
     <w:p>
@@ -15427,11 +18969,32 @@
     </w:p>
     <w:p>
       <w:r>
-        <w:t>Answer: a</w:t>
-      </w:r>
-      <w:r>
-        <w:br/>
-        <w:t>Explanation: Main disadvantage of the hub is, it broadcasts every message without filtering the address in it. As the hub has no intelligence, it sends packets to every port. Also, bandwidth will be wasted for the ports, which are not interested in receiving the packet.</w:t>
+        <w:t xml:space="preserve">Answer: </w:t>
+      </w:r>
+      <w:proofErr w:type="spellStart"/>
+      <w:r>
+        <w:t>a</w:t>
+      </w:r>
+      <w:proofErr w:type="spellEnd"/>
+      <w:r>
+        <w:br/>
+        <w:t xml:space="preserve">Explanation: Main disadvantage of the hub is, it broadcasts every message without filtering the address in it. As the hub has no intelligence, it sends packets to every port. Also, bandwidth will be wasted </w:t>
+      </w:r>
+      <w:proofErr w:type="gramStart"/>
+      <w:r>
+        <w:t>for</w:t>
+      </w:r>
+      <w:proofErr w:type="gramEnd"/>
+      <w:r>
+        <w:t xml:space="preserve"> the </w:t>
+      </w:r>
+      <w:proofErr w:type="gramStart"/>
+      <w:r>
+        <w:t>ports, which</w:t>
+      </w:r>
+      <w:proofErr w:type="gramEnd"/>
+      <w:r>
+        <w:t xml:space="preserve"> are not interested in receiving the packet.</w:t>
       </w:r>
     </w:p>
     <w:p>
@@ -15478,7 +19041,15 @@
       </w:r>
       <w:r>
         <w:br/>
-        <w:t>Explanation: Passive hubs are used in physical networks, where each device is connected to it physically. Active hubs keep an eye on packets that are being transmitted using store technology. Intelligent hubs have more features such as problem resolving, good performance.</w:t>
+        <w:t xml:space="preserve">Explanation: Passive hubs are used in physical networks, where each device is connected to it physically. Active hubs keep an eye on packets that are being transmitted using store technology. Intelligent hubs have more features such as problem </w:t>
+      </w:r>
+      <w:proofErr w:type="gramStart"/>
+      <w:r>
+        <w:t>resolving,</w:t>
+      </w:r>
+      <w:proofErr w:type="gramEnd"/>
+      <w:r>
+        <w:t xml:space="preserve"> good performance.</w:t>
       </w:r>
     </w:p>
     <w:p>
@@ -15526,7 +19097,15 @@
       </w:r>
       <w:r>
         <w:br/>
-        <w:t>Explanation: A switch has no intelligence, and it does not need information about the routes as it uses broadcast messages. Regardless of routes are routing tables and broadcast messages will be sent to each port.</w:t>
+        <w:t xml:space="preserve">Explanation: A switch has no intelligence, and it does not need information about the routes as it uses broadcast messages. Regardless of </w:t>
+      </w:r>
+      <w:proofErr w:type="gramStart"/>
+      <w:r>
+        <w:t>routes</w:t>
+      </w:r>
+      <w:proofErr w:type="gramEnd"/>
+      <w:r>
+        <w:t xml:space="preserve"> are routing tables and broadcast messages will be sent to each port.</w:t>
       </w:r>
     </w:p>
     <w:p>
@@ -15569,11 +19148,24 @@
     </w:p>
     <w:p>
       <w:r>
-        <w:t>Answer: a</w:t>
-      </w:r>
-      <w:r>
-        <w:br/>
-        <w:t>Explanation: Physical layer takes care of the electrical signal, which needs to be passed through different media. Bits are sent as electrical signal and can be converted into light pulses also.</w:t>
+        <w:t xml:space="preserve">Answer: </w:t>
+      </w:r>
+      <w:proofErr w:type="spellStart"/>
+      <w:r>
+        <w:t>a</w:t>
+      </w:r>
+      <w:proofErr w:type="spellEnd"/>
+      <w:r>
+        <w:br/>
+        <w:t xml:space="preserve">Explanation: Physical layer takes care of the electrical signal, which needs to be passed through different media. Bits are sent as electrical </w:t>
+      </w:r>
+      <w:proofErr w:type="gramStart"/>
+      <w:r>
+        <w:t>signal</w:t>
+      </w:r>
+      <w:proofErr w:type="gramEnd"/>
+      <w:r>
+        <w:t xml:space="preserve"> and can be converted into light pulses also.</w:t>
       </w:r>
     </w:p>
     <w:p>
@@ -15742,7 +19334,15 @@
       </w:r>
       <w:r>
         <w:br/>
-        <w:t>Explanation: A hub has half-duplex in which sender and receiver can transmit the data but not at the same time. This is because, hub has only one collision domain, so it is not possible for any two hosts to send the data at a time causing collision.</w:t>
+        <w:t xml:space="preserve">Explanation: A hub has half-duplex in which sender and receiver can transmit the data but not at the same time. This is </w:t>
+      </w:r>
+      <w:proofErr w:type="gramStart"/>
+      <w:r>
+        <w:t>because,</w:t>
+      </w:r>
+      <w:proofErr w:type="gramEnd"/>
+      <w:r>
+        <w:t xml:space="preserve"> hub has only one collision domain, so it is not possible for any two hosts to send the data at a time causing collision.</w:t>
       </w:r>
     </w:p>
     <w:p>
@@ -15785,8 +19385,13 @@
     </w:p>
     <w:p>
       <w:r>
-        <w:t>Answer: a</w:t>
-      </w:r>
+        <w:t xml:space="preserve">Answer: </w:t>
+      </w:r>
+      <w:proofErr w:type="spellStart"/>
+      <w:r>
+        <w:t>a</w:t>
+      </w:r>
+      <w:proofErr w:type="spellEnd"/>
       <w:r>
         <w:br/>
         <w:t>Explanation: Datagram switching is normally done at network layer. In datagram switching, the datagram stream need not be in order as each datagram can take different routes to the destination.</w:t>
@@ -15871,7 +19476,23 @@
       </w:r>
       <w:r>
         <w:br/>
-        <w:t>Explanation: The switch does not keep the information about the connection state, hence it is connection less. There is no need for establishing a handshake to begin the transmission in such networks.</w:t>
+        <w:t xml:space="preserve">Explanation: The switch does not keep the information about the connection </w:t>
+      </w:r>
+      <w:proofErr w:type="gramStart"/>
+      <w:r>
+        <w:t>state,</w:t>
+      </w:r>
+      <w:proofErr w:type="gramEnd"/>
+      <w:r>
+        <w:t xml:space="preserve"> hence it is connection less. There is no need </w:t>
+      </w:r>
+      <w:proofErr w:type="gramStart"/>
+      <w:r>
+        <w:t>for establishing</w:t>
+      </w:r>
+      <w:proofErr w:type="gramEnd"/>
+      <w:r>
+        <w:t xml:space="preserve"> a handshake to begin the transmission in such networks.</w:t>
       </w:r>
     </w:p>
     <w:p>
@@ -15962,7 +19583,31 @@
       </w:r>
       <w:r>
         <w:br/>
-        <w:t>Explanation: Routing table contains destination address and output port to route the packets to their destinations. The port address specifies the particular application that the packet has to be forwarded to after it has reached the destination.</w:t>
+        <w:t xml:space="preserve">Explanation: Routing table contains destination address and output port to route the packets to their destinations. The port address specifies the </w:t>
+      </w:r>
+      <w:proofErr w:type="gramStart"/>
+      <w:r>
+        <w:t>particular application</w:t>
+      </w:r>
+      <w:proofErr w:type="gramEnd"/>
+      <w:r>
+        <w:t xml:space="preserve"> that the packet </w:t>
+      </w:r>
+      <w:proofErr w:type="gramStart"/>
+      <w:r>
+        <w:t>has to</w:t>
+      </w:r>
+      <w:proofErr w:type="gramEnd"/>
+      <w:r>
+        <w:t xml:space="preserve"> be forwarded to after it has reached </w:t>
+      </w:r>
+      <w:proofErr w:type="gramStart"/>
+      <w:r>
+        <w:t>the</w:t>
+      </w:r>
+      <w:proofErr w:type="gramEnd"/>
+      <w:r>
+        <w:t xml:space="preserve"> destination.</w:t>
       </w:r>
     </w:p>
     <w:p>
@@ -15999,11 +19644,24 @@
     </w:p>
     <w:p>
       <w:r>
-        <w:t>Answer: a</w:t>
-      </w:r>
-      <w:r>
-        <w:br/>
-        <w:t>Explanation: Destination address remains same in the header during the entire journey of the packet. There is no pre-decided route for the packets so each datagram/packet is treated as an individual entity and routed independently through the network.</w:t>
+        <w:t xml:space="preserve">Answer: </w:t>
+      </w:r>
+      <w:proofErr w:type="spellStart"/>
+      <w:r>
+        <w:t>a</w:t>
+      </w:r>
+      <w:proofErr w:type="spellEnd"/>
+      <w:r>
+        <w:br/>
+        <w:t xml:space="preserve">Explanation: Destination address remains same in the header during the entire journey of the packet. There is no pre-decided route for the </w:t>
+      </w:r>
+      <w:proofErr w:type="gramStart"/>
+      <w:r>
+        <w:t>packets</w:t>
+      </w:r>
+      <w:proofErr w:type="gramEnd"/>
+      <w:r>
+        <w:t xml:space="preserve"> so each datagram/packet is treated as an individual entity and routed independently through the network.</w:t>
       </w:r>
     </w:p>
     <w:p>
@@ -16098,7 +19756,15 @@
       </w:r>
       <w:r>
         <w:br/>
-        <w:t>Explanation: When there are too many packets to be transmitted and the transmission line gets blocked while transmitting some packets, the remaining packets are stored in queue during delay and are served as first in first out. The delay is called as queuing delay.</w:t>
+        <w:t xml:space="preserve">Explanation: When there are too many packets to be transmitted and the transmission line gets blocked while transmitting some packets, the remaining packets are stored in queue during delay and are served as first in first out. The delay is </w:t>
+      </w:r>
+      <w:proofErr w:type="gramStart"/>
+      <w:r>
+        <w:t>called as</w:t>
+      </w:r>
+      <w:proofErr w:type="gramEnd"/>
+      <w:r>
+        <w:t xml:space="preserve"> queuing delay.</w:t>
       </w:r>
     </w:p>
     <w:p>
@@ -16269,7 +19935,15 @@
       </w:r>
       <w:r>
         <w:br/>
-        <w:t>b) Bit oriented firewall and byte oriented firewall</w:t>
+        <w:t xml:space="preserve">b) Bit oriented firewall and </w:t>
+      </w:r>
+      <w:proofErr w:type="gramStart"/>
+      <w:r>
+        <w:t>byte oriented</w:t>
+      </w:r>
+      <w:proofErr w:type="gramEnd"/>
+      <w:r>
+        <w:t xml:space="preserve"> firewall</w:t>
       </w:r>
       <w:r>
         <w:br/>
@@ -16282,11 +19956,24 @@
     </w:p>
     <w:p>
       <w:r>
-        <w:t>Answer: a</w:t>
-      </w:r>
-      <w:r>
-        <w:br/>
-        <w:t xml:space="preserve">Explanation: Most network layer firewalls can operate as stateful or stateless firewalls, creating two subcategories of the standard network layer firewall. Stateful firewalls have the advantage of being able to track packets over a period of time for greater analysis and accuracy — but they require more </w:t>
+        <w:t xml:space="preserve">Answer: </w:t>
+      </w:r>
+      <w:proofErr w:type="spellStart"/>
+      <w:r>
+        <w:t>a</w:t>
+      </w:r>
+      <w:proofErr w:type="spellEnd"/>
+      <w:r>
+        <w:br/>
+        <w:t xml:space="preserve">Explanation: Most network layer firewalls can operate as stateful or stateless firewalls, creating two subcategories of the standard network layer firewall. Stateful firewalls have the advantage of being able to track packets over </w:t>
+      </w:r>
+      <w:proofErr w:type="gramStart"/>
+      <w:r>
+        <w:t>a period of time</w:t>
+      </w:r>
+      <w:proofErr w:type="gramEnd"/>
+      <w:r>
+        <w:t xml:space="preserve"> for greater analysis and accuracy — but they require more </w:t>
       </w:r>
       <w:r>
         <w:lastRenderedPageBreak/>
@@ -16327,11 +20014,24 @@
     </w:p>
     <w:p>
       <w:r>
-        <w:t>Answer: a</w:t>
-      </w:r>
-      <w:r>
-        <w:br/>
-        <w:t>Explanation: A firewall can be a PC, a router, a midrange, a mainframe, a UNIX workstation, or a combination of these that determines which information or services can be accessed from the outside and who is permitted to use the information and services from outside. Generally, a firewall is installed at the point where the secure internal network and untrusted external network meet, which is also known as a chokepoint.</w:t>
+        <w:t xml:space="preserve">Answer: </w:t>
+      </w:r>
+      <w:proofErr w:type="spellStart"/>
+      <w:r>
+        <w:t>a</w:t>
+      </w:r>
+      <w:proofErr w:type="spellEnd"/>
+      <w:r>
+        <w:br/>
+        <w:t xml:space="preserve">Explanation: A firewall can be a PC, a router, a midrange, a mainframe, a UNIX workstation, or a combination of these that determines which </w:t>
+      </w:r>
+      <w:proofErr w:type="gramStart"/>
+      <w:r>
+        <w:t>information</w:t>
+      </w:r>
+      <w:proofErr w:type="gramEnd"/>
+      <w:r>
+        <w:t xml:space="preserve"> or services can be accessed from the outside and who is permitted to use the information and services from outside. Generally, a firewall is installed at the point where the secure internal network and untrusted external network meet, which is also known as a chokepoint.</w:t>
       </w:r>
     </w:p>
     <w:p>
@@ -16347,7 +20047,23 @@
           <w:b/>
           <w:bCs/>
         </w:rPr>
-        <w:t>4. Which of the following is / are the types of firewall?</w:t>
+        <w:t xml:space="preserve">4. Which of the following is / are the types of </w:t>
+      </w:r>
+      <w:proofErr w:type="gramStart"/>
+      <w:r>
+        <w:rPr>
+          <w:b/>
+          <w:bCs/>
+        </w:rPr>
+        <w:t>firewall</w:t>
+      </w:r>
+      <w:proofErr w:type="gramEnd"/>
+      <w:r>
+        <w:rPr>
+          <w:b/>
+          <w:bCs/>
+        </w:rPr>
+        <w:t>?</w:t>
       </w:r>
       <w:r>
         <w:rPr>
@@ -16374,8 +20090,13 @@
     </w:p>
     <w:p>
       <w:r>
-        <w:t>Answer: a</w:t>
-      </w:r>
+        <w:t xml:space="preserve">Answer: </w:t>
+      </w:r>
+      <w:proofErr w:type="spellStart"/>
+      <w:r>
+        <w:t>a</w:t>
+      </w:r>
+      <w:proofErr w:type="spellEnd"/>
       <w:r>
         <w:br/>
         <w:t>Explanation: A firewall can be a PC, a midrange, a mainframe, a UNIX workstation, a router, or combination of these. Depending on the requirements, a firewall can consist of one or more of the following functional components: Packet-filtering router</w:t>
@@ -16425,7 +20146,15 @@
       </w:r>
       <w:r>
         <w:br/>
-        <w:t>Explanation: The application firewall is typically built to control all network traffic on any layer up to the application layer. It is able to control applications or services specifically, unlike a stateful network firewall, which is – without additional software – unable to control network traffic regarding a specific application. There are two primary categories of application firewalls, network-based application firewalls and host-based application firewalls.</w:t>
+        <w:t xml:space="preserve">Explanation: The application firewall is typically built to control all network traffic on any layer up to the application layer. It </w:t>
+      </w:r>
+      <w:proofErr w:type="gramStart"/>
+      <w:r>
+        <w:t>is able to</w:t>
+      </w:r>
+      <w:proofErr w:type="gramEnd"/>
+      <w:r>
+        <w:t xml:space="preserve"> control applications or services specifically, unlike a stateful network firewall, which is – without additional software – unable to control network traffic regarding a specific application. There are two primary categories of application firewalls, network-based application firewalls and host-based application firewalls.</w:t>
       </w:r>
     </w:p>
     <w:p>
@@ -16510,7 +20239,15 @@
       </w:r>
       <w:r>
         <w:br/>
-        <w:t>Explanation: DMZ stands for De-Militarized Zone. In a topology with a single firewall serving both internal and external users (LAN and WAN), it acts as a shared resource for these two zones. So load balancing can be done by adding another firewall.</w:t>
+        <w:t xml:space="preserve">Explanation: DMZ stands for De-Militarized Zone. In a topology with a single firewall serving both internal and external users (LAN and WAN), it acts as a shared resource for these two zones. </w:t>
+      </w:r>
+      <w:proofErr w:type="gramStart"/>
+      <w:r>
+        <w:t>So</w:t>
+      </w:r>
+      <w:proofErr w:type="gramEnd"/>
+      <w:r>
+        <w:t xml:space="preserve"> load balancing can be done by adding another firewall.</w:t>
       </w:r>
     </w:p>
     <w:p>
@@ -16553,8 +20290,13 @@
     </w:p>
     <w:p>
       <w:r>
-        <w:t>Answer: a</w:t>
-      </w:r>
+        <w:t xml:space="preserve">Answer: </w:t>
+      </w:r>
+      <w:proofErr w:type="spellStart"/>
+      <w:r>
+        <w:t>a</w:t>
+      </w:r>
+      <w:proofErr w:type="spellEnd"/>
       <w:r>
         <w:br/>
         <w:t>Explanation: The source routing feature provides a path address for the packet to help the firewall to reassemble the data stream that was divided into packets. After reassembling, the firewall can then filter the stream.</w:t>
@@ -16600,8 +20342,13 @@
     </w:p>
     <w:p>
       <w:r>
-        <w:t>Answer: a</w:t>
-      </w:r>
+        <w:t xml:space="preserve">Answer: </w:t>
+      </w:r>
+      <w:proofErr w:type="spellStart"/>
+      <w:r>
+        <w:t>a</w:t>
+      </w:r>
+      <w:proofErr w:type="spellEnd"/>
       <w:r>
         <w:br/>
         <w:t>Explanation: The routing table basically gives the state of each connection i.e. whether the connection is active or not. A routing table ensures the best performance for the stateful firewall.</w:t>
@@ -16652,7 +20399,15 @@
       </w:r>
       <w:r>
         <w:br/>
-        <w:t>Explanation: The firewall has to be scalable because a network is expected to grow with time and if the firewall is unable to grow with it, the firewall won’t be able to handle the growing network traffic flow and will hence fail.</w:t>
+        <w:t xml:space="preserve">Explanation: The firewall </w:t>
+      </w:r>
+      <w:proofErr w:type="gramStart"/>
+      <w:r>
+        <w:t>has to</w:t>
+      </w:r>
+      <w:proofErr w:type="gramEnd"/>
+      <w:r>
+        <w:t xml:space="preserve"> be scalable because a network is expected to grow with time and if the firewall is unable to grow with it, the firewall won’t be able to handle the growing network traffic flow and will hence fail.</w:t>
       </w:r>
     </w:p>
     <w:p>
@@ -16746,7 +20501,23 @@
       </w:r>
       <w:r>
         <w:br/>
-        <w:t>Explanation: Fault management is really closely related to performance management. It is important to ensure that the network handles faults as effectively as it handles it’s normal functioning to achieve better performance management.</w:t>
+        <w:t xml:space="preserve">Explanation: Fault management is </w:t>
+      </w:r>
+      <w:proofErr w:type="gramStart"/>
+      <w:r>
+        <w:t>really closely</w:t>
+      </w:r>
+      <w:proofErr w:type="gramEnd"/>
+      <w:r>
+        <w:t xml:space="preserve"> related to performance management. It is important to ensure that the network handles faults as effectively as it handles </w:t>
+      </w:r>
+      <w:proofErr w:type="gramStart"/>
+      <w:r>
+        <w:t>it’s</w:t>
+      </w:r>
+      <w:proofErr w:type="gramEnd"/>
+      <w:r>
+        <w:t xml:space="preserve"> normal functioning to achieve better performance management.</w:t>
       </w:r>
     </w:p>
     <w:p>
@@ -16825,7 +20596,15 @@
       </w:r>
       <w:r>
         <w:br/>
-        <w:t>Explanation: In Network Management System, the term that is responsible for controlling access to the network based on predefined policy is called security management. The security management ensures authentication, confidentiality and integrity in the network.</w:t>
+        <w:t xml:space="preserve">Explanation: In Network Management System, the term that is responsible for controlling access to the network based on predefined policy is called security management. </w:t>
+      </w:r>
+      <w:proofErr w:type="gramStart"/>
+      <w:r>
+        <w:t>The security</w:t>
+      </w:r>
+      <w:proofErr w:type="gramEnd"/>
+      <w:r>
+        <w:t xml:space="preserve"> management ensures authentication, confidentiality and integrity in the network.</w:t>
       </w:r>
     </w:p>
     <w:p>
@@ -16869,7 +20648,39 @@
       </w:r>
       <w:r>
         <w:br/>
-        <w:t>Explanation: Control of users’ access to network resources through charges is the main responsibility of accounting management. The accounting management creates a log of the users activity on the network too and goes hand-in-hand with the configurations management.</w:t>
+        <w:t xml:space="preserve">Explanation: Control of users’ access to network resources through charges is the main responsibility of accounting management. </w:t>
+      </w:r>
+      <w:proofErr w:type="gramStart"/>
+      <w:r>
+        <w:t>The accounting</w:t>
+      </w:r>
+      <w:proofErr w:type="gramEnd"/>
+      <w:r>
+        <w:t xml:space="preserve"> management creates </w:t>
+      </w:r>
+      <w:proofErr w:type="gramStart"/>
+      <w:r>
+        <w:t>a log of</w:t>
+      </w:r>
+      <w:proofErr w:type="gramEnd"/>
+      <w:r>
+        <w:t xml:space="preserve"> the </w:t>
+      </w:r>
+      <w:proofErr w:type="gramStart"/>
+      <w:r>
+        <w:t>users</w:t>
+      </w:r>
+      <w:proofErr w:type="gramEnd"/>
+      <w:r>
+        <w:t xml:space="preserve"> activity on the network too and goes </w:t>
+      </w:r>
+      <w:proofErr w:type="gramStart"/>
+      <w:r>
+        <w:t>hand-in-hand</w:t>
+      </w:r>
+      <w:proofErr w:type="gramEnd"/>
+      <w:r>
+        <w:t xml:space="preserve"> with the configurations management.</w:t>
       </w:r>
     </w:p>
     <w:p>
@@ -16912,11 +20723,24 @@
     </w:p>
     <w:p>
       <w:r>
-        <w:t>Answer: a</w:t>
-      </w:r>
-      <w:r>
-        <w:br/>
-        <w:t>Explanation: The physical connection between an end point and a switch or between two switches is transmission path. The transmission path is the physical roadway that the packet needs to propagate in order to travel through the network.</w:t>
+        <w:t xml:space="preserve">Answer: </w:t>
+      </w:r>
+      <w:proofErr w:type="spellStart"/>
+      <w:r>
+        <w:t>a</w:t>
+      </w:r>
+      <w:proofErr w:type="spellEnd"/>
+      <w:r>
+        <w:br/>
+        <w:t xml:space="preserve">Explanation: The physical connection between an end point and a switch or between two switches is transmission path. The transmission path is the physical roadway that the packet needs to propagate </w:t>
+      </w:r>
+      <w:proofErr w:type="gramStart"/>
+      <w:r>
+        <w:t>in order to</w:t>
+      </w:r>
+      <w:proofErr w:type="gramEnd"/>
+      <w:r>
+        <w:t xml:space="preserve"> travel through the network.</w:t>
       </w:r>
     </w:p>
     <w:p>
@@ -16963,7 +20787,15 @@
       </w:r>
       <w:r>
         <w:br/>
-        <w:t>Explanation: Packet switched network is most preferred for pipelining process. Pipelining exponentially reduces the time taken to transmit a large number of packets in the network.</w:t>
+        <w:t xml:space="preserve">Explanation: Packet switched network is most preferred for pipelining process. Pipelining exponentially reduces the time taken to transmit </w:t>
+      </w:r>
+      <w:proofErr w:type="gramStart"/>
+      <w:r>
+        <w:t>a large number of</w:t>
+      </w:r>
+      <w:proofErr w:type="gramEnd"/>
+      <w:r>
+        <w:t xml:space="preserve"> packets in the network.</w:t>
       </w:r>
     </w:p>
     <w:p>
@@ -17163,7 +20995,15 @@
       </w:r>
       <w:r>
         <w:br/>
-        <w:t>Explanation: Common Management Information Protocol (CMIP) is a standard that was introduced as a substitute for Simple Network Management Protocol (SNMP). CMIP is used along with Common Management Information Services (CMIS) as an OSI Standard protocol. Thus it is specified in the OSI Model.</w:t>
+        <w:t xml:space="preserve">Explanation: Common Management Information Protocol (CMIP) is a standard that was introduced as a substitute for Simple Network Management Protocol (SNMP). CMIP is used along with Common Management Information Services (CMIS) as an OSI Standard protocol. </w:t>
+      </w:r>
+      <w:proofErr w:type="gramStart"/>
+      <w:r>
+        <w:t>Thus</w:t>
+      </w:r>
+      <w:proofErr w:type="gramEnd"/>
+      <w:r>
+        <w:t xml:space="preserve"> it is specified in the OSI Model.</w:t>
       </w:r>
     </w:p>
     <w:p>
@@ -17179,7 +21019,23 @@
           <w:b/>
           <w:bCs/>
         </w:rPr>
-        <w:t>2. Which one of these is a Management notification service made available by Common Management Information Service Element (CMISE)?</w:t>
+        <w:t xml:space="preserve">2. Which one of these is a </w:t>
+      </w:r>
+      <w:proofErr w:type="gramStart"/>
+      <w:r>
+        <w:rPr>
+          <w:b/>
+          <w:bCs/>
+        </w:rPr>
+        <w:t>Management</w:t>
+      </w:r>
+      <w:proofErr w:type="gramEnd"/>
+      <w:r>
+        <w:rPr>
+          <w:b/>
+          <w:bCs/>
+        </w:rPr>
+        <w:t xml:space="preserve"> notification service made available by Common Management Information Service Element (CMISE)?</w:t>
       </w:r>
       <w:r>
         <w:rPr>
@@ -17210,7 +21066,15 @@
       </w:r>
       <w:r>
         <w:br/>
-        <w:t>Explanation: There are a number of services made available by Common Management Information Service Element (CMISE). M-EVENT REPORT is a management notification service. It is used for sending notifications of managed object events to the user. Services like M-ACTION, M-DELETE, and M-CANCEL-GET are management operation services that are used to send information about system operations to users.</w:t>
+        <w:t xml:space="preserve">Explanation: There are </w:t>
+      </w:r>
+      <w:proofErr w:type="gramStart"/>
+      <w:r>
+        <w:t>a number of</w:t>
+      </w:r>
+      <w:proofErr w:type="gramEnd"/>
+      <w:r>
+        <w:t xml:space="preserve"> services made available by Common Management Information Service Element (CMISE). M-EVENT REPORT is a management notification service. It is used for sending notifications of managed object events to the user. Services like M-ACTION, M-DELETE, and M-CANCEL-GET are management operation services that are used to send information about system operations to users.</w:t>
       </w:r>
     </w:p>
     <w:p>
@@ -17303,8 +21167,13 @@
     </w:p>
     <w:p>
       <w:r>
-        <w:t>Answer: a</w:t>
-      </w:r>
+        <w:t xml:space="preserve">Answer: </w:t>
+      </w:r>
+      <w:proofErr w:type="spellStart"/>
+      <w:r>
+        <w:t>a</w:t>
+      </w:r>
+      <w:proofErr w:type="spellEnd"/>
       <w:r>
         <w:br/>
         <w:t>Explanation: There are a set of IEEE standards that are used for network management. IEEE 802 standards are defined in Physical and Data Link Layers of OSI Model. It defines protocols, services etc. for Local Area Network (LAN), Metropolitan Area Network (MAN) and other Wireless Networks.</w:t>
@@ -17523,7 +21392,23 @@
       </w:r>
       <w:r>
         <w:br/>
-        <w:t>Explanation: Extensible Markup Language (XML) Technologies are used in XML based network management. It is used along with SNMP in order to resolve management of network elements in an ad- hoc manner. It resolves the problem of configuration management faced in SNMP. Whereas Cascading style Sheet (CSS) is a language used for styling web pages. JavaScript Notation (JSON), on the other hand, is somewhat similar to XML and is used for serializing data. Hypertext Markup Language (HTML) is used for building web applications.</w:t>
+        <w:t xml:space="preserve">Explanation: Extensible Markup Language (XML) Technologies are used in XML based network management. It is used along with SNMP </w:t>
+      </w:r>
+      <w:proofErr w:type="gramStart"/>
+      <w:r>
+        <w:t>in order to</w:t>
+      </w:r>
+      <w:proofErr w:type="gramEnd"/>
+      <w:r>
+        <w:t xml:space="preserve"> resolve management of network elements in an ad- hoc manner. It resolves the problem of configuration management faced in SNMP. Whereas Cascading style Sheet (CSS) is a language used for styling web pages. JavaScript Notation (JSON), on the other hand, is somewhat </w:t>
+      </w:r>
+      <w:proofErr w:type="gramStart"/>
+      <w:r>
+        <w:t>similar to</w:t>
+      </w:r>
+      <w:proofErr w:type="gramEnd"/>
+      <w:r>
+        <w:t xml:space="preserve"> XML and is used for serializing data. Hypertext Markup Language (HTML) is used for building web applications.</w:t>
       </w:r>
     </w:p>
     <w:p>
@@ -17562,7 +21447,15 @@
       </w:r>
       <w:r>
         <w:br/>
-        <w:t>Explanation: CMIP standards are specified in the OSI Model and SNMP is specified in the Internet Model. The IEEE specifications define the standards for the various physical media and data link protocols. Therefore CMIP and SNMP protocols use IEEE standards for the lower layers of the OSI Model.</w:t>
+        <w:t xml:space="preserve">Explanation: CMIP standards are specified in the OSI Model and SNMP is specified in the Internet Model. The IEEE specifications define the standards for the various physical media and data link protocols. </w:t>
+      </w:r>
+      <w:proofErr w:type="gramStart"/>
+      <w:r>
+        <w:t>Therefore</w:t>
+      </w:r>
+      <w:proofErr w:type="gramEnd"/>
+      <w:r>
+        <w:t xml:space="preserve"> CMIP and SNMP protocols use IEEE standards for the lower layers of the OSI Model.</w:t>
       </w:r>
     </w:p>
     <w:p>
@@ -17613,11 +21506,30 @@
       <w:r>
         <w:t>a</w:t>
       </w:r>
-      <w:r>
+    </w:p>
+    <w:p>
+      <w:r>
+        <w:rPr>
+          <w:b/>
+          <w:bCs/>
+        </w:rPr>
+        <w:t>37</w:t>
+      </w:r>
+      <w:r>
+        <w:rPr>
+          <w:b/>
+          <w:bCs/>
+        </w:rPr>
         <w:t>1. Ping can _________</w:t>
       </w:r>
       <w:r>
-        <w:br/>
+        <w:rPr>
+          <w:b/>
+          <w:bCs/>
+        </w:rPr>
+        <w:br/>
+      </w:r>
+      <w:r>
         <w:t>a) Measure round-trip time</w:t>
       </w:r>
       <w:r>
@@ -17639,7 +21551,15 @@
       </w:r>
       <w:r>
         <w:br/>
-        <w:t>Explanation: PING (Packet Internet Groper) command is the best way to test connectivity between two nodes, whether it is Local Area Network (LAN) or Wide Area Network (WAN). Ping uses ICMP (Internet Control Message Protocol) to communicate to other devices.</w:t>
+        <w:t xml:space="preserve">Explanation: PING (Packet Internet Groper) command is the best way to test connectivity between two nodes, whether it is Local Area Network (LAN) or Wide Area Network (WAN). Ping uses ICMP (Internet Control Message Protocol) to communicate </w:t>
+      </w:r>
+      <w:proofErr w:type="gramStart"/>
+      <w:r>
+        <w:t>to</w:t>
+      </w:r>
+      <w:proofErr w:type="gramEnd"/>
+      <w:r>
+        <w:t xml:space="preserve"> other devices.</w:t>
       </w:r>
     </w:p>
     <w:p>
@@ -17667,11 +21587,19 @@
       </w:r>
       <w:r>
         <w:br/>
-        <w:t>c) Route</w:t>
-      </w:r>
-      <w:r>
-        <w:br/>
-        <w:t>d) Ipconfig</w:t>
+        <w:t xml:space="preserve">c) </w:t>
+      </w:r>
+      <w:proofErr w:type="spellStart"/>
+      <w:r>
+        <w:t>Route</w:t>
+      </w:r>
+      <w:r>
+        <w:br/>
+        <w:t>d</w:t>
+      </w:r>
+      <w:proofErr w:type="spellEnd"/>
+      <w:r>
+        <w:t>) Ipconfig</w:t>
       </w:r>
     </w:p>
     <w:p>
@@ -17680,7 +21608,15 @@
       </w:r>
       <w:r>
         <w:br/>
-        <w:t>Explanation: A ping sweep is a method that can establish a range of IP addresses which map to live hosts and are mostly used by network scanning tools like nmap. A ping sweep is basically a collective ping command execution on a range of IP addresses.</w:t>
+        <w:t xml:space="preserve">Explanation: A ping sweep is a method that can establish a range of IP addresses which map to live hosts and are mostly used by network scanning tools like </w:t>
+      </w:r>
+      <w:proofErr w:type="spellStart"/>
+      <w:r>
+        <w:t>nmap</w:t>
+      </w:r>
+      <w:proofErr w:type="spellEnd"/>
+      <w:r>
+        <w:t>. A ping sweep is basically a collective ping command execution on a range of IP addresses.</w:t>
       </w:r>
     </w:p>
     <w:p>
@@ -17714,8 +21650,13 @@
       </w:r>
       <w:r>
         <w:br/>
-        <w:t>c) Ifconfig</w:t>
-      </w:r>
+        <w:t xml:space="preserve">c) </w:t>
+      </w:r>
+      <w:proofErr w:type="spellStart"/>
+      <w:r>
+        <w:t>Ifconfig</w:t>
+      </w:r>
+      <w:proofErr w:type="spellEnd"/>
       <w:r>
         <w:br/>
         <w:t>d) Both Ping &amp; Traceroute</w:t>
@@ -17761,8 +21702,13 @@
       </w:r>
       <w:r>
         <w:br/>
-        <w:t>c) Ifconfig</w:t>
-      </w:r>
+        <w:t xml:space="preserve">c) </w:t>
+      </w:r>
+      <w:proofErr w:type="spellStart"/>
+      <w:r>
+        <w:t>Ifconfig</w:t>
+      </w:r>
+      <w:proofErr w:type="spellEnd"/>
       <w:r>
         <w:br/>
         <w:t>d) Traceroute</w:t>
@@ -17770,8 +21716,13 @@
     </w:p>
     <w:p>
       <w:r>
-        <w:t>Answer: a</w:t>
-      </w:r>
+        <w:t xml:space="preserve">Answer: </w:t>
+      </w:r>
+      <w:proofErr w:type="spellStart"/>
+      <w:r>
+        <w:t>a</w:t>
+      </w:r>
+      <w:proofErr w:type="spellEnd"/>
       <w:r>
         <w:br/>
         <w:t>Explanation: The route command is used to view and manipulate the TCP/IP routing table in Windows OS. The manipulations done in the routing table with the help of this command will count as static routes.</w:t>
@@ -17809,8 +21760,13 @@
       </w:r>
       <w:r>
         <w:br/>
-        <w:t>c) Ifconfig</w:t>
-      </w:r>
+        <w:t xml:space="preserve">c) </w:t>
+      </w:r>
+      <w:proofErr w:type="spellStart"/>
+      <w:r>
+        <w:t>Ifconfig</w:t>
+      </w:r>
+      <w:proofErr w:type="spellEnd"/>
       <w:r>
         <w:br/>
         <w:t>d) Traceroute</w:t>
@@ -17822,7 +21778,23 @@
       </w:r>
       <w:r>
         <w:br/>
-        <w:t>Explanation: Traceroute command is available on Linux OS to find the path i.e. the number of the routers that the packet has to go through to reach the destination. In Windows, Tracert command is used to perform the function.</w:t>
+        <w:t xml:space="preserve">Explanation: Traceroute command is available on Linux OS to find the path i.e. the number of the routers that the packet </w:t>
+      </w:r>
+      <w:proofErr w:type="gramStart"/>
+      <w:r>
+        <w:t>has to</w:t>
+      </w:r>
+      <w:proofErr w:type="gramEnd"/>
+      <w:r>
+        <w:t xml:space="preserve"> go through to reach the destination. In Windows, </w:t>
+      </w:r>
+      <w:proofErr w:type="spellStart"/>
+      <w:r>
+        <w:t>Tracert</w:t>
+      </w:r>
+      <w:proofErr w:type="spellEnd"/>
+      <w:r>
+        <w:t xml:space="preserve"> command is used to perform the function.</w:t>
       </w:r>
     </w:p>
     <w:p>
@@ -17869,7 +21841,23 @@
       </w:r>
       <w:r>
         <w:br/>
-        <w:t>Explanation: The Tracert command is available on Microsoft Windows to find the path i.e. the number of the routers that the packet has to go through to reach its destination.</w:t>
+        <w:t xml:space="preserve">Explanation: The </w:t>
+      </w:r>
+      <w:proofErr w:type="spellStart"/>
+      <w:r>
+        <w:t>Tracert</w:t>
+      </w:r>
+      <w:proofErr w:type="spellEnd"/>
+      <w:r>
+        <w:t xml:space="preserve"> command is available on Microsoft Windows to find the path i.e. the number of the routers that the packet </w:t>
+      </w:r>
+      <w:proofErr w:type="gramStart"/>
+      <w:r>
+        <w:t>has to</w:t>
+      </w:r>
+      <w:proofErr w:type="gramEnd"/>
+      <w:r>
+        <w:t xml:space="preserve"> go through to reach its destination.</w:t>
       </w:r>
     </w:p>
     <w:p>
@@ -17912,11 +21900,24 @@
     </w:p>
     <w:p>
       <w:r>
-        <w:t>Answer: a</w:t>
-      </w:r>
-      <w:r>
-        <w:br/>
-        <w:t>Explanation: There are billions of domains available for registration on the World Wide Web, and many of them are already registered. So when one wants to register a domain, they need to check whether the domain is available through a domain check.</w:t>
+        <w:t xml:space="preserve">Answer: </w:t>
+      </w:r>
+      <w:proofErr w:type="spellStart"/>
+      <w:r>
+        <w:t>a</w:t>
+      </w:r>
+      <w:proofErr w:type="spellEnd"/>
+      <w:r>
+        <w:br/>
+        <w:t xml:space="preserve">Explanation: There are billions of domains available for registration on the World Wide Web, and many of them are already registered. </w:t>
+      </w:r>
+      <w:proofErr w:type="gramStart"/>
+      <w:r>
+        <w:t>So</w:t>
+      </w:r>
+      <w:proofErr w:type="gramEnd"/>
+      <w:r>
+        <w:t xml:space="preserve"> when one wants to register a domain, they need to check whether the domain is available through a domain check.</w:t>
       </w:r>
     </w:p>
     <w:p>
@@ -17942,7 +21943,15 @@
         <w:br/>
       </w:r>
       <w:r>
-        <w:t>a) Nslookup is used to query a DNS server for DNS data</w:t>
+        <w:t xml:space="preserve">a) </w:t>
+      </w:r>
+      <w:proofErr w:type="spellStart"/>
+      <w:r>
+        <w:t>Nslookup</w:t>
+      </w:r>
+      <w:proofErr w:type="spellEnd"/>
+      <w:r>
+        <w:t xml:space="preserve"> is used to query a DNS server for DNS data</w:t>
       </w:r>
       <w:r>
         <w:br/>
@@ -17950,11 +21959,35 @@
       </w:r>
       <w:r>
         <w:br/>
-        <w:t>c) Pathping combines the functionality of ping with that of route</w:t>
-      </w:r>
-      <w:r>
-        <w:br/>
-        <w:t>d) Ifconfig can configure TCP/IP network interface parameters</w:t>
+        <w:t xml:space="preserve">c) </w:t>
+      </w:r>
+      <w:proofErr w:type="spellStart"/>
+      <w:r>
+        <w:t>Pathping</w:t>
+      </w:r>
+      <w:proofErr w:type="spellEnd"/>
+      <w:r>
+        <w:t xml:space="preserve"> combines the functionality of ping with that of </w:t>
+      </w:r>
+      <w:proofErr w:type="spellStart"/>
+      <w:r>
+        <w:t>route</w:t>
+      </w:r>
+      <w:r>
+        <w:br/>
+        <w:t>d</w:t>
+      </w:r>
+      <w:proofErr w:type="spellEnd"/>
+      <w:r>
+        <w:t xml:space="preserve">) </w:t>
+      </w:r>
+      <w:proofErr w:type="spellStart"/>
+      <w:r>
+        <w:t>Ifconfig</w:t>
+      </w:r>
+      <w:proofErr w:type="spellEnd"/>
+      <w:r>
+        <w:t xml:space="preserve"> can configure TCP/IP network interface parameters</w:t>
       </w:r>
     </w:p>
     <w:p>
@@ -17963,7 +21996,47 @@
       </w:r>
       <w:r>
         <w:br/>
-        <w:t>Explanation: Pathping combines the functionality of ping with that of traceroute (tracert). The Ping command is used to test connectivity between two nodes and the Tracert/Traceroute command is used to find the path i.e. the number of the routers that the packet has to go through to reach its destination.</w:t>
+        <w:t xml:space="preserve">Explanation: </w:t>
+      </w:r>
+      <w:proofErr w:type="spellStart"/>
+      <w:r>
+        <w:t>Pathping</w:t>
+      </w:r>
+      <w:proofErr w:type="spellEnd"/>
+      <w:r>
+        <w:t xml:space="preserve"> combines the functionality of ping with that of traceroute (</w:t>
+      </w:r>
+      <w:proofErr w:type="spellStart"/>
+      <w:r>
+        <w:t>tracert</w:t>
+      </w:r>
+      <w:proofErr w:type="spellEnd"/>
+      <w:r>
+        <w:t xml:space="preserve">). The Ping command is used to test connectivity between two </w:t>
+      </w:r>
+      <w:proofErr w:type="gramStart"/>
+      <w:r>
+        <w:t>nodes</w:t>
+      </w:r>
+      <w:proofErr w:type="gramEnd"/>
+      <w:r>
+        <w:t xml:space="preserve"> and the </w:t>
+      </w:r>
+      <w:proofErr w:type="spellStart"/>
+      <w:r>
+        <w:t>Tracert</w:t>
+      </w:r>
+      <w:proofErr w:type="spellEnd"/>
+      <w:r>
+        <w:t xml:space="preserve">/Traceroute command is used to find the path i.e. the number of the routers that the packet </w:t>
+      </w:r>
+      <w:proofErr w:type="gramStart"/>
+      <w:r>
+        <w:t>has to</w:t>
+      </w:r>
+      <w:proofErr w:type="gramEnd"/>
+      <w:r>
+        <w:t xml:space="preserve"> go through to reach its destination.</w:t>
       </w:r>
     </w:p>
     <w:p>
@@ -18096,8 +22169,13 @@
     </w:p>
     <w:p>
       <w:r>
-        <w:t>Answer: a</w:t>
-      </w:r>
+        <w:t xml:space="preserve">Answer: </w:t>
+      </w:r>
+      <w:proofErr w:type="spellStart"/>
+      <w:r>
+        <w:t>a</w:t>
+      </w:r>
+      <w:proofErr w:type="spellEnd"/>
       <w:r>
         <w:br/>
         <w:t>Explanation: The OSI network Management Model can be classified further into four models such as organization model, information model, communication model and functional model. The functional model deals with user-oriented requirements of Network management. Whereas Information model looks after the structure and organization of management information. The organization model deals with the components of a network management system and its functions. Lastly, the operation of layers in the application layer occurs in the communication model.</w:t>
@@ -18195,7 +22273,15 @@
       </w:r>
       <w:r>
         <w:br/>
-        <w:t>Explanation: The OSI network Management Model can be classified further into four models such as organization model, information model, communication model and functional model. Thus, in Web-based management, the applications developed falls under the functional model of OSI network management.</w:t>
+        <w:t xml:space="preserve">Explanation: The OSI network Management Model can be classified further into four models such as organization model, information model, communication model and functional model. Thus, in Web-based management, the applications developed </w:t>
+      </w:r>
+      <w:proofErr w:type="gramStart"/>
+      <w:r>
+        <w:t>falls</w:t>
+      </w:r>
+      <w:proofErr w:type="gramEnd"/>
+      <w:r>
+        <w:t xml:space="preserve"> under the functional model of OSI network management.</w:t>
       </w:r>
     </w:p>
     <w:p>
@@ -18234,7 +22320,15 @@
       </w:r>
       <w:r>
         <w:br/>
-        <w:t>Explanation: Configuration, fault, performance, security and accounting are the four functional areas of OSI network management. SNMP is the standard that manages WAN and telecomm systems.</w:t>
+        <w:t xml:space="preserve">Explanation: Configuration, fault, performance, security and accounting are the four functional areas of OSI network management. SNMP is the standard that manages WAN and </w:t>
+      </w:r>
+      <w:proofErr w:type="spellStart"/>
+      <w:r>
+        <w:t>telecomm</w:t>
+      </w:r>
+      <w:proofErr w:type="spellEnd"/>
+      <w:r>
+        <w:t xml:space="preserve"> systems.</w:t>
       </w:r>
     </w:p>
     <w:p>
@@ -18277,8 +22371,13 @@
     </w:p>
     <w:p>
       <w:r>
-        <w:t>Answer: a</w:t>
-      </w:r>
+        <w:t xml:space="preserve">Answer: </w:t>
+      </w:r>
+      <w:proofErr w:type="spellStart"/>
+      <w:r>
+        <w:t>a</w:t>
+      </w:r>
+      <w:proofErr w:type="spellEnd"/>
       <w:r>
         <w:br/>
         <w:t>Explanation: Hamming distance can be obtained by performing X-OR operation on two words of same length, then the number of 1s in the resulting word will be the hamming distance. It is used to find and correct the errors.</w:t>
@@ -18338,8 +22437,13 @@
     </w:p>
     <w:p>
       <w:r>
-        <w:t>Answer: a</w:t>
-      </w:r>
+        <w:t xml:space="preserve">Answer: </w:t>
+      </w:r>
+      <w:proofErr w:type="spellStart"/>
+      <w:r>
+        <w:t>a</w:t>
+      </w:r>
+      <w:proofErr w:type="spellEnd"/>
       <w:r>
         <w:br/>
         <w:t>Explanation: The burst errors can be detected easily but it is difficult to correct them, as they happen to appear as blocks. When the error rate is low, burst errors are convenient to detect compared to single bit errors.</w:t>
@@ -18386,11 +22490,40 @@
     <w:p>
       <w:r>
         <w:lastRenderedPageBreak/>
-        <w:t>Answer: a</w:t>
-      </w:r>
-      <w:r>
-        <w:br/>
-        <w:t>Explanation: In order to find the minimum hamming distance between the set of words, the hamming distance between all pairs of the set should be calculated. The least number in the resulted hamming distances will be the minimum hamming distance.</w:t>
+        <w:t xml:space="preserve">Answer: </w:t>
+      </w:r>
+      <w:proofErr w:type="spellStart"/>
+      <w:r>
+        <w:t>a</w:t>
+      </w:r>
+      <w:proofErr w:type="spellEnd"/>
+      <w:r>
+        <w:br/>
+        <w:t xml:space="preserve">Explanation: </w:t>
+      </w:r>
+      <w:proofErr w:type="gramStart"/>
+      <w:r>
+        <w:t>In order to</w:t>
+      </w:r>
+      <w:proofErr w:type="gramEnd"/>
+      <w:r>
+        <w:t xml:space="preserve"> find the minimum hamming distance between the set of words, the hamming distance between all pairs of the set should be calculated. The least number </w:t>
+      </w:r>
+      <w:proofErr w:type="gramStart"/>
+      <w:r>
+        <w:t>in</w:t>
+      </w:r>
+      <w:proofErr w:type="gramEnd"/>
+      <w:r>
+        <w:t xml:space="preserve"> the </w:t>
+      </w:r>
+      <w:proofErr w:type="gramStart"/>
+      <w:r>
+        <w:t>resulted</w:t>
+      </w:r>
+      <w:proofErr w:type="gramEnd"/>
+      <w:r>
+        <w:t xml:space="preserve"> hamming distances will be the minimum hamming distance.</w:t>
       </w:r>
     </w:p>
     <w:p>
@@ -18519,11 +22652,24 @@
     </w:p>
     <w:p>
       <w:r>
-        <w:t>Answer: a</w:t>
-      </w:r>
-      <w:r>
-        <w:br/>
-        <w:t>Explanation: Code word will have total of k+1 bits where k is the number of bits in data word. This extra parity bit helps the code word to have even number of 1s and it can be 0 or 1. Parity code is an error detecting code but doesn’t correct the errors.</w:t>
+        <w:t xml:space="preserve">Answer: </w:t>
+      </w:r>
+      <w:proofErr w:type="spellStart"/>
+      <w:r>
+        <w:t>a</w:t>
+      </w:r>
+      <w:proofErr w:type="spellEnd"/>
+      <w:r>
+        <w:br/>
+        <w:t xml:space="preserve">Explanation: Code word will have total of k+1 bits where k is the number of bits in data word. This extra parity bit helps the code word to have even number of </w:t>
+      </w:r>
+      <w:proofErr w:type="gramStart"/>
+      <w:r>
+        <w:t>1s</w:t>
+      </w:r>
+      <w:proofErr w:type="gramEnd"/>
+      <w:r>
+        <w:t xml:space="preserve"> and it can be 0 or 1. Parity code is an error detecting code but doesn’t correct the errors.</w:t>
       </w:r>
     </w:p>
     <w:p>
@@ -18620,7 +22766,15 @@
       </w:r>
       <w:r>
         <w:br/>
-        <w:t>Explanation: Hamming codes and convolution codes works well for single bit errors, whereas Reed Solomon codes works well for burst errors. Because it uses m bit symbols, which are used to treat single bit and m bit burst errors equally as a single symbol error.</w:t>
+        <w:t xml:space="preserve">Explanation: Hamming codes and convolution codes works well for single bit errors, whereas Reed Solomon codes </w:t>
+      </w:r>
+      <w:proofErr w:type="gramStart"/>
+      <w:r>
+        <w:t>works</w:t>
+      </w:r>
+      <w:proofErr w:type="gramEnd"/>
+      <w:r>
+        <w:t xml:space="preserve"> well for burst errors. Because it uses m bit symbols, which are used to treat single bit and m bit burst errors equally as a single symbol error.</w:t>
       </w:r>
     </w:p>
     <w:p>
@@ -18667,7 +22821,23 @@
       </w:r>
       <w:r>
         <w:br/>
-        <w:t>Explanation: Two-dimensional parity check was introduced to overcome the problem in simple parity check code that it is able to find only odd numbers of errors. Two-dimensional parity arranges the code into columns and rows and add parity bits in each column and row to find errors up to 3.</w:t>
+        <w:t xml:space="preserve">Explanation: Two-dimensional parity check was introduced to overcome the problem in simple parity check code that it </w:t>
+      </w:r>
+      <w:proofErr w:type="gramStart"/>
+      <w:r>
+        <w:t>is able to</w:t>
+      </w:r>
+      <w:proofErr w:type="gramEnd"/>
+      <w:r>
+        <w:t xml:space="preserve"> find only odd numbers of errors. Two-dimensional parity arranges the code into columns and rows and </w:t>
+      </w:r>
+      <w:proofErr w:type="gramStart"/>
+      <w:r>
+        <w:t>add</w:t>
+      </w:r>
+      <w:proofErr w:type="gramEnd"/>
+      <w:r>
+        <w:t xml:space="preserve"> parity bits in each column and row to find errors up to 3.</w:t>
       </w:r>
     </w:p>
     <w:p>
@@ -18703,7 +22873,15 @@
       </w:r>
       <w:r>
         <w:br/>
-        <w:t>Explanation: Simple parity check uses only one bit for parity and the bit that is added to a data word can detect odd number of errors only. Because, the even parity will be same after even number of errors occur and it shows no error.</w:t>
+        <w:t xml:space="preserve">Explanation: Simple parity check uses only one bit for parity and the bit that is added to a data word can detect odd number of errors only. </w:t>
+      </w:r>
+      <w:proofErr w:type="gramStart"/>
+      <w:r>
+        <w:t>Because,</w:t>
+      </w:r>
+      <w:proofErr w:type="gramEnd"/>
+      <w:r>
+        <w:t xml:space="preserve"> the even parity will be same after even number of errors occur and it shows no error.</w:t>
       </w:r>
     </w:p>
     <w:p>
@@ -18746,8 +22924,13 @@
     </w:p>
     <w:p>
       <w:r>
-        <w:t>Answer: a</w:t>
-      </w:r>
+        <w:t xml:space="preserve">Answer: </w:t>
+      </w:r>
+      <w:proofErr w:type="spellStart"/>
+      <w:r>
+        <w:t>a</w:t>
+      </w:r>
+      <w:proofErr w:type="spellEnd"/>
       <w:r>
         <w:br/>
         <w:t>Explanation: Given all codes are error detecting codes other than hamming code. Error detecting codes are used for noisy and wireless links whereas error correcting codes are used for channels like optical fiber.</w:t>
@@ -18759,14 +22942,7 @@
           <w:b/>
           <w:bCs/>
         </w:rPr>
-        <w:t>400</w:t>
-      </w:r>
-      <w:r>
-        <w:rPr>
-          <w:b/>
-          <w:bCs/>
-        </w:rPr>
-        <w:t>b</w:t>
+        <w:t>400b</w:t>
       </w:r>
       <w:r>
         <w:rPr>
@@ -18799,7 +22975,23 @@
       </w:r>
       <w:r>
         <w:br/>
-        <w:t>Explanation: Polynomial codes has the polynomial representation for bit strings and these polynomials have 0 or 1 as their coefficients. It makes use of generator polynomial to do further calculation in finding errors.</w:t>
+        <w:t xml:space="preserve">Explanation: Polynomial codes </w:t>
+      </w:r>
+      <w:proofErr w:type="gramStart"/>
+      <w:r>
+        <w:t>has</w:t>
+      </w:r>
+      <w:proofErr w:type="gramEnd"/>
+      <w:r>
+        <w:t xml:space="preserve"> the polynomial representation for bit strings and these polynomials have 0 or 1 as their coefficients. It makes use of </w:t>
+      </w:r>
+      <w:proofErr w:type="gramStart"/>
+      <w:r>
+        <w:t>generator polynomial</w:t>
+      </w:r>
+      <w:proofErr w:type="gramEnd"/>
+      <w:r>
+        <w:t xml:space="preserve"> to do further calculation in finding errors.</w:t>
       </w:r>
     </w:p>
     <w:p>
@@ -18842,8 +23034,13 @@
     </w:p>
     <w:p>
       <w:r>
-        <w:t>Answer: a</w:t>
-      </w:r>
+        <w:t xml:space="preserve">Answer: </w:t>
+      </w:r>
+      <w:proofErr w:type="spellStart"/>
+      <w:r>
+        <w:t>a</w:t>
+      </w:r>
+      <w:proofErr w:type="spellEnd"/>
       <w:r>
         <w:br/>
         <w:t>Explanation: In random access control protocol, the medium can be shared randomly depending on the state of the medium. In controlled access, stations share the medium depending on authorization. Channelization allows the stations to share the bandwidth of the link.</w:t>
@@ -18889,8 +23086,13 @@
     </w:p>
     <w:p>
       <w:r>
-        <w:t>Answer: a</w:t>
-      </w:r>
+        <w:t xml:space="preserve">Answer: </w:t>
+      </w:r>
+      <w:proofErr w:type="spellStart"/>
+      <w:r>
+        <w:t>a</w:t>
+      </w:r>
+      <w:proofErr w:type="spellEnd"/>
       <w:r>
         <w:br/>
         <w:t>Explanation: Random access protocol also called as contention methods have no rules or time for stations to place their frames on the medium. For this reason, stations compete among themselves for accessing the medium.</w:t>
@@ -18909,7 +23111,23 @@
           <w:b/>
           <w:bCs/>
         </w:rPr>
-        <w:t>3. Why station need to wait random amount of time for re-transmission of the frame after collision in pure aloha?</w:t>
+        <w:t xml:space="preserve">3. Why </w:t>
+      </w:r>
+      <w:proofErr w:type="gramStart"/>
+      <w:r>
+        <w:rPr>
+          <w:b/>
+          <w:bCs/>
+        </w:rPr>
+        <w:t>station</w:t>
+      </w:r>
+      <w:proofErr w:type="gramEnd"/>
+      <w:r>
+        <w:rPr>
+          <w:b/>
+          <w:bCs/>
+        </w:rPr>
+        <w:t xml:space="preserve"> need to wait random amount of time for re-transmission of the frame after collision in pure aloha?</w:t>
       </w:r>
       <w:r>
         <w:rPr>
@@ -18940,7 +23158,15 @@
       </w:r>
       <w:r>
         <w:br/>
-        <w:t>Explanation: Collision includes two more stations, if those stations again re-transmit the frames at a time; it causes collision again. Back-off time is to avoid this collision by making the stations to wait for some random times.</w:t>
+        <w:t xml:space="preserve">Explanation: Collision includes two more stations, if those stations again re-transmit the frames at a time; it causes collision again. Back-off time is to avoid this collision by making the </w:t>
+      </w:r>
+      <w:proofErr w:type="gramStart"/>
+      <w:r>
+        <w:t>stations to</w:t>
+      </w:r>
+      <w:proofErr w:type="gramEnd"/>
+      <w:r>
+        <w:t xml:space="preserve"> wait for some random times.</w:t>
       </w:r>
     </w:p>
     <w:p>
@@ -18988,7 +23214,23 @@
       </w:r>
       <w:r>
         <w:br/>
-        <w:t>Explanation: If a station re-transmits a frame more than the times, that is defined by the pure aloha, then pure aloha will abort the process re-transmission of the particular frame. The station needs to try after sometime later to send the frames.</w:t>
+        <w:t xml:space="preserve">Explanation: If a station re-transmits a frame more than the times, that is defined by the pure aloha, then pure aloha will abort the process re-transmission of the </w:t>
+      </w:r>
+      <w:proofErr w:type="gramStart"/>
+      <w:r>
+        <w:t>particular frame</w:t>
+      </w:r>
+      <w:proofErr w:type="gramEnd"/>
+      <w:r>
+        <w:t xml:space="preserve">. The station needs to try </w:t>
+      </w:r>
+      <w:proofErr w:type="gramStart"/>
+      <w:r>
+        <w:t>after sometime</w:t>
+      </w:r>
+      <w:proofErr w:type="gramEnd"/>
+      <w:r>
+        <w:t xml:space="preserve"> later to send the frames.</w:t>
       </w:r>
     </w:p>
     <w:p>
@@ -19031,8 +23273,13 @@
     </w:p>
     <w:p>
       <w:r>
-        <w:t>Answer: a</w:t>
-      </w:r>
+        <w:t xml:space="preserve">Answer: </w:t>
+      </w:r>
+      <w:proofErr w:type="spellStart"/>
+      <w:r>
+        <w:t>a</w:t>
+      </w:r>
+      <w:proofErr w:type="spellEnd"/>
       <w:r>
         <w:br/>
         <w:t>Explanation: Vulnerable time is time in which, there is a possibility for a collision. T(frame) is the time taken by a frame to be sent to destination. Vulnerable time will be 2 times the fixed length of frames.</w:t>
@@ -19078,11 +23325,32 @@
     </w:p>
     <w:p>
       <w:r>
-        <w:t>Answer: a</w:t>
-      </w:r>
-      <w:r>
-        <w:br/>
-        <w:t>Explanation: Polling is the method for channel allocation where one station acts as a server and remaining stations acts according to the decision of master station. This master station also known as primary device, which uses two functions called poll function and select function to send and receive data within the network.</w:t>
+        <w:t xml:space="preserve">Answer: </w:t>
+      </w:r>
+      <w:proofErr w:type="spellStart"/>
+      <w:r>
+        <w:t>a</w:t>
+      </w:r>
+      <w:proofErr w:type="spellEnd"/>
+      <w:r>
+        <w:br/>
+        <w:t xml:space="preserve">Explanation: Polling is the method for channel allocation where one station acts as a </w:t>
+      </w:r>
+      <w:proofErr w:type="gramStart"/>
+      <w:r>
+        <w:t>server</w:t>
+      </w:r>
+      <w:proofErr w:type="gramEnd"/>
+      <w:r>
+        <w:t xml:space="preserve"> and remaining stations acts according to the decision of master station. This master station </w:t>
+      </w:r>
+      <w:proofErr w:type="gramStart"/>
+      <w:r>
+        <w:t>also</w:t>
+      </w:r>
+      <w:proofErr w:type="gramEnd"/>
+      <w:r>
+        <w:t xml:space="preserve"> known as primary device, which uses two functions called poll function and select function to send and receive data within the network.</w:t>
       </w:r>
     </w:p>
     <w:p>
@@ -19129,7 +23397,15 @@
       </w:r>
       <w:r>
         <w:br/>
-        <w:t>Explanation: In controlled access protocols, stations send frames only if they get the authorization from the other stations to use the channel. This authorization can be obtained using methods such as reservation, polling, token passing.</w:t>
+        <w:t>Explanation: In controlled access protocols, stations send frames only if they get the authorization from the other stations to use the channel. This authorization can be obtained using methods such as reservation, polling</w:t>
+      </w:r>
+      <w:proofErr w:type="gramStart"/>
+      <w:r>
+        <w:t>, token</w:t>
+      </w:r>
+      <w:proofErr w:type="gramEnd"/>
+      <w:r>
+        <w:t xml:space="preserve"> passing.</w:t>
       </w:r>
     </w:p>
     <w:p>
@@ -19247,11 +23523,24 @@
     </w:p>
     <w:p>
       <w:r>
-        <w:t>Answer: a</w:t>
-      </w:r>
-      <w:r>
-        <w:br/>
-        <w:t>Explanation: In carrier sense multiple access, the stations sense the medium whether it is idle or not. This information is sent by the station which is using the medium, using propagation of a signal. The propagation delay in the signal causes the collision.</w:t>
+        <w:t xml:space="preserve">Answer: </w:t>
+      </w:r>
+      <w:proofErr w:type="spellStart"/>
+      <w:r>
+        <w:t>a</w:t>
+      </w:r>
+      <w:proofErr w:type="spellEnd"/>
+      <w:r>
+        <w:br/>
+        <w:t xml:space="preserve">Explanation: In carrier sense multiple access, the stations sense the medium whether it is idle or not. This information is sent by the </w:t>
+      </w:r>
+      <w:proofErr w:type="gramStart"/>
+      <w:r>
+        <w:t>station</w:t>
+      </w:r>
+      <w:proofErr w:type="gramEnd"/>
+      <w:r>
+        <w:t xml:space="preserve"> which is using the medium, using propagation of a signal. The propagation delay in the signal causes the collision.</w:t>
       </w:r>
     </w:p>
     <w:p>
@@ -19286,8 +23575,13 @@
     </w:p>
     <w:p>
       <w:r>
-        <w:t>Answer: a</w:t>
-      </w:r>
+        <w:t xml:space="preserve">Answer: </w:t>
+      </w:r>
+      <w:proofErr w:type="spellStart"/>
+      <w:r>
+        <w:t>a</w:t>
+      </w:r>
+      <w:proofErr w:type="spellEnd"/>
       <w:r>
         <w:br/>
         <w:t>Explanation: In slotted aloha, the time is divided into time slots, that are of T(frame) length. The stations are instructed to send the frames at the starting of the time slot. Still there is a chance for collision, if 2 frames are started at the same it. This is why vulnerable time is equal to the time taken by a frame to be sent to the destination.</w:t>
@@ -19402,11 +23696,24 @@
     </w:p>
     <w:p>
       <w:r>
-        <w:t>Answer: a</w:t>
-      </w:r>
-      <w:r>
-        <w:br/>
-        <w:t>Explanation: Time division multiple access allocates the time slots for station to use the channel. These time slots are synchronized by preamble bits, which acts as guard time between two time slots.</w:t>
+        <w:t xml:space="preserve">Answer: </w:t>
+      </w:r>
+      <w:proofErr w:type="spellStart"/>
+      <w:r>
+        <w:t>a</w:t>
+      </w:r>
+      <w:proofErr w:type="spellEnd"/>
+      <w:r>
+        <w:br/>
+        <w:t xml:space="preserve">Explanation: Time division multiple access allocates the time slots for station to use the channel. These time slots are synchronized by preamble bits, which </w:t>
+      </w:r>
+      <w:proofErr w:type="gramStart"/>
+      <w:r>
+        <w:t>acts</w:t>
+      </w:r>
+      <w:proofErr w:type="gramEnd"/>
+      <w:r>
+        <w:t xml:space="preserve"> as guard time between two time slots.</w:t>
       </w:r>
     </w:p>
     <w:p>
@@ -19429,7 +23736,23 @@
           <w:b/>
           <w:bCs/>
         </w:rPr>
-        <w:t>1. Which of the following is not a name for MAC(Media Access Control) in data link layer?</w:t>
+        <w:t xml:space="preserve">1. Which of the following is not a name for </w:t>
+      </w:r>
+      <w:proofErr w:type="gramStart"/>
+      <w:r>
+        <w:rPr>
+          <w:b/>
+          <w:bCs/>
+        </w:rPr>
+        <w:t>MAC(</w:t>
+      </w:r>
+      <w:proofErr w:type="gramEnd"/>
+      <w:r>
+        <w:rPr>
+          <w:b/>
+          <w:bCs/>
+        </w:rPr>
+        <w:t>Media Access Control) in data link layer?</w:t>
       </w:r>
       <w:r>
         <w:rPr>
@@ -19463,7 +23786,39 @@
       </w:r>
       <w:r>
         <w:br/>
-        <w:t>Explanation: MAC(media access control)address will be assigned to NIC(Network Interface Controller). These addresses are assigned by the manufacture of those particular devices and are unique. Logical address is the IP address of the network.</w:t>
+        <w:t xml:space="preserve">Explanation: </w:t>
+      </w:r>
+      <w:proofErr w:type="gramStart"/>
+      <w:r>
+        <w:t>MAC(</w:t>
+      </w:r>
+      <w:proofErr w:type="gramEnd"/>
+      <w:r>
+        <w:t xml:space="preserve">media access </w:t>
+      </w:r>
+      <w:proofErr w:type="gramStart"/>
+      <w:r>
+        <w:t>control)address</w:t>
+      </w:r>
+      <w:proofErr w:type="gramEnd"/>
+      <w:r>
+        <w:t xml:space="preserve"> will be assigned to </w:t>
+      </w:r>
+      <w:proofErr w:type="gramStart"/>
+      <w:r>
+        <w:t>NIC(</w:t>
+      </w:r>
+      <w:proofErr w:type="gramEnd"/>
+      <w:r>
+        <w:t xml:space="preserve">Network Interface Controller). These addresses are assigned by the manufacture of those </w:t>
+      </w:r>
+      <w:proofErr w:type="gramStart"/>
+      <w:r>
+        <w:t>particular devices</w:t>
+      </w:r>
+      <w:proofErr w:type="gramEnd"/>
+      <w:r>
+        <w:t xml:space="preserve"> and are unique. Logical address is the IP address of the network.</w:t>
       </w:r>
     </w:p>
     <w:p>
@@ -19517,7 +23872,15 @@
       </w:r>
       <w:r>
         <w:br/>
-        <w:t>Explanation: MAC address is a 48 bit with 6 octets and can be represented as EUI-48. As MAC address is a 48 bit space, 248 MAC addresses are possible. Non-Ethernet applications can have EUI-64 address.</w:t>
+        <w:t xml:space="preserve">Explanation: MAC address is a 48 bit with 6 octets and can be represented as EUI-48. As MAC address is a </w:t>
+      </w:r>
+      <w:proofErr w:type="gramStart"/>
+      <w:r>
+        <w:t>48 bit</w:t>
+      </w:r>
+      <w:proofErr w:type="gramEnd"/>
+      <w:r>
+        <w:t xml:space="preserve"> space, 248 MAC addresses are possible. Non-Ethernet applications can have EUI-64 address.</w:t>
       </w:r>
     </w:p>
     <w:p>
@@ -19562,7 +23925,15 @@
       </w:r>
       <w:r>
         <w:br/>
-        <w:t>d) Dollar($)</w:t>
+        <w:t xml:space="preserve">d) </w:t>
+      </w:r>
+      <w:proofErr w:type="gramStart"/>
+      <w:r>
+        <w:t>Dollar(</w:t>
+      </w:r>
+      <w:proofErr w:type="gramEnd"/>
+      <w:r>
+        <w:t>$)</w:t>
       </w:r>
     </w:p>
     <w:p>
@@ -19571,7 +23942,23 @@
       </w:r>
       <w:r>
         <w:br/>
-        <w:t>Explanation: These separators are chosen by manufacturer, who manufactures the device. Hyphen is used by MICROSOFT, period(.) is used by CISCO, colon(:) is used by LINUX. Dollar is not used as a separator.</w:t>
+        <w:t xml:space="preserve">Explanation: These separators are chosen by manufacturer, who manufactures the device. Hyphen is used by MICROSOFT, period(.) is used by CISCO, </w:t>
+      </w:r>
+      <w:proofErr w:type="gramStart"/>
+      <w:r>
+        <w:t>colon(</w:t>
+      </w:r>
+      <w:proofErr w:type="gramEnd"/>
+      <w:r>
+        <w:t xml:space="preserve">:) is used by LINUX. </w:t>
+      </w:r>
+      <w:proofErr w:type="gramStart"/>
+      <w:r>
+        <w:t>Dollar is</w:t>
+      </w:r>
+      <w:proofErr w:type="gramEnd"/>
+      <w:r>
+        <w:t xml:space="preserve"> not used as a separator.</w:t>
       </w:r>
     </w:p>
     <w:p>
@@ -19625,7 +24012,31 @@
       </w:r>
       <w:r>
         <w:br/>
-        <w:t>Explanation: IP address is represented in decimals (10.10.25.44), whereas, MAC address is represented in hexadecimal(60-30-74-00-ED-FC). The MAC address has total of 6 octets and each octet has 8 bits that is 2 hexadecimal numbers(48bits).</w:t>
+        <w:t xml:space="preserve">Explanation: IP address is represented in decimals (10.10.25.44), </w:t>
+      </w:r>
+      <w:proofErr w:type="gramStart"/>
+      <w:r>
+        <w:t>whereas,</w:t>
+      </w:r>
+      <w:proofErr w:type="gramEnd"/>
+      <w:r>
+        <w:t xml:space="preserve"> MAC address is represented in hexadecimal(60-30-74-00-ED-FC). The MAC address has total of 6 </w:t>
+      </w:r>
+      <w:proofErr w:type="gramStart"/>
+      <w:r>
+        <w:t>octets</w:t>
+      </w:r>
+      <w:proofErr w:type="gramEnd"/>
+      <w:r>
+        <w:t xml:space="preserve"> and each octet has 8 </w:t>
+      </w:r>
+      <w:proofErr w:type="gramStart"/>
+      <w:r>
+        <w:t>bits</w:t>
+      </w:r>
+      <w:proofErr w:type="gramEnd"/>
+      <w:r>
+        <w:t xml:space="preserve"> that is 2 hexadecimal numbers(48bits).</w:t>
       </w:r>
     </w:p>
     <w:p>
@@ -19683,7 +24094,23 @@
       </w:r>
       <w:r>
         <w:lastRenderedPageBreak/>
-        <w:t>provides security, even if hacker hijacks the IP address. Because, the hacker will not be allowed into network without approved MAC address.</w:t>
+        <w:t xml:space="preserve">provides security, even if </w:t>
+      </w:r>
+      <w:proofErr w:type="gramStart"/>
+      <w:r>
+        <w:t>hacker hijacks</w:t>
+      </w:r>
+      <w:proofErr w:type="gramEnd"/>
+      <w:r>
+        <w:t xml:space="preserve"> the IP address. </w:t>
+      </w:r>
+      <w:proofErr w:type="gramStart"/>
+      <w:r>
+        <w:t>Because,</w:t>
+      </w:r>
+      <w:proofErr w:type="gramEnd"/>
+      <w:r>
+        <w:t xml:space="preserve"> the hacker will not be allowed into network without approved MAC address.</w:t>
       </w:r>
     </w:p>
     <w:p>
@@ -19737,7 +24164,47 @@
       </w:r>
       <w:r>
         <w:br/>
-        <w:t>Explanation: MAC address can be UNICAST, MULTICAST or BROADCAST. If LSB(least significant bit) is zero(0) of first octet of the MAC address, then it is uni-cast. LSB is one(1) for multicast and one(1) in all bits of the address is broadcast.</w:t>
+        <w:t xml:space="preserve">Explanation: MAC address can be UNICAST, MULTICAST or BROADCAST. If </w:t>
+      </w:r>
+      <w:proofErr w:type="gramStart"/>
+      <w:r>
+        <w:t>LSB(</w:t>
+      </w:r>
+      <w:proofErr w:type="gramEnd"/>
+      <w:r>
+        <w:t xml:space="preserve">least significant bit) is </w:t>
+      </w:r>
+      <w:proofErr w:type="gramStart"/>
+      <w:r>
+        <w:t>zero(</w:t>
+      </w:r>
+      <w:proofErr w:type="gramEnd"/>
+      <w:r>
+        <w:t xml:space="preserve">0) of first octet of the MAC address, then it is </w:t>
+      </w:r>
+      <w:proofErr w:type="spellStart"/>
+      <w:r>
+        <w:t>uni</w:t>
+      </w:r>
+      <w:proofErr w:type="spellEnd"/>
+      <w:r>
+        <w:t xml:space="preserve">-cast. LSB is </w:t>
+      </w:r>
+      <w:proofErr w:type="gramStart"/>
+      <w:r>
+        <w:t>one(</w:t>
+      </w:r>
+      <w:proofErr w:type="gramEnd"/>
+      <w:r>
+        <w:t xml:space="preserve">1) for multicast and </w:t>
+      </w:r>
+      <w:proofErr w:type="gramStart"/>
+      <w:r>
+        <w:t>one(</w:t>
+      </w:r>
+      <w:proofErr w:type="gramEnd"/>
+      <w:r>
+        <w:t>1) in all bits of the address is broadcast.</w:t>
       </w:r>
     </w:p>
     <w:p>
@@ -19791,7 +24258,23 @@
       </w:r>
       <w:r>
         <w:br/>
-        <w:t>Explanation: MAC addresses are used by the switch in the data link layer, whereas IP addresses are used by the router in network layer. IP address will change depending upon network in which the device is present but, MAC address is constant.</w:t>
+        <w:t xml:space="preserve">Explanation: MAC addresses are used by the switch in the data link layer, whereas IP addresses are used by the router in network layer. IP </w:t>
+      </w:r>
+      <w:proofErr w:type="gramStart"/>
+      <w:r>
+        <w:t>address</w:t>
+      </w:r>
+      <w:proofErr w:type="gramEnd"/>
+      <w:r>
+        <w:t xml:space="preserve"> will change depending upon network in which the device is present but, MAC </w:t>
+      </w:r>
+      <w:proofErr w:type="gramStart"/>
+      <w:r>
+        <w:t>address is</w:t>
+      </w:r>
+      <w:proofErr w:type="gramEnd"/>
+      <w:r>
+        <w:t xml:space="preserve"> constant.</w:t>
       </w:r>
     </w:p>
     <w:p>
@@ -19845,7 +24328,23 @@
       </w:r>
       <w:r>
         <w:br/>
-        <w:t>Explanation: NIC(network interface card) knows only about MAC address which is embedded in it. It doesn’t know about IP address and it is the only hardware in the device which is aware of network communication.</w:t>
+        <w:t xml:space="preserve">Explanation: </w:t>
+      </w:r>
+      <w:proofErr w:type="gramStart"/>
+      <w:r>
+        <w:t>NIC(</w:t>
+      </w:r>
+      <w:proofErr w:type="gramEnd"/>
+      <w:r>
+        <w:t xml:space="preserve">network interface card) knows only about MAC address which is embedded in it. It doesn’t know about IP </w:t>
+      </w:r>
+      <w:proofErr w:type="gramStart"/>
+      <w:r>
+        <w:t>address</w:t>
+      </w:r>
+      <w:proofErr w:type="gramEnd"/>
+      <w:r>
+        <w:t xml:space="preserve"> and it is the only hardware in the device which is aware of network communication.</w:t>
       </w:r>
     </w:p>
     <w:p>
@@ -19868,7 +24367,23 @@
           <w:b/>
           <w:bCs/>
         </w:rPr>
-        <w:t>9. How many octets are dedicated to OUI(Organizationally unique identifier) in in 48 MAC address space?</w:t>
+        <w:t xml:space="preserve">9. How many octets are dedicated to </w:t>
+      </w:r>
+      <w:proofErr w:type="gramStart"/>
+      <w:r>
+        <w:rPr>
+          <w:b/>
+          <w:bCs/>
+        </w:rPr>
+        <w:t>OUI(</w:t>
+      </w:r>
+      <w:proofErr w:type="gramEnd"/>
+      <w:r>
+        <w:rPr>
+          <w:b/>
+          <w:bCs/>
+        </w:rPr>
+        <w:t>Organizationally unique identifier) in in 48 MAC address space?</w:t>
       </w:r>
       <w:r>
         <w:rPr>
@@ -19899,7 +24414,15 @@
       </w:r>
       <w:r>
         <w:br/>
-        <w:t>Explanation: OUI is the address that is universally administered and identifies the the device uniquely. Out of six octets, three octets are used to identify the OUI, that to which organization it belongs.</w:t>
+        <w:t xml:space="preserve">Explanation: OUI is the address that is universally administered and identifies the </w:t>
+      </w:r>
+      <w:proofErr w:type="spellStart"/>
+      <w:r>
+        <w:t>the</w:t>
+      </w:r>
+      <w:proofErr w:type="spellEnd"/>
+      <w:r>
+        <w:t xml:space="preserve"> device uniquely. Out of six octets, three octets are used to identify the OUI, that to which organization it belongs.</w:t>
       </w:r>
     </w:p>
     <w:p>
@@ -19939,7 +24462,15 @@
       </w:r>
       <w:r>
         <w:br/>
-        <w:t>Explanation: A network node can have number of MAC addresses based on the number of interfaces. Network node has unique MAC address for each interface(NIC). But it is possible for two NICs to share MAC address, which are connected to different networks.</w:t>
+        <w:t xml:space="preserve">Explanation: A network node can have number of MAC addresses based on the number of interfaces. Network node has unique MAC address for each </w:t>
+      </w:r>
+      <w:proofErr w:type="gramStart"/>
+      <w:r>
+        <w:t>interface(</w:t>
+      </w:r>
+      <w:proofErr w:type="gramEnd"/>
+      <w:r>
+        <w:t>NIC). But it is possible for two NICs to share MAC address, which are connected to different networks.</w:t>
       </w:r>
     </w:p>
     <w:p>
@@ -19976,11 +24507,24 @@
     </w:p>
     <w:p>
       <w:r>
-        <w:t>Answer: a</w:t>
-      </w:r>
-      <w:r>
-        <w:br/>
-        <w:t>Explanation: The Ethernet frame has a header that contains the source and destination MAC address. Each MAC address is of 48 bits.</w:t>
+        <w:t xml:space="preserve">Answer: </w:t>
+      </w:r>
+      <w:proofErr w:type="spellStart"/>
+      <w:r>
+        <w:t>a</w:t>
+      </w:r>
+      <w:proofErr w:type="spellEnd"/>
+      <w:r>
+        <w:br/>
+        <w:t xml:space="preserve">Explanation: The Ethernet frame has a header that contains the source and destination MAC address. Each MAC address </w:t>
+      </w:r>
+      <w:proofErr w:type="gramStart"/>
+      <w:r>
+        <w:t>is of</w:t>
+      </w:r>
+      <w:proofErr w:type="gramEnd"/>
+      <w:r>
+        <w:t xml:space="preserve"> 48 bits.</w:t>
       </w:r>
     </w:p>
     <w:p>
@@ -19996,7 +24540,23 @@
           <w:b/>
           <w:bCs/>
         </w:rPr>
-        <w:t>2. What is start frame delimeter (SFD) in ethernet frame?</w:t>
+        <w:t xml:space="preserve">2. What is start frame </w:t>
+      </w:r>
+      <w:proofErr w:type="spellStart"/>
+      <w:r>
+        <w:rPr>
+          <w:b/>
+          <w:bCs/>
+        </w:rPr>
+        <w:t>delimeter</w:t>
+      </w:r>
+      <w:proofErr w:type="spellEnd"/>
+      <w:r>
+        <w:rPr>
+          <w:b/>
+          <w:bCs/>
+        </w:rPr>
+        <w:t xml:space="preserve"> (SFD) in ethernet frame?</w:t>
       </w:r>
       <w:r>
         <w:rPr>
@@ -20027,7 +24587,15 @@
       </w:r>
       <w:r>
         <w:br/>
-        <w:t>Explanation: The start frame delimiter is a 1 byte field in the Ethernet frame that indicates that the preceding bits are the start of the frame. It is always set to 10101011.</w:t>
+        <w:t xml:space="preserve">Explanation: The start frame delimiter is a </w:t>
+      </w:r>
+      <w:proofErr w:type="gramStart"/>
+      <w:r>
+        <w:t>1 byte</w:t>
+      </w:r>
+      <w:proofErr w:type="gramEnd"/>
+      <w:r>
+        <w:t xml:space="preserve"> field in the Ethernet frame that indicates that the preceding bits are the start of the frame. It is always set to 10101011.</w:t>
       </w:r>
     </w:p>
     <w:p>
@@ -20074,7 +24642,23 @@
       </w:r>
       <w:r>
         <w:br/>
-        <w:t>Explanation: MAC address is like a local address for the NIC that is used to make a local Ethernet (or wifi) network function. It is of 48 bits.</w:t>
+        <w:t xml:space="preserve">Explanation: MAC address is like a local address for the NIC that is used to make a local Ethernet (or </w:t>
+      </w:r>
+      <w:proofErr w:type="spellStart"/>
+      <w:r>
+        <w:t>wifi</w:t>
+      </w:r>
+      <w:proofErr w:type="spellEnd"/>
+      <w:r>
+        <w:t xml:space="preserve">) network function. It </w:t>
+      </w:r>
+      <w:proofErr w:type="gramStart"/>
+      <w:r>
+        <w:t>is of</w:t>
+      </w:r>
+      <w:proofErr w:type="gramEnd"/>
+      <w:r>
+        <w:t xml:space="preserve"> 48 bits.</w:t>
       </w:r>
     </w:p>
     <w:p>
@@ -20090,7 +24674,23 @@
           <w:b/>
           <w:bCs/>
         </w:rPr>
-        <w:t>4. What is autonegotiation?</w:t>
+        <w:t xml:space="preserve">4. What is </w:t>
+      </w:r>
+      <w:proofErr w:type="spellStart"/>
+      <w:r>
+        <w:rPr>
+          <w:b/>
+          <w:bCs/>
+        </w:rPr>
+        <w:t>autonegotiation</w:t>
+      </w:r>
+      <w:proofErr w:type="spellEnd"/>
+      <w:r>
+        <w:rPr>
+          <w:b/>
+          <w:bCs/>
+        </w:rPr>
+        <w:t>?</w:t>
       </w:r>
       <w:r>
         <w:rPr>
@@ -20117,11 +24717,24 @@
     </w:p>
     <w:p>
       <w:r>
-        <w:t>Answer: a</w:t>
-      </w:r>
-      <w:r>
-        <w:br/>
-        <w:t>Explanation: autonegotiation is a procedure by which two connected devices choose common transmission parameters. It is a signaling mechanism used in Ethernet over Twisted pair cables.</w:t>
+        <w:t xml:space="preserve">Answer: </w:t>
+      </w:r>
+      <w:proofErr w:type="spellStart"/>
+      <w:r>
+        <w:t>a</w:t>
+      </w:r>
+      <w:proofErr w:type="spellEnd"/>
+      <w:r>
+        <w:br/>
+        <w:t xml:space="preserve">Explanation: </w:t>
+      </w:r>
+      <w:proofErr w:type="spellStart"/>
+      <w:r>
+        <w:t>autonegotiation</w:t>
+      </w:r>
+      <w:proofErr w:type="spellEnd"/>
+      <w:r>
+        <w:t xml:space="preserve"> is a procedure by which two connected devices choose common transmission parameters. It is a signaling mechanism used in Ethernet over Twisted pair cables.</w:t>
       </w:r>
     </w:p>
     <w:p>
@@ -20154,7 +24767,15 @@
       </w:r>
       <w:r>
         <w:br/>
-        <w:t>d) all of the mentioned</w:t>
+        <w:t xml:space="preserve">d) </w:t>
+      </w:r>
+      <w:proofErr w:type="gramStart"/>
+      <w:r>
+        <w:t>all of</w:t>
+      </w:r>
+      <w:proofErr w:type="gramEnd"/>
+      <w:r>
+        <w:t xml:space="preserve"> the mentioned</w:t>
       </w:r>
       <w:r>
         <w:br/>
@@ -20196,7 +24817,23 @@
       </w:r>
       <w:r>
         <w:br/>
-        <w:t>b) encapsulating ehternet framse inside PPP frames</w:t>
+        <w:t xml:space="preserve">b) encapsulating </w:t>
+      </w:r>
+      <w:proofErr w:type="spellStart"/>
+      <w:r>
+        <w:t>ehternet</w:t>
+      </w:r>
+      <w:proofErr w:type="spellEnd"/>
+      <w:r>
+        <w:t xml:space="preserve"> </w:t>
+      </w:r>
+      <w:proofErr w:type="spellStart"/>
+      <w:r>
+        <w:t>framse</w:t>
+      </w:r>
+      <w:proofErr w:type="spellEnd"/>
+      <w:r>
+        <w:t xml:space="preserve"> inside PPP frames</w:t>
       </w:r>
       <w:r>
         <w:br/>
@@ -20209,11 +24846,24 @@
     </w:p>
     <w:p>
       <w:r>
-        <w:t>Answer: a</w:t>
-      </w:r>
-      <w:r>
-        <w:br/>
-        <w:t>Explanation: PPoE or Point-to-Point protocol over Ethernet was first introduced in 1999. It is popularly used by modern day Internet Service Providers for Dial-up connectivity.</w:t>
+        <w:t xml:space="preserve">Answer: </w:t>
+      </w:r>
+      <w:proofErr w:type="spellStart"/>
+      <w:r>
+        <w:t>a</w:t>
+      </w:r>
+      <w:proofErr w:type="spellEnd"/>
+      <w:r>
+        <w:br/>
+        <w:t xml:space="preserve">Explanation: </w:t>
+      </w:r>
+      <w:proofErr w:type="spellStart"/>
+      <w:r>
+        <w:t>PPoE</w:t>
+      </w:r>
+      <w:proofErr w:type="spellEnd"/>
+      <w:r>
+        <w:t xml:space="preserve"> or Point-to-Point protocol over Ethernet was first introduced in 1999. It is popularly used by modern day Internet Service Providers for Dial-up connectivity.</w:t>
       </w:r>
     </w:p>
     <w:p>
@@ -20260,7 +24910,15 @@
       </w:r>
       <w:r>
         <w:br/>
-        <w:t>Explanation: Fast Ethernet is mostly used in networks along with Category 5 (Cat-5) copper twisted-pair cable, but it also works with fiber-optic cable. Based on the cable being used, There can be three types of Fast Ethernet.</w:t>
+        <w:t xml:space="preserve">Explanation: Fast Ethernet is mostly used in networks along with Category 5 (Cat-5) copper twisted-pair cable, but it also works with fiber-optic cable. Based on the cable being used, </w:t>
+      </w:r>
+      <w:proofErr w:type="gramStart"/>
+      <w:r>
+        <w:t>There</w:t>
+      </w:r>
+      <w:proofErr w:type="gramEnd"/>
+      <w:r>
+        <w:t xml:space="preserve"> can be three types of Fast Ethernet.</w:t>
       </w:r>
     </w:p>
     <w:p>
@@ -20301,7 +24959,23 @@
       </w:r>
       <w:r>
         <w:br/>
-        <w:t>Explanation: The minimum size of the payload field is 40 bytes and the maximum size is 1500 bytes. If the payload size exceeds 1500 bytes, the frame is called a jumbo frame.</w:t>
+        <w:t xml:space="preserve">Explanation: The minimum size of the payload field is 40 </w:t>
+      </w:r>
+      <w:proofErr w:type="gramStart"/>
+      <w:r>
+        <w:t>bytes</w:t>
+      </w:r>
+      <w:proofErr w:type="gramEnd"/>
+      <w:r>
+        <w:t xml:space="preserve"> and the maximum size is 1500 bytes. If the </w:t>
+      </w:r>
+      <w:proofErr w:type="gramStart"/>
+      <w:r>
+        <w:t>payload size</w:t>
+      </w:r>
+      <w:proofErr w:type="gramEnd"/>
+      <w:r>
+        <w:t xml:space="preserve"> exceeds 1500 bytes, the frame is called a jumbo frame.</w:t>
       </w:r>
     </w:p>
     <w:p>
@@ -20345,8 +25019,13 @@
     <w:p>
       <w:r>
         <w:lastRenderedPageBreak/>
-        <w:t>Answer: a</w:t>
-      </w:r>
+        <w:t xml:space="preserve">Answer: </w:t>
+      </w:r>
+      <w:proofErr w:type="spellStart"/>
+      <w:r>
+        <w:t>a</w:t>
+      </w:r>
+      <w:proofErr w:type="spellEnd"/>
       <w:r>
         <w:br/>
         <w:t>Explanation: The inter-frame gap is the idle time for the receiver between the incoming frame flow. The inter-frame gap must be as low as possible for idle connections.</w:t>
@@ -21007,6 +25686,7 @@
   <w:style w:type="character" w:default="1" w:styleId="DefaultParagraphFont">
     <w:name w:val="Default Paragraph Font"/>
     <w:uiPriority w:val="1"/>
+    <w:semiHidden/>
     <w:unhideWhenUsed/>
   </w:style>
   <w:style w:type="table" w:default="1" w:styleId="TableNormal">
